--- a/Fase 2/Evidencias Grupales/2.6_GuiaEstudiante_Fase 2_Informe Final Proyecto APT.docx
+++ b/Fase 2/Evidencias Grupales/2.6_GuiaEstudiante_Fase 2_Informe Final Proyecto APT.docx
@@ -1,6 +1,6 @@
 
 <file path=word/document.xml><?xml version="1.0" encoding="utf-8"?>
-<w:document xmlns:wpc="http://schemas.microsoft.com/office/word/2010/wordprocessingCanvas" xmlns:cx="http://schemas.microsoft.com/office/drawing/2014/chartex" xmlns:mc="http://schemas.openxmlformats.org/markup-compatibility/2006" xmlns:o="urn:schemas-microsoft-com:office:office" xmlns:r="http://schemas.openxmlformats.org/officeDocument/2006/relationships" xmlns:m="http://schemas.openxmlformats.org/officeDocument/2006/math" xmlns:v="urn:schemas-microsoft-com:vml" xmlns:wp14="http://schemas.microsoft.com/office/word/2010/wordprocessingDrawing" xmlns:wp="http://schemas.openxmlformats.org/drawingml/2006/wordprocessingDrawing" xmlns:w10="urn:schemas-microsoft-com:office:word" xmlns:w="http://schemas.openxmlformats.org/wordprocessingml/2006/main" xmlns:w14="http://schemas.microsoft.com/office/word/2010/wordml" xmlns:w15="http://schemas.microsoft.com/office/word/2012/wordml" xmlns:w16se="http://schemas.microsoft.com/office/word/2015/wordml/symex" xmlns:wpg="http://schemas.microsoft.com/office/word/2010/wordprocessingGroup" xmlns:wpi="http://schemas.microsoft.com/office/word/2010/wordprocessingInk" xmlns:wne="http://schemas.microsoft.com/office/word/2006/wordml" xmlns:wps="http://schemas.microsoft.com/office/word/2010/wordprocessingShape" mc:Ignorable="w14 w15 w16se wp14">
+<w:document xmlns:wpc="http://schemas.microsoft.com/office/word/2010/wordprocessingCanvas" xmlns:cx="http://schemas.microsoft.com/office/drawing/2014/chartex" xmlns:cx1="http://schemas.microsoft.com/office/drawing/2015/9/8/chartex" xmlns:cx2="http://schemas.microsoft.com/office/drawing/2015/10/21/chartex" xmlns:cx3="http://schemas.microsoft.com/office/drawing/2016/5/9/chartex" xmlns:cx4="http://schemas.microsoft.com/office/drawing/2016/5/10/chartex" xmlns:cx5="http://schemas.microsoft.com/office/drawing/2016/5/11/chartex" xmlns:cx6="http://schemas.microsoft.com/office/drawing/2016/5/12/chartex" xmlns:cx7="http://schemas.microsoft.com/office/drawing/2016/5/13/chartex" xmlns:cx8="http://schemas.microsoft.com/office/drawing/2016/5/14/chartex" xmlns:mc="http://schemas.openxmlformats.org/markup-compatibility/2006" xmlns:aink="http://schemas.microsoft.com/office/drawing/2016/ink" xmlns:am3d="http://schemas.microsoft.com/office/drawing/2017/model3d" xmlns:o="urn:schemas-microsoft-com:office:office" xmlns:oel="http://schemas.microsoft.com/office/2019/extlst" xmlns:r="http://schemas.openxmlformats.org/officeDocument/2006/relationships" xmlns:m="http://schemas.openxmlformats.org/officeDocument/2006/math" xmlns:v="urn:schemas-microsoft-com:vml" xmlns:wp14="http://schemas.microsoft.com/office/word/2010/wordprocessingDrawing" xmlns:wp="http://schemas.openxmlformats.org/drawingml/2006/wordprocessingDrawing" xmlns:w10="urn:schemas-microsoft-com:office:word" xmlns:w="http://schemas.openxmlformats.org/wordprocessingml/2006/main" xmlns:w14="http://schemas.microsoft.com/office/word/2010/wordml" xmlns:w15="http://schemas.microsoft.com/office/word/2012/wordml" xmlns:w16cex="http://schemas.microsoft.com/office/word/2018/wordml/cex" xmlns:w16cid="http://schemas.microsoft.com/office/word/2016/wordml/cid" xmlns:w16="http://schemas.microsoft.com/office/word/2018/wordml" xmlns:w16du="http://schemas.microsoft.com/office/word/2023/wordml/word16du" xmlns:w16sdtdh="http://schemas.microsoft.com/office/word/2020/wordml/sdtdatahash" xmlns:w16sdtfl="http://schemas.microsoft.com/office/word/2024/wordml/sdtformatlock" xmlns:w16se="http://schemas.microsoft.com/office/word/2015/wordml/symex" xmlns:wpg="http://schemas.microsoft.com/office/word/2010/wordprocessingGroup" xmlns:wpi="http://schemas.microsoft.com/office/word/2010/wordprocessingInk" xmlns:wne="http://schemas.microsoft.com/office/word/2006/wordml" xmlns:wps="http://schemas.microsoft.com/office/word/2010/wordprocessingShape" mc:Ignorable="w14 w15 w16se w16cid w16 w16cex w16sdtdh w16sdtfl w16du wp14">
   <w:body>
     <w:p>
       <w:r>
@@ -165,6 +165,7 @@
                                 </w:rPr>
                                 <w:t xml:space="preserve">Asignatura </w:t>
                               </w:r>
+                              <w:proofErr w:type="spellStart"/>
                               <w:r>
                                 <w:rPr>
                                   <w:b/>
@@ -174,8 +175,7 @@
                                 </w:rPr>
                                 <w:t>Capstone</w:t>
                               </w:r>
-                              <w:bookmarkStart w:id="0" w:name="_GoBack"/>
-                              <w:bookmarkEnd w:id="0"/>
+                              <w:proofErr w:type="spellEnd"/>
                             </w:p>
                           </w:txbxContent>
                         </wps:txbx>
@@ -240,7 +240,7 @@
           </mc:Choice>
           <mc:Fallback>
             <w:pict>
-              <v:group w14:anchorId="7466F1C2" id="Grupo 53" o:spid="_x0000_s1026" style="position:absolute;margin-left:-24.7pt;margin-top:3pt;width:491.25pt;height:123pt;z-index:251659264;mso-position-horizontal-relative:margin;mso-width-relative:margin;mso-height-relative:margin" coordsize="59912,15621" o:gfxdata="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">
+              <v:group w14:anchorId="7466F1C2" id="Grupo 53" o:spid="_x0000_s1026" style="position:absolute;margin-left:-24.7pt;margin-top:3pt;width:491.25pt;height:123pt;z-index:251659264;mso-position-horizontal-relative:margin;mso-width-relative:margin;mso-height-relative:margin" coordsize="59912,15621" o:gfxdata="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">
                 <v:shapetype id="_x0000_t202" coordsize="21600,21600" o:spt="202" path="m,l,21600r21600,l21600,xe">
                   <v:stroke joinstyle="miter"/>
                   <v:path gradientshapeok="t" o:connecttype="rect"/>
@@ -352,6 +352,7 @@
                           </w:rPr>
                           <w:t xml:space="preserve">Asignatura </w:t>
                         </w:r>
+                        <w:proofErr w:type="spellStart"/>
                         <w:r>
                           <w:rPr>
                             <w:b/>
@@ -361,8 +362,7 @@
                           </w:rPr>
                           <w:t>Capstone</w:t>
                         </w:r>
-                        <w:bookmarkStart w:id="1" w:name="_GoBack"/>
-                        <w:bookmarkEnd w:id="1"/>
+                        <w:proofErr w:type="spellEnd"/>
                       </w:p>
                     </w:txbxContent>
                   </v:textbox>
@@ -711,13 +711,15 @@
             <w:r>
               <w:rPr>
                 <w:rFonts w:ascii="Calibri" w:hAnsi="Calibri" w:cs="Arial"/>
+                <w:b/>
+                <w:bCs/>
                 <w:i/>
                 <w:color w:val="548DD4"/>
                 <w:sz w:val="20"/>
                 <w:szCs w:val="20"/>
                 <w:lang w:eastAsia="es-CL"/>
               </w:rPr>
-              <w:t>Escribe el nombre de tu Proyecto APT.</w:t>
+              <w:t>A2D SM — Sistema de trazabilidad para planta procesadora de fruta</w:t>
             </w:r>
           </w:p>
         </w:tc>
@@ -767,29 +769,7 @@
                 <w:szCs w:val="20"/>
                 <w:lang w:eastAsia="es-CL"/>
               </w:rPr>
-              <w:t xml:space="preserve">Menciona la(s) área(s) de desempeño de tu Plan de Estudio que </w:t>
-            </w:r>
-            <w:r>
-              <w:rPr>
-                <w:rFonts w:ascii="Calibri" w:hAnsi="Calibri" w:cs="Arial"/>
-                <w:i/>
-                <w:color w:val="548DD4"/>
-                <w:sz w:val="20"/>
-                <w:szCs w:val="20"/>
-                <w:lang w:eastAsia="es-CL"/>
-              </w:rPr>
-              <w:t xml:space="preserve">abordaron </w:t>
-            </w:r>
-            <w:r>
-              <w:rPr>
-                <w:rFonts w:ascii="Calibri" w:hAnsi="Calibri" w:cs="Arial"/>
-                <w:i/>
-                <w:color w:val="548DD4"/>
-                <w:sz w:val="20"/>
-                <w:szCs w:val="20"/>
-                <w:lang w:eastAsia="es-CL"/>
-              </w:rPr>
-              <w:t>tu Proyecto APT.</w:t>
+              <w:t>Desarrollo de software, análisis y diseño de soluciones, gestión de bases de datos, seguridad de aplicaciones, integración de sistemas, arquitectura de software y despliegue de sistemas con Docker.</w:t>
             </w:r>
           </w:p>
         </w:tc>
@@ -847,8 +827,9 @@
                 <w:szCs w:val="20"/>
                 <w:lang w:eastAsia="es-CL"/>
               </w:rPr>
-              <w:t xml:space="preserve">Menciona las competencias  de tu Plan de Estudio que </w:t>
-            </w:r>
+              <w:t xml:space="preserve">Desarrollo de aplicaciones web, diseño de arquitecturas de software, modelamiento y administración de bases de datos, implementación de seguridad y autenticación (JWT, </w:t>
+            </w:r>
+            <w:proofErr w:type="spellStart"/>
             <w:r>
               <w:rPr>
                 <w:rFonts w:ascii="Calibri" w:hAnsi="Calibri" w:cs="Arial"/>
@@ -858,8 +839,9 @@
                 <w:szCs w:val="20"/>
                 <w:lang w:eastAsia="es-CL"/>
               </w:rPr>
-              <w:t>abordaste e</w:t>
-            </w:r>
+              <w:t>bcrypt</w:t>
+            </w:r>
+            <w:proofErr w:type="spellEnd"/>
             <w:r>
               <w:rPr>
                 <w:rFonts w:ascii="Calibri" w:hAnsi="Calibri" w:cs="Arial"/>
@@ -869,7 +851,7 @@
                 <w:szCs w:val="20"/>
                 <w:lang w:eastAsia="es-CL"/>
               </w:rPr>
-              <w:t>n tu Proyecto APT.</w:t>
+              <w:t>), gestión de requisitos y procesos de negocio, trabajo colaborativo en equipos ágiles y desarrollo bajo metodología Scrum.</w:t>
             </w:r>
           </w:p>
         </w:tc>
@@ -992,420 +974,278 @@
           <w:p>
             <w:pPr>
               <w:pStyle w:val="paragraph"/>
-              <w:numPr>
-                <w:ilvl w:val="0"/>
-                <w:numId w:val="6"/>
-              </w:numPr>
-              <w:spacing w:before="0" w:beforeAutospacing="0" w:after="0" w:afterAutospacing="0"/>
-              <w:ind w:left="301" w:hanging="283"/>
+              <w:spacing w:after="0"/>
               <w:jc w:val="both"/>
               <w:textAlignment w:val="baseline"/>
               <w:rPr>
-                <w:rFonts w:ascii="Segoe UI" w:hAnsi="Segoe UI" w:cs="Segoe UI"/>
-                <w:color w:val="0070C0"/>
-                <w:sz w:val="18"/>
-                <w:szCs w:val="18"/>
-              </w:rPr>
-            </w:pPr>
-            <w:r>
-              <w:rPr>
-                <w:rStyle w:val="normaltextrun"/>
-                <w:rFonts w:ascii="Calibri" w:hAnsi="Calibri" w:cs="Calibri"/>
-                <w:i/>
-                <w:iCs/>
-                <w:color w:val="0070C0"/>
-                <w:sz w:val="18"/>
-                <w:szCs w:val="18"/>
-              </w:rPr>
-              <w:t>Señala qu</w:t>
-            </w:r>
-            <w:r>
-              <w:rPr>
-                <w:rStyle w:val="normaltextrun"/>
-                <w:rFonts w:ascii="Segoe UI" w:hAnsi="Segoe UI" w:cs="Segoe UI"/>
-                <w:i/>
-                <w:iCs/>
-                <w:color w:val="0070C0"/>
-                <w:sz w:val="18"/>
-                <w:szCs w:val="18"/>
-              </w:rPr>
-              <w:t>é</w:t>
-            </w:r>
-            <w:r>
-              <w:rPr>
-                <w:rStyle w:val="normaltextrun"/>
-                <w:rFonts w:ascii="Calibri" w:hAnsi="Calibri" w:cs="Calibri"/>
-                <w:i/>
-                <w:iCs/>
-                <w:color w:val="0070C0"/>
-                <w:sz w:val="18"/>
-                <w:szCs w:val="18"/>
-              </w:rPr>
-              <w:t xml:space="preserve"> problema busc</w:t>
-            </w:r>
-            <w:r>
-              <w:rPr>
-                <w:rStyle w:val="normaltextrun"/>
-                <w:rFonts w:ascii="Calibri" w:hAnsi="Calibri" w:cs="Calibri"/>
-                <w:i/>
-                <w:iCs/>
-                <w:color w:val="0070C0"/>
-                <w:sz w:val="18"/>
-                <w:szCs w:val="18"/>
-              </w:rPr>
-              <w:t>ó</w:t>
-            </w:r>
-            <w:r>
-              <w:rPr>
-                <w:rStyle w:val="normaltextrun"/>
-                <w:rFonts w:ascii="Calibri" w:hAnsi="Calibri" w:cs="Calibri"/>
-                <w:i/>
-                <w:iCs/>
-                <w:color w:val="0070C0"/>
-                <w:sz w:val="18"/>
-                <w:szCs w:val="18"/>
-              </w:rPr>
-              <w:t xml:space="preserve"> solucionar tu proyecto</w:t>
-            </w:r>
-            <w:r>
-              <w:rPr>
-                <w:rStyle w:val="normaltextrun"/>
-                <w:rFonts w:ascii="Calibri" w:hAnsi="Calibri" w:cs="Calibri"/>
-                <w:i/>
-                <w:iCs/>
-                <w:color w:val="0070C0"/>
-                <w:sz w:val="18"/>
-                <w:szCs w:val="18"/>
-              </w:rPr>
-              <w:t xml:space="preserve"> y</w:t>
-            </w:r>
-            <w:r>
-              <w:rPr>
-                <w:rStyle w:val="normaltextrun"/>
-                <w:rFonts w:ascii="Calibri" w:hAnsi="Calibri" w:cs="Calibri"/>
-                <w:i/>
-                <w:iCs/>
-                <w:color w:val="0070C0"/>
-                <w:sz w:val="18"/>
-                <w:szCs w:val="18"/>
-              </w:rPr>
-              <w:t xml:space="preserve"> </w:t>
-            </w:r>
-            <w:r>
-              <w:rPr>
-                <w:rStyle w:val="normaltextrun"/>
-                <w:rFonts w:ascii="Calibri" w:hAnsi="Calibri" w:cs="Calibri"/>
-                <w:i/>
-                <w:iCs/>
-                <w:color w:val="0070C0"/>
-                <w:sz w:val="18"/>
-                <w:szCs w:val="18"/>
-              </w:rPr>
-              <w:t>su</w:t>
-            </w:r>
-            <w:r>
-              <w:rPr>
-                <w:rStyle w:val="normaltextrun"/>
-                <w:rFonts w:ascii="Calibri" w:hAnsi="Calibri" w:cs="Calibri"/>
-                <w:i/>
-                <w:iCs/>
-                <w:color w:val="0070C0"/>
-                <w:sz w:val="18"/>
-                <w:szCs w:val="18"/>
-              </w:rPr>
-              <w:t xml:space="preserve"> relevancia para e</w:t>
-            </w:r>
-            <w:r>
-              <w:rPr>
-                <w:rStyle w:val="normaltextrun"/>
-                <w:rFonts w:ascii="Calibri" w:hAnsi="Calibri" w:cs="Calibri"/>
-                <w:i/>
-                <w:iCs/>
-                <w:color w:val="0070C0"/>
-                <w:sz w:val="18"/>
-                <w:szCs w:val="18"/>
-              </w:rPr>
-              <w:t>l</w:t>
-            </w:r>
-            <w:r>
-              <w:rPr>
-                <w:rStyle w:val="normaltextrun"/>
-                <w:rFonts w:ascii="Calibri" w:hAnsi="Calibri" w:cs="Calibri"/>
-                <w:i/>
-                <w:iCs/>
-                <w:color w:val="0070C0"/>
-                <w:sz w:val="18"/>
-                <w:szCs w:val="18"/>
-              </w:rPr>
-              <w:t xml:space="preserve"> contexto de la profesión</w:t>
-            </w:r>
-            <w:r>
-              <w:rPr>
-                <w:rStyle w:val="normaltextrun"/>
-                <w:rFonts w:ascii="Calibri" w:hAnsi="Calibri" w:cs="Calibri"/>
-                <w:i/>
-                <w:iCs/>
-                <w:color w:val="0070C0"/>
-                <w:sz w:val="18"/>
-                <w:szCs w:val="18"/>
-              </w:rPr>
-              <w:t>. Algunas preguntas que pueden ayudarte a responder este apartado son: </w:t>
-            </w:r>
-            <w:r>
-              <w:rPr>
-                <w:rStyle w:val="eop"/>
-                <w:rFonts w:ascii="Calibri" w:hAnsi="Calibri" w:cs="Calibri"/>
-                <w:color w:val="0070C0"/>
-                <w:sz w:val="18"/>
-                <w:szCs w:val="18"/>
-              </w:rPr>
-              <w:t> </w:t>
+                <w:rFonts w:ascii="Calibri" w:hAnsi="Calibri" w:cs="Arial"/>
+                <w:i/>
+                <w:color w:val="0070C0"/>
+                <w:sz w:val="18"/>
+                <w:szCs w:val="20"/>
+                <w:lang w:val="es-419"/>
+              </w:rPr>
+            </w:pPr>
+            <w:r>
+              <w:rPr>
+                <w:rFonts w:ascii="Calibri" w:hAnsi="Calibri" w:cs="Arial"/>
+                <w:i/>
+                <w:color w:val="0070C0"/>
+                <w:sz w:val="18"/>
+                <w:szCs w:val="20"/>
+                <w:lang w:val="es-419"/>
+              </w:rPr>
+              <w:t xml:space="preserve">El proyecto A2D SM busca solucionar las deficiencias de un sistema </w:t>
+            </w:r>
+            <w:proofErr w:type="spellStart"/>
+            <w:r>
+              <w:rPr>
+                <w:rFonts w:ascii="Calibri" w:hAnsi="Calibri" w:cs="Arial"/>
+                <w:i/>
+                <w:color w:val="0070C0"/>
+                <w:sz w:val="18"/>
+                <w:szCs w:val="20"/>
+                <w:lang w:val="es-419"/>
+              </w:rPr>
+              <w:t>legacy</w:t>
+            </w:r>
+            <w:proofErr w:type="spellEnd"/>
+            <w:r>
+              <w:rPr>
+                <w:rFonts w:ascii="Calibri" w:hAnsi="Calibri" w:cs="Arial"/>
+                <w:i/>
+                <w:color w:val="0070C0"/>
+                <w:sz w:val="18"/>
+                <w:szCs w:val="20"/>
+                <w:lang w:val="es-419"/>
+              </w:rPr>
+              <w:t xml:space="preserve"> utilizado en una planta procesadora de fruta. La plataforma antigua presenta dificultades de mantenimiento, dependencia de tecnologías obsoletas y riesgos de seguridad, debido a que permite conexiones directas entre los clientes y la base de datos. Esta situación dificulta el control de la recepción de fruta, el procesamiento de tarjas, la gestión de usuarios y la auditoría de las operaciones.</w:t>
             </w:r>
           </w:p>
           <w:p>
             <w:pPr>
               <w:pStyle w:val="paragraph"/>
-              <w:numPr>
-                <w:ilvl w:val="0"/>
-                <w:numId w:val="5"/>
-              </w:numPr>
+              <w:spacing w:after="0"/>
+              <w:jc w:val="both"/>
+              <w:textAlignment w:val="baseline"/>
+              <w:rPr>
+                <w:rFonts w:ascii="Calibri" w:hAnsi="Calibri" w:cs="Arial"/>
+                <w:i/>
+                <w:color w:val="0070C0"/>
+                <w:sz w:val="18"/>
+                <w:szCs w:val="20"/>
+                <w:lang w:val="es-419"/>
+              </w:rPr>
+            </w:pPr>
+            <w:r>
+              <w:rPr>
+                <w:rFonts w:ascii="Calibri" w:hAnsi="Calibri" w:cs="Arial"/>
+                <w:i/>
+                <w:color w:val="0070C0"/>
+                <w:sz w:val="18"/>
+                <w:szCs w:val="20"/>
+                <w:lang w:val="es-419"/>
+              </w:rPr>
+              <w:t>La problemática se ubica en el contexto productivo de una planta procesadora de fruta y afecta a los operadores de recepción, operadores de proceso, administradores, gerencia y personal encargado del soporte del sistema. Los usuarios necesitan registrar, consultar y actualizar información de manera segura, rápida y confiable.</w:t>
+            </w:r>
+          </w:p>
+          <w:p>
+            <w:pPr>
+              <w:pStyle w:val="paragraph"/>
+              <w:spacing w:after="0"/>
+              <w:jc w:val="both"/>
+              <w:textAlignment w:val="baseline"/>
+              <w:rPr>
+                <w:rFonts w:ascii="Calibri" w:hAnsi="Calibri" w:cs="Arial"/>
+                <w:i/>
+                <w:color w:val="0070C0"/>
+                <w:sz w:val="18"/>
+                <w:szCs w:val="20"/>
+                <w:lang w:val="es-419"/>
+              </w:rPr>
+            </w:pPr>
+            <w:r>
+              <w:rPr>
+                <w:rFonts w:ascii="Calibri" w:hAnsi="Calibri" w:cs="Arial"/>
+                <w:i/>
+                <w:color w:val="0070C0"/>
+                <w:sz w:val="18"/>
+                <w:szCs w:val="20"/>
+                <w:lang w:val="es-419"/>
+              </w:rPr>
+              <w:t xml:space="preserve">A2D SM propone una solución web basada en </w:t>
+            </w:r>
+            <w:proofErr w:type="spellStart"/>
+            <w:r>
+              <w:rPr>
+                <w:rFonts w:ascii="Calibri" w:hAnsi="Calibri" w:cs="Arial"/>
+                <w:i/>
+                <w:color w:val="0070C0"/>
+                <w:sz w:val="18"/>
+                <w:szCs w:val="20"/>
+                <w:lang w:val="es-419"/>
+              </w:rPr>
+              <w:t>React</w:t>
+            </w:r>
+            <w:proofErr w:type="spellEnd"/>
+            <w:r>
+              <w:rPr>
+                <w:rFonts w:ascii="Calibri" w:hAnsi="Calibri" w:cs="Arial"/>
+                <w:i/>
+                <w:color w:val="0070C0"/>
+                <w:sz w:val="18"/>
+                <w:szCs w:val="20"/>
+                <w:lang w:val="es-419"/>
+              </w:rPr>
+              <w:t xml:space="preserve">, </w:t>
+            </w:r>
+            <w:proofErr w:type="spellStart"/>
+            <w:r>
+              <w:rPr>
+                <w:rFonts w:ascii="Calibri" w:hAnsi="Calibri" w:cs="Arial"/>
+                <w:i/>
+                <w:color w:val="0070C0"/>
+                <w:sz w:val="18"/>
+                <w:szCs w:val="20"/>
+                <w:lang w:val="es-419"/>
+              </w:rPr>
+              <w:t>FastAPI</w:t>
+            </w:r>
+            <w:proofErr w:type="spellEnd"/>
+            <w:r>
+              <w:rPr>
+                <w:rFonts w:ascii="Calibri" w:hAnsi="Calibri" w:cs="Arial"/>
+                <w:i/>
+                <w:color w:val="0070C0"/>
+                <w:sz w:val="18"/>
+                <w:szCs w:val="20"/>
+                <w:lang w:val="es-419"/>
+              </w:rPr>
+              <w:t xml:space="preserve">, </w:t>
+            </w:r>
+            <w:proofErr w:type="spellStart"/>
+            <w:r>
+              <w:rPr>
+                <w:rFonts w:ascii="Calibri" w:hAnsi="Calibri" w:cs="Arial"/>
+                <w:i/>
+                <w:color w:val="0070C0"/>
+                <w:sz w:val="18"/>
+                <w:szCs w:val="20"/>
+                <w:lang w:val="es-419"/>
+              </w:rPr>
+              <w:t>SQLAlchemy</w:t>
+            </w:r>
+            <w:proofErr w:type="spellEnd"/>
+            <w:r>
+              <w:rPr>
+                <w:rFonts w:ascii="Calibri" w:hAnsi="Calibri" w:cs="Arial"/>
+                <w:i/>
+                <w:color w:val="0070C0"/>
+                <w:sz w:val="18"/>
+                <w:szCs w:val="20"/>
+                <w:lang w:val="es-419"/>
+              </w:rPr>
+              <w:t xml:space="preserve">, SQL Server y Docker. La arquitectura separa el </w:t>
+            </w:r>
+            <w:proofErr w:type="spellStart"/>
+            <w:r>
+              <w:rPr>
+                <w:rFonts w:ascii="Calibri" w:hAnsi="Calibri" w:cs="Arial"/>
+                <w:i/>
+                <w:color w:val="0070C0"/>
+                <w:sz w:val="18"/>
+                <w:szCs w:val="20"/>
+                <w:lang w:val="es-419"/>
+              </w:rPr>
+              <w:t>frontend</w:t>
+            </w:r>
+            <w:proofErr w:type="spellEnd"/>
+            <w:r>
+              <w:rPr>
+                <w:rFonts w:ascii="Calibri" w:hAnsi="Calibri" w:cs="Arial"/>
+                <w:i/>
+                <w:color w:val="0070C0"/>
+                <w:sz w:val="18"/>
+                <w:szCs w:val="20"/>
+                <w:lang w:val="es-419"/>
+              </w:rPr>
+              <w:t xml:space="preserve">, el </w:t>
+            </w:r>
+            <w:proofErr w:type="spellStart"/>
+            <w:r>
+              <w:rPr>
+                <w:rFonts w:ascii="Calibri" w:hAnsi="Calibri" w:cs="Arial"/>
+                <w:i/>
+                <w:color w:val="0070C0"/>
+                <w:sz w:val="18"/>
+                <w:szCs w:val="20"/>
+                <w:lang w:val="es-419"/>
+              </w:rPr>
+              <w:t>backend</w:t>
+            </w:r>
+            <w:proofErr w:type="spellEnd"/>
+            <w:r>
+              <w:rPr>
+                <w:rFonts w:ascii="Calibri" w:hAnsi="Calibri" w:cs="Arial"/>
+                <w:i/>
+                <w:color w:val="0070C0"/>
+                <w:sz w:val="18"/>
+                <w:szCs w:val="20"/>
+                <w:lang w:val="es-419"/>
+              </w:rPr>
+              <w:t xml:space="preserve"> y la base de datos, evitando que los usuarios accedan directamente a la información almacenada. Además, incorpora </w:t>
+            </w:r>
+            <w:r>
+              <w:rPr>
+                <w:rFonts w:ascii="Calibri" w:hAnsi="Calibri" w:cs="Arial"/>
+                <w:i/>
+                <w:color w:val="0070C0"/>
+                <w:sz w:val="18"/>
+                <w:szCs w:val="20"/>
+                <w:lang w:val="es-419"/>
+              </w:rPr>
+              <w:lastRenderedPageBreak/>
+              <w:t>autenticación mediante JWT, control de acceso por roles, protección de contraseñas y migraciones de base de datos.</w:t>
+            </w:r>
+          </w:p>
+          <w:p>
+            <w:pPr>
+              <w:pStyle w:val="paragraph"/>
+              <w:jc w:val="both"/>
+              <w:textAlignment w:val="baseline"/>
+              <w:rPr>
+                <w:rFonts w:ascii="Calibri" w:hAnsi="Calibri" w:cs="Arial"/>
+                <w:i/>
+                <w:color w:val="0070C0"/>
+                <w:sz w:val="18"/>
+                <w:szCs w:val="20"/>
+                <w:lang w:val="es-419"/>
+              </w:rPr>
+            </w:pPr>
+            <w:r>
+              <w:rPr>
+                <w:rFonts w:ascii="Calibri" w:hAnsi="Calibri" w:cs="Arial"/>
+                <w:i/>
+                <w:color w:val="0070C0"/>
+                <w:sz w:val="18"/>
+                <w:szCs w:val="20"/>
+                <w:lang w:val="es-419"/>
+              </w:rPr>
+              <w:t>El aporte del proyecto es proyectado dentro del contexto académico, pero responde a una necesidad laboral real. Su implementación permitiría mejorar la trazabilidad de la fruta y las tarjas, reducir errores de registro, facilitar la administración de usuarios, aumentar la seguridad de la información y proporcionar una base tecnológica más mantenible para la planta. Socialmente, una mejor trazabilidad puede contribuir a fortalecer el control y seguimiento de los procesos relacionados con la producción de alimentos.</w:t>
+            </w:r>
+          </w:p>
+          <w:p>
+            <w:pPr>
+              <w:pStyle w:val="paragraph"/>
               <w:spacing w:before="0" w:beforeAutospacing="0" w:after="0" w:afterAutospacing="0"/>
               <w:jc w:val="both"/>
               <w:textAlignment w:val="baseline"/>
               <w:rPr>
-                <w:rFonts w:ascii="Calibri" w:hAnsi="Calibri" w:cs="Calibri"/>
-                <w:color w:val="0070C0"/>
-                <w:sz w:val="18"/>
-                <w:szCs w:val="18"/>
-              </w:rPr>
-            </w:pPr>
-            <w:r>
-              <w:rPr>
-                <w:rStyle w:val="normaltextrun"/>
-                <w:rFonts w:ascii="Calibri" w:hAnsi="Calibri" w:cs="Calibri"/>
-                <w:i/>
-                <w:iCs/>
-                <w:color w:val="0070C0"/>
-                <w:sz w:val="18"/>
-                <w:szCs w:val="18"/>
-              </w:rPr>
-              <w:t>¿Por qué es relevante este tema para el campo laboral de tu carrera?</w:t>
-            </w:r>
-            <w:r>
-              <w:rPr>
-                <w:rStyle w:val="eop"/>
-                <w:rFonts w:ascii="Calibri" w:hAnsi="Calibri" w:cs="Calibri"/>
-                <w:color w:val="0070C0"/>
-                <w:sz w:val="18"/>
-                <w:szCs w:val="18"/>
-              </w:rPr>
-              <w:t> </w:t>
-            </w:r>
-          </w:p>
-          <w:p>
-            <w:pPr>
-              <w:pStyle w:val="paragraph"/>
-              <w:numPr>
-                <w:ilvl w:val="0"/>
-                <w:numId w:val="5"/>
-              </w:numPr>
-              <w:spacing w:before="0" w:beforeAutospacing="0" w:after="0" w:afterAutospacing="0"/>
-              <w:jc w:val="both"/>
-              <w:textAlignment w:val="baseline"/>
-              <w:rPr>
-                <w:rFonts w:ascii="Calibri" w:hAnsi="Calibri" w:cs="Calibri"/>
-                <w:color w:val="0070C0"/>
-                <w:sz w:val="18"/>
-                <w:szCs w:val="18"/>
-              </w:rPr>
-            </w:pPr>
-            <w:r>
-              <w:rPr>
-                <w:rStyle w:val="normaltextrun"/>
-                <w:rFonts w:ascii="Calibri" w:hAnsi="Calibri" w:cs="Calibri"/>
-                <w:i/>
-                <w:iCs/>
-                <w:color w:val="0070C0"/>
-                <w:sz w:val="18"/>
-                <w:szCs w:val="18"/>
-              </w:rPr>
-              <w:t>¿Dónde se ubica la situación que vas a abordar? (Ej.: País, región, comuna o institución) ¿Cuáles son las características principales de ese lugar? </w:t>
-            </w:r>
-            <w:r>
-              <w:rPr>
-                <w:rStyle w:val="eop"/>
-                <w:rFonts w:ascii="Calibri" w:hAnsi="Calibri" w:cs="Calibri"/>
-                <w:color w:val="0070C0"/>
-                <w:sz w:val="18"/>
-                <w:szCs w:val="18"/>
-              </w:rPr>
-              <w:t> </w:t>
-            </w:r>
-          </w:p>
-          <w:p>
-            <w:pPr>
-              <w:pStyle w:val="paragraph"/>
-              <w:numPr>
-                <w:ilvl w:val="0"/>
-                <w:numId w:val="5"/>
-              </w:numPr>
-              <w:spacing w:before="0" w:beforeAutospacing="0" w:after="0" w:afterAutospacing="0"/>
-              <w:jc w:val="both"/>
-              <w:textAlignment w:val="baseline"/>
-              <w:rPr>
-                <w:rFonts w:ascii="Calibri" w:hAnsi="Calibri" w:cs="Calibri"/>
-                <w:color w:val="0070C0"/>
-                <w:sz w:val="18"/>
-                <w:szCs w:val="18"/>
-              </w:rPr>
-            </w:pPr>
-            <w:r>
-              <w:rPr>
-                <w:rStyle w:val="normaltextrun"/>
-                <w:rFonts w:ascii="Calibri" w:hAnsi="Calibri" w:cs="Calibri"/>
-                <w:i/>
-                <w:iCs/>
-                <w:color w:val="0070C0"/>
-                <w:sz w:val="18"/>
-                <w:szCs w:val="18"/>
-              </w:rPr>
-              <w:t xml:space="preserve">¿A quiénes afecta o impacta la situación que </w:t>
-            </w:r>
-            <w:r>
-              <w:rPr>
-                <w:rStyle w:val="normaltextrun"/>
-                <w:rFonts w:ascii="Calibri" w:hAnsi="Calibri" w:cs="Calibri"/>
-                <w:i/>
-                <w:iCs/>
-                <w:color w:val="0070C0"/>
-                <w:sz w:val="18"/>
-                <w:szCs w:val="18"/>
-              </w:rPr>
-              <w:t>abordaste</w:t>
-            </w:r>
-            <w:r>
-              <w:rPr>
-                <w:rStyle w:val="normaltextrun"/>
-                <w:rFonts w:ascii="Calibri" w:hAnsi="Calibri" w:cs="Calibri"/>
-                <w:i/>
-                <w:iCs/>
-                <w:color w:val="0070C0"/>
-                <w:sz w:val="18"/>
-                <w:szCs w:val="18"/>
-              </w:rPr>
-              <w:t>? (Ej.: Grupo etario, usuarios de algún servicio, etc.).</w:t>
-            </w:r>
-            <w:r>
-              <w:rPr>
-                <w:rStyle w:val="eop"/>
-                <w:rFonts w:ascii="Calibri" w:hAnsi="Calibri" w:cs="Calibri"/>
-                <w:color w:val="0070C0"/>
-                <w:sz w:val="18"/>
-                <w:szCs w:val="18"/>
-              </w:rPr>
-              <w:t> </w:t>
-            </w:r>
-          </w:p>
-          <w:p>
-            <w:pPr>
-              <w:pStyle w:val="paragraph"/>
-              <w:numPr>
-                <w:ilvl w:val="0"/>
-                <w:numId w:val="5"/>
-              </w:numPr>
-              <w:spacing w:before="0" w:beforeAutospacing="0" w:after="0" w:afterAutospacing="0"/>
-              <w:jc w:val="both"/>
-              <w:textAlignment w:val="baseline"/>
-              <w:rPr>
-                <w:rFonts w:ascii="Calibri" w:hAnsi="Calibri" w:cs="Calibri"/>
-                <w:color w:val="0070C0"/>
-                <w:sz w:val="18"/>
-                <w:szCs w:val="18"/>
-              </w:rPr>
-            </w:pPr>
-            <w:r>
-              <w:rPr>
-                <w:rStyle w:val="normaltextrun"/>
-                <w:rFonts w:ascii="Calibri" w:hAnsi="Calibri" w:cs="Calibri"/>
-                <w:i/>
-                <w:iCs/>
-                <w:color w:val="0070C0"/>
-                <w:sz w:val="18"/>
-                <w:szCs w:val="18"/>
-              </w:rPr>
-              <w:t xml:space="preserve">¿Cuál </w:t>
-            </w:r>
-            <w:r>
-              <w:rPr>
-                <w:rStyle w:val="normaltextrun"/>
-                <w:rFonts w:ascii="Calibri" w:hAnsi="Calibri" w:cs="Calibri"/>
-                <w:i/>
-                <w:iCs/>
-                <w:color w:val="0070C0"/>
-                <w:sz w:val="18"/>
-                <w:szCs w:val="18"/>
-              </w:rPr>
-              <w:t>fue</w:t>
-            </w:r>
-            <w:r>
-              <w:rPr>
-                <w:rStyle w:val="normaltextrun"/>
-                <w:rFonts w:ascii="Calibri" w:hAnsi="Calibri" w:cs="Calibri"/>
-                <w:i/>
-                <w:iCs/>
-                <w:color w:val="0070C0"/>
-                <w:sz w:val="18"/>
-                <w:szCs w:val="18"/>
-              </w:rPr>
-              <w:t xml:space="preserve"> el aporte de valor (real o simulado) de tu Proyecto APT para el contexto laboral y/o social en que se situ</w:t>
-            </w:r>
-            <w:r>
-              <w:rPr>
-                <w:rStyle w:val="normaltextrun"/>
-                <w:rFonts w:ascii="Calibri" w:hAnsi="Calibri" w:cs="Calibri"/>
-                <w:i/>
-                <w:iCs/>
-                <w:color w:val="0070C0"/>
-                <w:sz w:val="18"/>
-                <w:szCs w:val="18"/>
-              </w:rPr>
-              <w:t>ó</w:t>
-            </w:r>
-            <w:r>
-              <w:rPr>
-                <w:rStyle w:val="normaltextrun"/>
-                <w:rFonts w:ascii="Calibri" w:hAnsi="Calibri" w:cs="Calibri"/>
-                <w:i/>
-                <w:iCs/>
-                <w:color w:val="0070C0"/>
-                <w:sz w:val="18"/>
-                <w:szCs w:val="18"/>
-              </w:rPr>
-              <w:t>?</w:t>
-            </w:r>
-            <w:r>
-              <w:rPr>
-                <w:rStyle w:val="eop"/>
-                <w:rFonts w:ascii="Calibri" w:hAnsi="Calibri" w:cs="Calibri"/>
-                <w:color w:val="0070C0"/>
-                <w:sz w:val="18"/>
-                <w:szCs w:val="18"/>
-              </w:rPr>
-              <w:t> </w:t>
-            </w:r>
-          </w:p>
-          <w:p>
-            <w:pPr>
-              <w:pStyle w:val="Prrafodelista"/>
-              <w:spacing w:after="0" w:line="240" w:lineRule="auto"/>
-              <w:jc w:val="both"/>
-              <w:rPr>
-                <w:rFonts w:ascii="Calibri" w:hAnsi="Calibri" w:cs="Arial"/>
-                <w:i/>
-                <w:color w:val="0070C0"/>
-                <w:sz w:val="18"/>
-                <w:szCs w:val="20"/>
-                <w:lang w:eastAsia="es-CL"/>
+                <w:rFonts w:ascii="Calibri" w:hAnsi="Calibri" w:cs="Arial"/>
+                <w:i/>
+                <w:color w:val="0070C0"/>
+                <w:sz w:val="18"/>
+                <w:szCs w:val="20"/>
               </w:rPr>
             </w:pPr>
           </w:p>
@@ -1434,6 +1274,7 @@
                 <w:color w:val="1F3864" w:themeColor="accent1" w:themeShade="80"/>
                 <w:sz w:val="18"/>
               </w:rPr>
+              <w:lastRenderedPageBreak/>
               <w:t xml:space="preserve">2. Objetivos </w:t>
             </w:r>
           </w:p>
@@ -1445,13 +1286,114 @@
           </w:tcPr>
           <w:p>
             <w:pPr>
-              <w:pStyle w:val="Prrafodelista"/>
+              <w:jc w:val="both"/>
+              <w:rPr>
+                <w:rFonts w:ascii="Calibri" w:hAnsi="Calibri" w:cs="Arial"/>
+                <w:b/>
+                <w:bCs/>
+                <w:i/>
+                <w:color w:val="0070C0"/>
+                <w:sz w:val="18"/>
+                <w:szCs w:val="20"/>
+                <w:lang w:val="es-419" w:eastAsia="es-CL"/>
+              </w:rPr>
+            </w:pPr>
+            <w:r>
+              <w:rPr>
+                <w:rFonts w:ascii="Calibri" w:hAnsi="Calibri" w:cs="Arial"/>
+                <w:b/>
+                <w:bCs/>
+                <w:i/>
+                <w:color w:val="0070C0"/>
+                <w:sz w:val="18"/>
+                <w:szCs w:val="20"/>
+                <w:lang w:val="es-419" w:eastAsia="es-CL"/>
+              </w:rPr>
+              <w:t>Objetivo general</w:t>
+            </w:r>
+          </w:p>
+          <w:p>
+            <w:pPr>
+              <w:jc w:val="both"/>
+              <w:rPr>
+                <w:rFonts w:ascii="Calibri" w:hAnsi="Calibri" w:cs="Arial"/>
+                <w:i/>
+                <w:color w:val="0070C0"/>
+                <w:sz w:val="18"/>
+                <w:szCs w:val="20"/>
+                <w:lang w:val="es-419" w:eastAsia="es-CL"/>
+              </w:rPr>
+            </w:pPr>
+            <w:r>
+              <w:rPr>
+                <w:rFonts w:ascii="Calibri" w:hAnsi="Calibri" w:cs="Arial"/>
+                <w:i/>
+                <w:color w:val="0070C0"/>
+                <w:sz w:val="18"/>
+                <w:szCs w:val="20"/>
+                <w:lang w:val="es-419" w:eastAsia="es-CL"/>
+              </w:rPr>
+              <w:t xml:space="preserve">Desarrollar un sistema web de trazabilidad para una planta procesadora de fruta, que permita modernizar el sistema </w:t>
+            </w:r>
+            <w:proofErr w:type="spellStart"/>
+            <w:r>
+              <w:rPr>
+                <w:rFonts w:ascii="Calibri" w:hAnsi="Calibri" w:cs="Arial"/>
+                <w:i/>
+                <w:color w:val="0070C0"/>
+                <w:sz w:val="18"/>
+                <w:szCs w:val="20"/>
+                <w:lang w:val="es-419" w:eastAsia="es-CL"/>
+              </w:rPr>
+              <w:t>legacy</w:t>
+            </w:r>
+            <w:proofErr w:type="spellEnd"/>
+            <w:r>
+              <w:rPr>
+                <w:rFonts w:ascii="Calibri" w:hAnsi="Calibri" w:cs="Arial"/>
+                <w:i/>
+                <w:color w:val="0070C0"/>
+                <w:sz w:val="18"/>
+                <w:szCs w:val="20"/>
+                <w:lang w:val="es-419" w:eastAsia="es-CL"/>
+              </w:rPr>
+              <w:t xml:space="preserve"> existente y gestionar de forma segura, mantenible y auditable la recepción, procesamiento y seguimiento de las tarjas.</w:t>
+            </w:r>
+          </w:p>
+          <w:p>
+            <w:pPr>
+              <w:jc w:val="both"/>
+              <w:rPr>
+                <w:rFonts w:ascii="Calibri" w:hAnsi="Calibri" w:cs="Arial"/>
+                <w:b/>
+                <w:bCs/>
+                <w:i/>
+                <w:color w:val="0070C0"/>
+                <w:sz w:val="18"/>
+                <w:szCs w:val="20"/>
+                <w:lang w:val="es-419" w:eastAsia="es-CL"/>
+              </w:rPr>
+            </w:pPr>
+            <w:r>
+              <w:rPr>
+                <w:rFonts w:ascii="Calibri" w:hAnsi="Calibri" w:cs="Arial"/>
+                <w:b/>
+                <w:bCs/>
+                <w:i/>
+                <w:color w:val="0070C0"/>
+                <w:sz w:val="18"/>
+                <w:szCs w:val="20"/>
+                <w:lang w:val="es-419" w:eastAsia="es-CL"/>
+              </w:rPr>
+              <w:t>Objetivos específicos</w:t>
+            </w:r>
+          </w:p>
+          <w:p>
+            <w:pPr>
               <w:numPr>
                 <w:ilvl w:val="0"/>
-                <w:numId w:val="1"/>
+                <w:numId w:val="7"/>
               </w:numPr>
-              <w:spacing w:after="0" w:line="240" w:lineRule="auto"/>
-              <w:ind w:left="314" w:hanging="284"/>
               <w:jc w:val="both"/>
               <w:rPr>
                 <w:rFonts w:ascii="Calibri" w:hAnsi="Calibri" w:cs="Arial"/>
@@ -1459,45 +1401,405 @@
                 <w:color w:val="0070C0"/>
                 <w:sz w:val="18"/>
                 <w:szCs w:val="20"/>
+                <w:lang w:val="es-419" w:eastAsia="es-CL"/>
+              </w:rPr>
+            </w:pPr>
+            <w:r>
+              <w:rPr>
+                <w:rFonts w:ascii="Calibri" w:hAnsi="Calibri" w:cs="Arial"/>
+                <w:i/>
+                <w:color w:val="0070C0"/>
+                <w:sz w:val="18"/>
+                <w:szCs w:val="20"/>
+                <w:lang w:val="es-419" w:eastAsia="es-CL"/>
+              </w:rPr>
+              <w:t xml:space="preserve">Implementar una arquitectura web separada en </w:t>
+            </w:r>
+            <w:proofErr w:type="spellStart"/>
+            <w:r>
+              <w:rPr>
+                <w:rFonts w:ascii="Calibri" w:hAnsi="Calibri" w:cs="Arial"/>
+                <w:i/>
+                <w:color w:val="0070C0"/>
+                <w:sz w:val="18"/>
+                <w:szCs w:val="20"/>
+                <w:lang w:val="es-419" w:eastAsia="es-CL"/>
+              </w:rPr>
+              <w:t>frontend</w:t>
+            </w:r>
+            <w:proofErr w:type="spellEnd"/>
+            <w:r>
+              <w:rPr>
+                <w:rFonts w:ascii="Calibri" w:hAnsi="Calibri" w:cs="Arial"/>
+                <w:i/>
+                <w:color w:val="0070C0"/>
+                <w:sz w:val="18"/>
+                <w:szCs w:val="20"/>
+                <w:lang w:val="es-419" w:eastAsia="es-CL"/>
+              </w:rPr>
+              <w:t xml:space="preserve">, </w:t>
+            </w:r>
+            <w:proofErr w:type="spellStart"/>
+            <w:r>
+              <w:rPr>
+                <w:rFonts w:ascii="Calibri" w:hAnsi="Calibri" w:cs="Arial"/>
+                <w:i/>
+                <w:color w:val="0070C0"/>
+                <w:sz w:val="18"/>
+                <w:szCs w:val="20"/>
+                <w:lang w:val="es-419" w:eastAsia="es-CL"/>
+              </w:rPr>
+              <w:t>backend</w:t>
+            </w:r>
+            <w:proofErr w:type="spellEnd"/>
+            <w:r>
+              <w:rPr>
+                <w:rFonts w:ascii="Calibri" w:hAnsi="Calibri" w:cs="Arial"/>
+                <w:i/>
+                <w:color w:val="0070C0"/>
+                <w:sz w:val="18"/>
+                <w:szCs w:val="20"/>
+                <w:lang w:val="es-419" w:eastAsia="es-CL"/>
+              </w:rPr>
+              <w:t xml:space="preserve"> y base de datos.</w:t>
+            </w:r>
+          </w:p>
+          <w:p>
+            <w:pPr>
+              <w:numPr>
+                <w:ilvl w:val="0"/>
+                <w:numId w:val="7"/>
+              </w:numPr>
+              <w:jc w:val="both"/>
+              <w:rPr>
+                <w:rFonts w:ascii="Calibri" w:hAnsi="Calibri" w:cs="Arial"/>
+                <w:i/>
+                <w:color w:val="0070C0"/>
+                <w:sz w:val="18"/>
+                <w:szCs w:val="20"/>
+                <w:lang w:val="es-419" w:eastAsia="es-CL"/>
+              </w:rPr>
+            </w:pPr>
+            <w:r>
+              <w:rPr>
+                <w:rFonts w:ascii="Calibri" w:hAnsi="Calibri" w:cs="Arial"/>
+                <w:i/>
+                <w:color w:val="0070C0"/>
+                <w:sz w:val="18"/>
+                <w:szCs w:val="20"/>
+                <w:lang w:val="es-419" w:eastAsia="es-CL"/>
+              </w:rPr>
+              <w:t>Centralizar el acceso a la información mediante una API REST.</w:t>
+            </w:r>
+          </w:p>
+          <w:p>
+            <w:pPr>
+              <w:numPr>
+                <w:ilvl w:val="0"/>
+                <w:numId w:val="7"/>
+              </w:numPr>
+              <w:jc w:val="both"/>
+              <w:rPr>
+                <w:rFonts w:ascii="Calibri" w:hAnsi="Calibri" w:cs="Arial"/>
+                <w:i/>
+                <w:color w:val="0070C0"/>
+                <w:sz w:val="18"/>
+                <w:szCs w:val="20"/>
+                <w:lang w:val="es-419" w:eastAsia="es-CL"/>
+              </w:rPr>
+            </w:pPr>
+            <w:r>
+              <w:rPr>
+                <w:rFonts w:ascii="Calibri" w:hAnsi="Calibri" w:cs="Arial"/>
+                <w:i/>
+                <w:color w:val="0070C0"/>
+                <w:sz w:val="18"/>
+                <w:szCs w:val="20"/>
+                <w:lang w:val="es-419" w:eastAsia="es-CL"/>
+              </w:rPr>
+              <w:t>Implementar autenticación mediante JWT.</w:t>
+            </w:r>
+          </w:p>
+          <w:p>
+            <w:pPr>
+              <w:numPr>
+                <w:ilvl w:val="0"/>
+                <w:numId w:val="7"/>
+              </w:numPr>
+              <w:jc w:val="both"/>
+              <w:rPr>
+                <w:rFonts w:ascii="Calibri" w:hAnsi="Calibri" w:cs="Arial"/>
+                <w:i/>
+                <w:color w:val="0070C0"/>
+                <w:sz w:val="18"/>
+                <w:szCs w:val="20"/>
+                <w:lang w:val="es-419" w:eastAsia="es-CL"/>
+              </w:rPr>
+            </w:pPr>
+            <w:r>
+              <w:rPr>
+                <w:rFonts w:ascii="Calibri" w:hAnsi="Calibri" w:cs="Arial"/>
+                <w:i/>
+                <w:color w:val="0070C0"/>
+                <w:sz w:val="18"/>
+                <w:szCs w:val="20"/>
+                <w:lang w:val="es-419" w:eastAsia="es-CL"/>
+              </w:rPr>
+              <w:t>Incorporar control de acceso basado en roles.</w:t>
+            </w:r>
+          </w:p>
+          <w:p>
+            <w:pPr>
+              <w:numPr>
+                <w:ilvl w:val="0"/>
+                <w:numId w:val="7"/>
+              </w:numPr>
+              <w:jc w:val="both"/>
+              <w:rPr>
+                <w:rFonts w:ascii="Calibri" w:hAnsi="Calibri" w:cs="Arial"/>
+                <w:i/>
+                <w:color w:val="0070C0"/>
+                <w:sz w:val="18"/>
+                <w:szCs w:val="20"/>
+                <w:lang w:val="es-419" w:eastAsia="es-CL"/>
+              </w:rPr>
+            </w:pPr>
+            <w:r>
+              <w:rPr>
+                <w:rFonts w:ascii="Calibri" w:hAnsi="Calibri" w:cs="Arial"/>
+                <w:i/>
+                <w:color w:val="0070C0"/>
+                <w:sz w:val="18"/>
+                <w:szCs w:val="20"/>
+                <w:lang w:val="es-419" w:eastAsia="es-CL"/>
+              </w:rPr>
+              <w:t xml:space="preserve">Proteger las contraseñas mediante </w:t>
+            </w:r>
+            <w:proofErr w:type="spellStart"/>
+            <w:r>
+              <w:rPr>
+                <w:rFonts w:ascii="Calibri" w:hAnsi="Calibri" w:cs="Arial"/>
+                <w:i/>
+                <w:color w:val="0070C0"/>
+                <w:sz w:val="18"/>
+                <w:szCs w:val="20"/>
+                <w:lang w:val="es-419" w:eastAsia="es-CL"/>
+              </w:rPr>
+              <w:t>hashing</w:t>
+            </w:r>
+            <w:proofErr w:type="spellEnd"/>
+            <w:r>
+              <w:rPr>
+                <w:rFonts w:ascii="Calibri" w:hAnsi="Calibri" w:cs="Arial"/>
+                <w:i/>
+                <w:color w:val="0070C0"/>
+                <w:sz w:val="18"/>
+                <w:szCs w:val="20"/>
+                <w:lang w:val="es-419" w:eastAsia="es-CL"/>
+              </w:rPr>
+              <w:t xml:space="preserve"> </w:t>
+            </w:r>
+            <w:proofErr w:type="spellStart"/>
+            <w:r>
+              <w:rPr>
+                <w:rFonts w:ascii="Calibri" w:hAnsi="Calibri" w:cs="Arial"/>
+                <w:i/>
+                <w:color w:val="0070C0"/>
+                <w:sz w:val="18"/>
+                <w:szCs w:val="20"/>
+                <w:lang w:val="es-419" w:eastAsia="es-CL"/>
+              </w:rPr>
+              <w:t>bcrypt</w:t>
+            </w:r>
+            <w:proofErr w:type="spellEnd"/>
+            <w:r>
+              <w:rPr>
+                <w:rFonts w:ascii="Calibri" w:hAnsi="Calibri" w:cs="Arial"/>
+                <w:i/>
+                <w:color w:val="0070C0"/>
+                <w:sz w:val="18"/>
+                <w:szCs w:val="20"/>
+                <w:lang w:val="es-419" w:eastAsia="es-CL"/>
+              </w:rPr>
+              <w:t>.</w:t>
+            </w:r>
+          </w:p>
+          <w:p>
+            <w:pPr>
+              <w:numPr>
+                <w:ilvl w:val="0"/>
+                <w:numId w:val="7"/>
+              </w:numPr>
+              <w:jc w:val="both"/>
+              <w:rPr>
+                <w:rFonts w:ascii="Calibri" w:hAnsi="Calibri" w:cs="Arial"/>
+                <w:i/>
+                <w:color w:val="0070C0"/>
+                <w:sz w:val="18"/>
+                <w:szCs w:val="20"/>
+                <w:lang w:val="es-419" w:eastAsia="es-CL"/>
+              </w:rPr>
+            </w:pPr>
+            <w:r>
+              <w:rPr>
+                <w:rFonts w:ascii="Calibri" w:hAnsi="Calibri" w:cs="Arial"/>
+                <w:i/>
+                <w:color w:val="0070C0"/>
+                <w:sz w:val="18"/>
+                <w:szCs w:val="20"/>
+                <w:lang w:val="es-419" w:eastAsia="es-CL"/>
+              </w:rPr>
+              <w:t>Utilizar SQL Server como motor de base de datos.</w:t>
+            </w:r>
+          </w:p>
+          <w:p>
+            <w:pPr>
+              <w:numPr>
+                <w:ilvl w:val="0"/>
+                <w:numId w:val="7"/>
+              </w:numPr>
+              <w:jc w:val="both"/>
+              <w:rPr>
+                <w:rFonts w:ascii="Calibri" w:hAnsi="Calibri" w:cs="Arial"/>
+                <w:i/>
+                <w:color w:val="0070C0"/>
+                <w:sz w:val="18"/>
+                <w:szCs w:val="20"/>
+                <w:lang w:val="es-419" w:eastAsia="es-CL"/>
+              </w:rPr>
+            </w:pPr>
+            <w:r>
+              <w:rPr>
+                <w:rFonts w:ascii="Calibri" w:hAnsi="Calibri" w:cs="Arial"/>
+                <w:i/>
+                <w:color w:val="0070C0"/>
+                <w:sz w:val="18"/>
+                <w:szCs w:val="20"/>
+                <w:lang w:val="es-419" w:eastAsia="es-CL"/>
+              </w:rPr>
+              <w:t xml:space="preserve">Gestionar los cambios de estructura mediante </w:t>
+            </w:r>
+            <w:proofErr w:type="spellStart"/>
+            <w:r>
+              <w:rPr>
+                <w:rFonts w:ascii="Calibri" w:hAnsi="Calibri" w:cs="Arial"/>
+                <w:i/>
+                <w:color w:val="0070C0"/>
+                <w:sz w:val="18"/>
+                <w:szCs w:val="20"/>
+                <w:lang w:val="es-419" w:eastAsia="es-CL"/>
+              </w:rPr>
+              <w:t>Alembic</w:t>
+            </w:r>
+            <w:proofErr w:type="spellEnd"/>
+            <w:r>
+              <w:rPr>
+                <w:rFonts w:ascii="Calibri" w:hAnsi="Calibri" w:cs="Arial"/>
+                <w:i/>
+                <w:color w:val="0070C0"/>
+                <w:sz w:val="18"/>
+                <w:szCs w:val="20"/>
+                <w:lang w:val="es-419" w:eastAsia="es-CL"/>
+              </w:rPr>
+              <w:t>.</w:t>
+            </w:r>
+          </w:p>
+          <w:p>
+            <w:pPr>
+              <w:numPr>
+                <w:ilvl w:val="0"/>
+                <w:numId w:val="7"/>
+              </w:numPr>
+              <w:jc w:val="both"/>
+              <w:rPr>
+                <w:rFonts w:ascii="Calibri" w:hAnsi="Calibri" w:cs="Arial"/>
+                <w:i/>
+                <w:color w:val="0070C0"/>
+                <w:sz w:val="18"/>
+                <w:szCs w:val="20"/>
+                <w:lang w:val="es-419" w:eastAsia="es-CL"/>
+              </w:rPr>
+            </w:pPr>
+            <w:r>
+              <w:rPr>
+                <w:rFonts w:ascii="Calibri" w:hAnsi="Calibri" w:cs="Arial"/>
+                <w:i/>
+                <w:color w:val="0070C0"/>
+                <w:sz w:val="18"/>
+                <w:szCs w:val="20"/>
+                <w:lang w:val="es-419" w:eastAsia="es-CL"/>
+              </w:rPr>
+              <w:t>Ejecutar el sistema mediante Docker para facilitar su instalación.</w:t>
+            </w:r>
+          </w:p>
+          <w:p>
+            <w:pPr>
+              <w:numPr>
+                <w:ilvl w:val="0"/>
+                <w:numId w:val="7"/>
+              </w:numPr>
+              <w:jc w:val="both"/>
+              <w:rPr>
+                <w:rFonts w:ascii="Calibri" w:hAnsi="Calibri" w:cs="Arial"/>
+                <w:i/>
+                <w:color w:val="0070C0"/>
+                <w:sz w:val="18"/>
+                <w:szCs w:val="20"/>
+                <w:lang w:val="es-419" w:eastAsia="es-CL"/>
+              </w:rPr>
+            </w:pPr>
+            <w:r>
+              <w:rPr>
+                <w:rFonts w:ascii="Calibri" w:hAnsi="Calibri" w:cs="Arial"/>
+                <w:i/>
+                <w:color w:val="0070C0"/>
+                <w:sz w:val="18"/>
+                <w:szCs w:val="20"/>
+                <w:lang w:val="es-419" w:eastAsia="es-CL"/>
+              </w:rPr>
+              <w:t>Preparar la base técnica para implementar los módulos de recepción y procesamiento.</w:t>
+            </w:r>
+          </w:p>
+          <w:p>
+            <w:pPr>
+              <w:numPr>
+                <w:ilvl w:val="0"/>
+                <w:numId w:val="7"/>
+              </w:numPr>
+              <w:jc w:val="both"/>
+              <w:rPr>
+                <w:rFonts w:ascii="Calibri" w:hAnsi="Calibri" w:cs="Arial"/>
+                <w:i/>
+                <w:color w:val="0070C0"/>
+                <w:sz w:val="18"/>
+                <w:szCs w:val="20"/>
+                <w:lang w:val="es-419" w:eastAsia="es-CL"/>
+              </w:rPr>
+            </w:pPr>
+            <w:r>
+              <w:rPr>
+                <w:rFonts w:ascii="Calibri" w:hAnsi="Calibri" w:cs="Arial"/>
+                <w:i/>
+                <w:color w:val="0070C0"/>
+                <w:sz w:val="18"/>
+                <w:szCs w:val="20"/>
+                <w:lang w:val="es-419" w:eastAsia="es-CL"/>
+              </w:rPr>
+              <w:t>Evitar el acceso directo del navegador a la base de datos.</w:t>
+            </w:r>
+          </w:p>
+          <w:p>
+            <w:pPr>
+              <w:jc w:val="both"/>
+              <w:rPr>
+                <w:rFonts w:ascii="Calibri" w:hAnsi="Calibri" w:cs="Arial"/>
+                <w:i/>
+                <w:color w:val="0070C0"/>
+                <w:sz w:val="18"/>
+                <w:szCs w:val="20"/>
                 <w:lang w:eastAsia="es-CL"/>
               </w:rPr>
             </w:pPr>
-            <w:r>
-              <w:rPr>
-                <w:rFonts w:ascii="Calibri" w:hAnsi="Calibri" w:cs="Arial"/>
-                <w:i/>
-                <w:color w:val="0070C0"/>
-                <w:sz w:val="18"/>
-                <w:szCs w:val="20"/>
-                <w:lang w:eastAsia="es-CL"/>
-              </w:rPr>
-              <w:t>Objetivo general y específicos.</w:t>
-            </w:r>
-          </w:p>
-          <w:p>
-            <w:pPr>
-              <w:pStyle w:val="Prrafodelista"/>
-              <w:jc w:val="both"/>
-              <w:rPr>
-                <w:rFonts w:ascii="Calibri" w:hAnsi="Calibri" w:cs="Arial"/>
-                <w:i/>
-                <w:color w:val="0070C0"/>
-                <w:sz w:val="18"/>
-                <w:szCs w:val="20"/>
-                <w:lang w:eastAsia="es-CL"/>
-              </w:rPr>
-            </w:pPr>
-            <w:r>
-              <w:rPr>
-                <w:rFonts w:ascii="Calibri" w:hAnsi="Calibri" w:cs="Arial"/>
-                <w:i/>
-                <w:color w:val="0070C0"/>
-                <w:sz w:val="18"/>
-                <w:szCs w:val="20"/>
-                <w:lang w:eastAsia="es-CL"/>
-              </w:rPr>
-              <w:t>¿Cuál es el objetivo general de tu Proyecto APT? ¿Cuáles son los objetivos específicos de tu Proyecto APT?</w:t>
-            </w:r>
           </w:p>
         </w:tc>
       </w:tr>
@@ -1532,14 +1834,466 @@
           </w:tcPr>
           <w:p>
             <w:pPr>
-              <w:pStyle w:val="Prrafodelista"/>
+              <w:rPr>
+                <w:rFonts w:ascii="Calibri" w:hAnsi="Calibri" w:cs="Arial"/>
+                <w:i/>
+                <w:color w:val="0070C0"/>
+                <w:sz w:val="18"/>
+                <w:szCs w:val="20"/>
+                <w:lang w:val="es-419" w:eastAsia="es-CL"/>
+              </w:rPr>
+            </w:pPr>
+            <w:r>
+              <w:rPr>
+                <w:rFonts w:ascii="Calibri" w:hAnsi="Calibri" w:cs="Arial"/>
+                <w:i/>
+                <w:color w:val="0070C0"/>
+                <w:sz w:val="18"/>
+                <w:szCs w:val="20"/>
+                <w:lang w:val="es-419" w:eastAsia="es-CL"/>
+              </w:rPr>
+              <w:t xml:space="preserve">Para desarrollar el proyecto APT se utilizó la metodología ágil </w:t>
+            </w:r>
+            <w:r>
+              <w:rPr>
+                <w:rFonts w:ascii="Calibri" w:hAnsi="Calibri" w:cs="Arial"/>
+                <w:b/>
+                <w:bCs/>
+                <w:i/>
+                <w:color w:val="0070C0"/>
+                <w:sz w:val="18"/>
+                <w:szCs w:val="20"/>
+                <w:lang w:val="es-419" w:eastAsia="es-CL"/>
+              </w:rPr>
+              <w:t>Scrum</w:t>
+            </w:r>
+            <w:r>
+              <w:rPr>
+                <w:rFonts w:ascii="Calibri" w:hAnsi="Calibri" w:cs="Arial"/>
+                <w:i/>
+                <w:color w:val="0070C0"/>
+                <w:sz w:val="18"/>
+                <w:szCs w:val="20"/>
+                <w:lang w:val="es-419" w:eastAsia="es-CL"/>
+              </w:rPr>
+              <w:t xml:space="preserve">, organizando el trabajo en </w:t>
+            </w:r>
+            <w:proofErr w:type="spellStart"/>
+            <w:r>
+              <w:rPr>
+                <w:rFonts w:ascii="Calibri" w:hAnsi="Calibri" w:cs="Arial"/>
+                <w:i/>
+                <w:color w:val="0070C0"/>
+                <w:sz w:val="18"/>
+                <w:szCs w:val="20"/>
+                <w:lang w:val="es-419" w:eastAsia="es-CL"/>
+              </w:rPr>
+              <w:t>sprints</w:t>
+            </w:r>
+            <w:proofErr w:type="spellEnd"/>
+            <w:r>
+              <w:rPr>
+                <w:rFonts w:ascii="Calibri" w:hAnsi="Calibri" w:cs="Arial"/>
+                <w:i/>
+                <w:color w:val="0070C0"/>
+                <w:sz w:val="18"/>
+                <w:szCs w:val="20"/>
+                <w:lang w:val="es-419" w:eastAsia="es-CL"/>
+              </w:rPr>
+              <w:t xml:space="preserve"> y priorizando las funcionalidades mediante un </w:t>
+            </w:r>
+            <w:proofErr w:type="spellStart"/>
+            <w:r>
+              <w:rPr>
+                <w:rFonts w:ascii="Calibri" w:hAnsi="Calibri" w:cs="Arial"/>
+                <w:i/>
+                <w:color w:val="0070C0"/>
+                <w:sz w:val="18"/>
+                <w:szCs w:val="20"/>
+                <w:lang w:val="es-419" w:eastAsia="es-CL"/>
+              </w:rPr>
+              <w:t>Product</w:t>
+            </w:r>
+            <w:proofErr w:type="spellEnd"/>
+            <w:r>
+              <w:rPr>
+                <w:rFonts w:ascii="Calibri" w:hAnsi="Calibri" w:cs="Arial"/>
+                <w:i/>
+                <w:color w:val="0070C0"/>
+                <w:sz w:val="18"/>
+                <w:szCs w:val="20"/>
+                <w:lang w:val="es-419" w:eastAsia="es-CL"/>
+              </w:rPr>
+              <w:t xml:space="preserve"> Backlog. Esta metodología permitió dividir el proyecto en entregas parciales, revisar periódicamente los avances y realizar ajustes de acuerdo con las necesidades identificadas durante el desarrollo.</w:t>
+            </w:r>
+          </w:p>
+          <w:p>
+            <w:pPr>
+              <w:rPr>
+                <w:rFonts w:ascii="Calibri" w:hAnsi="Calibri" w:cs="Arial"/>
+                <w:i/>
+                <w:color w:val="0070C0"/>
+                <w:sz w:val="18"/>
+                <w:szCs w:val="20"/>
+                <w:lang w:val="es-419" w:eastAsia="es-CL"/>
+              </w:rPr>
+            </w:pPr>
+            <w:r>
+              <w:rPr>
+                <w:rFonts w:ascii="Calibri" w:hAnsi="Calibri" w:cs="Arial"/>
+                <w:i/>
+                <w:color w:val="0070C0"/>
+                <w:sz w:val="18"/>
+                <w:szCs w:val="20"/>
+                <w:lang w:val="es-419" w:eastAsia="es-CL"/>
+              </w:rPr>
+              <w:t>El equipo trabajó distribuyendo responsabilidades y actividades entre sus integrantes. Según la organización registrada en el repositorio, se definieron funciones relacionadas con la gestión del proyecto, el análisis de la base de datos y el aseguramiento de la calidad.</w:t>
+            </w:r>
+          </w:p>
+          <w:p>
+            <w:pPr>
+              <w:rPr>
+                <w:rFonts w:ascii="Calibri" w:hAnsi="Calibri" w:cs="Arial"/>
+                <w:i/>
+                <w:color w:val="0070C0"/>
+                <w:sz w:val="18"/>
+                <w:szCs w:val="20"/>
+                <w:lang w:val="es-419" w:eastAsia="es-CL"/>
+              </w:rPr>
+            </w:pPr>
+            <w:r>
+              <w:rPr>
+                <w:rFonts w:ascii="Calibri" w:hAnsi="Calibri" w:cs="Arial"/>
+                <w:i/>
+                <w:color w:val="0070C0"/>
+                <w:sz w:val="18"/>
+                <w:szCs w:val="20"/>
+                <w:lang w:val="es-419" w:eastAsia="es-CL"/>
+              </w:rPr>
+              <w:t>La metodología Scrum se complementó con prácticas de desarrollo de software como:</w:t>
+            </w:r>
+          </w:p>
+          <w:p>
+            <w:pPr>
               <w:numPr>
                 <w:ilvl w:val="0"/>
-                <w:numId w:val="1"/>
+                <w:numId w:val="8"/>
               </w:numPr>
-              <w:spacing w:after="0" w:line="240" w:lineRule="auto"/>
-              <w:ind w:left="318" w:hanging="284"/>
-              <w:jc w:val="both"/>
+              <w:rPr>
+                <w:rFonts w:ascii="Calibri" w:hAnsi="Calibri" w:cs="Arial"/>
+                <w:i/>
+                <w:color w:val="0070C0"/>
+                <w:sz w:val="18"/>
+                <w:szCs w:val="20"/>
+                <w:lang w:val="es-419" w:eastAsia="es-CL"/>
+              </w:rPr>
+            </w:pPr>
+            <w:r>
+              <w:rPr>
+                <w:rFonts w:ascii="Calibri" w:hAnsi="Calibri" w:cs="Arial"/>
+                <w:i/>
+                <w:color w:val="0070C0"/>
+                <w:sz w:val="18"/>
+                <w:szCs w:val="20"/>
+                <w:lang w:val="es-419" w:eastAsia="es-CL"/>
+              </w:rPr>
+              <w:t>Levantamiento y análisis del problema.</w:t>
+            </w:r>
+          </w:p>
+          <w:p>
+            <w:pPr>
+              <w:numPr>
+                <w:ilvl w:val="0"/>
+                <w:numId w:val="8"/>
+              </w:numPr>
+              <w:rPr>
+                <w:rFonts w:ascii="Calibri" w:hAnsi="Calibri" w:cs="Arial"/>
+                <w:i/>
+                <w:color w:val="0070C0"/>
+                <w:sz w:val="18"/>
+                <w:szCs w:val="20"/>
+                <w:lang w:val="es-419" w:eastAsia="es-CL"/>
+              </w:rPr>
+            </w:pPr>
+            <w:r>
+              <w:rPr>
+                <w:rFonts w:ascii="Calibri" w:hAnsi="Calibri" w:cs="Arial"/>
+                <w:i/>
+                <w:color w:val="0070C0"/>
+                <w:sz w:val="18"/>
+                <w:szCs w:val="20"/>
+                <w:lang w:val="es-419" w:eastAsia="es-CL"/>
+              </w:rPr>
+              <w:t>Definición de objetivos y alcance.</w:t>
+            </w:r>
+          </w:p>
+          <w:p>
+            <w:pPr>
+              <w:numPr>
+                <w:ilvl w:val="0"/>
+                <w:numId w:val="8"/>
+              </w:numPr>
+              <w:rPr>
+                <w:rFonts w:ascii="Calibri" w:hAnsi="Calibri" w:cs="Arial"/>
+                <w:i/>
+                <w:color w:val="0070C0"/>
+                <w:sz w:val="18"/>
+                <w:szCs w:val="20"/>
+                <w:lang w:val="es-419" w:eastAsia="es-CL"/>
+              </w:rPr>
+            </w:pPr>
+            <w:r>
+              <w:rPr>
+                <w:rFonts w:ascii="Calibri" w:hAnsi="Calibri" w:cs="Arial"/>
+                <w:i/>
+                <w:color w:val="0070C0"/>
+                <w:sz w:val="18"/>
+                <w:szCs w:val="20"/>
+                <w:lang w:val="es-419" w:eastAsia="es-CL"/>
+              </w:rPr>
+              <w:t xml:space="preserve">Elaboración de </w:t>
+            </w:r>
+            <w:proofErr w:type="spellStart"/>
+            <w:r>
+              <w:rPr>
+                <w:rFonts w:ascii="Calibri" w:hAnsi="Calibri" w:cs="Arial"/>
+                <w:i/>
+                <w:color w:val="0070C0"/>
+                <w:sz w:val="18"/>
+                <w:szCs w:val="20"/>
+                <w:lang w:val="es-419" w:eastAsia="es-CL"/>
+              </w:rPr>
+              <w:t>Product</w:t>
+            </w:r>
+            <w:proofErr w:type="spellEnd"/>
+            <w:r>
+              <w:rPr>
+                <w:rFonts w:ascii="Calibri" w:hAnsi="Calibri" w:cs="Arial"/>
+                <w:i/>
+                <w:color w:val="0070C0"/>
+                <w:sz w:val="18"/>
+                <w:szCs w:val="20"/>
+                <w:lang w:val="es-419" w:eastAsia="es-CL"/>
+              </w:rPr>
+              <w:t xml:space="preserve"> Vision.</w:t>
+            </w:r>
+          </w:p>
+          <w:p>
+            <w:pPr>
+              <w:numPr>
+                <w:ilvl w:val="0"/>
+                <w:numId w:val="8"/>
+              </w:numPr>
+              <w:rPr>
+                <w:rFonts w:ascii="Calibri" w:hAnsi="Calibri" w:cs="Arial"/>
+                <w:i/>
+                <w:color w:val="0070C0"/>
+                <w:sz w:val="18"/>
+                <w:szCs w:val="20"/>
+                <w:lang w:val="es-419" w:eastAsia="es-CL"/>
+              </w:rPr>
+            </w:pPr>
+            <w:r>
+              <w:rPr>
+                <w:rFonts w:ascii="Calibri" w:hAnsi="Calibri" w:cs="Arial"/>
+                <w:i/>
+                <w:color w:val="0070C0"/>
+                <w:sz w:val="18"/>
+                <w:szCs w:val="20"/>
+                <w:lang w:val="es-419" w:eastAsia="es-CL"/>
+              </w:rPr>
+              <w:lastRenderedPageBreak/>
+              <w:t xml:space="preserve">Organización de requerimientos en un </w:t>
+            </w:r>
+            <w:proofErr w:type="spellStart"/>
+            <w:r>
+              <w:rPr>
+                <w:rFonts w:ascii="Calibri" w:hAnsi="Calibri" w:cs="Arial"/>
+                <w:i/>
+                <w:color w:val="0070C0"/>
+                <w:sz w:val="18"/>
+                <w:szCs w:val="20"/>
+                <w:lang w:val="es-419" w:eastAsia="es-CL"/>
+              </w:rPr>
+              <w:t>Product</w:t>
+            </w:r>
+            <w:proofErr w:type="spellEnd"/>
+            <w:r>
+              <w:rPr>
+                <w:rFonts w:ascii="Calibri" w:hAnsi="Calibri" w:cs="Arial"/>
+                <w:i/>
+                <w:color w:val="0070C0"/>
+                <w:sz w:val="18"/>
+                <w:szCs w:val="20"/>
+                <w:lang w:val="es-419" w:eastAsia="es-CL"/>
+              </w:rPr>
+              <w:t xml:space="preserve"> Backlog.</w:t>
+            </w:r>
+          </w:p>
+          <w:p>
+            <w:pPr>
+              <w:numPr>
+                <w:ilvl w:val="0"/>
+                <w:numId w:val="8"/>
+              </w:numPr>
+              <w:rPr>
+                <w:rFonts w:ascii="Calibri" w:hAnsi="Calibri" w:cs="Arial"/>
+                <w:i/>
+                <w:color w:val="0070C0"/>
+                <w:sz w:val="18"/>
+                <w:szCs w:val="20"/>
+                <w:lang w:val="es-419" w:eastAsia="es-CL"/>
+              </w:rPr>
+            </w:pPr>
+            <w:r>
+              <w:rPr>
+                <w:rFonts w:ascii="Calibri" w:hAnsi="Calibri" w:cs="Arial"/>
+                <w:i/>
+                <w:color w:val="0070C0"/>
+                <w:sz w:val="18"/>
+                <w:szCs w:val="20"/>
+                <w:lang w:val="es-419" w:eastAsia="es-CL"/>
+              </w:rPr>
+              <w:t>Diseño de la arquitectura de la solución.</w:t>
+            </w:r>
+          </w:p>
+          <w:p>
+            <w:pPr>
+              <w:numPr>
+                <w:ilvl w:val="0"/>
+                <w:numId w:val="8"/>
+              </w:numPr>
+              <w:rPr>
+                <w:rFonts w:ascii="Calibri" w:hAnsi="Calibri" w:cs="Arial"/>
+                <w:i/>
+                <w:color w:val="0070C0"/>
+                <w:sz w:val="18"/>
+                <w:szCs w:val="20"/>
+                <w:lang w:val="es-419" w:eastAsia="es-CL"/>
+              </w:rPr>
+            </w:pPr>
+            <w:r>
+              <w:rPr>
+                <w:rFonts w:ascii="Calibri" w:hAnsi="Calibri" w:cs="Arial"/>
+                <w:i/>
+                <w:color w:val="0070C0"/>
+                <w:sz w:val="18"/>
+                <w:szCs w:val="20"/>
+                <w:lang w:val="es-419" w:eastAsia="es-CL"/>
+              </w:rPr>
+              <w:t>Desarrollo incremental por funcionalidades.</w:t>
+            </w:r>
+          </w:p>
+          <w:p>
+            <w:pPr>
+              <w:numPr>
+                <w:ilvl w:val="0"/>
+                <w:numId w:val="8"/>
+              </w:numPr>
+              <w:rPr>
+                <w:rFonts w:ascii="Calibri" w:hAnsi="Calibri" w:cs="Arial"/>
+                <w:i/>
+                <w:color w:val="0070C0"/>
+                <w:sz w:val="18"/>
+                <w:szCs w:val="20"/>
+                <w:lang w:val="es-419" w:eastAsia="es-CL"/>
+              </w:rPr>
+            </w:pPr>
+            <w:r>
+              <w:rPr>
+                <w:rFonts w:ascii="Calibri" w:hAnsi="Calibri" w:cs="Arial"/>
+                <w:i/>
+                <w:color w:val="0070C0"/>
+                <w:sz w:val="18"/>
+                <w:szCs w:val="20"/>
+                <w:lang w:val="es-419" w:eastAsia="es-CL"/>
+              </w:rPr>
+              <w:t>Pruebas funcionales y técnicas.</w:t>
+            </w:r>
+          </w:p>
+          <w:p>
+            <w:pPr>
+              <w:numPr>
+                <w:ilvl w:val="0"/>
+                <w:numId w:val="8"/>
+              </w:numPr>
+              <w:rPr>
+                <w:rFonts w:ascii="Calibri" w:hAnsi="Calibri" w:cs="Arial"/>
+                <w:i/>
+                <w:color w:val="0070C0"/>
+                <w:sz w:val="18"/>
+                <w:szCs w:val="20"/>
+                <w:lang w:val="es-419" w:eastAsia="es-CL"/>
+              </w:rPr>
+            </w:pPr>
+            <w:r>
+              <w:rPr>
+                <w:rFonts w:ascii="Calibri" w:hAnsi="Calibri" w:cs="Arial"/>
+                <w:i/>
+                <w:color w:val="0070C0"/>
+                <w:sz w:val="18"/>
+                <w:szCs w:val="20"/>
+                <w:lang w:val="es-419" w:eastAsia="es-CL"/>
+              </w:rPr>
+              <w:t>Revisión de avances.</w:t>
+            </w:r>
+          </w:p>
+          <w:p>
+            <w:pPr>
+              <w:numPr>
+                <w:ilvl w:val="0"/>
+                <w:numId w:val="8"/>
+              </w:numPr>
+              <w:rPr>
+                <w:rFonts w:ascii="Calibri" w:hAnsi="Calibri" w:cs="Arial"/>
+                <w:i/>
+                <w:color w:val="0070C0"/>
+                <w:sz w:val="18"/>
+                <w:szCs w:val="20"/>
+                <w:lang w:val="es-419" w:eastAsia="es-CL"/>
+              </w:rPr>
+            </w:pPr>
+            <w:r>
+              <w:rPr>
+                <w:rFonts w:ascii="Calibri" w:hAnsi="Calibri" w:cs="Arial"/>
+                <w:i/>
+                <w:color w:val="0070C0"/>
+                <w:sz w:val="18"/>
+                <w:szCs w:val="20"/>
+                <w:lang w:val="es-419" w:eastAsia="es-CL"/>
+              </w:rPr>
+              <w:t>Documentación de decisiones y procedimientos.</w:t>
+            </w:r>
+          </w:p>
+          <w:p>
+            <w:pPr>
+              <w:numPr>
+                <w:ilvl w:val="0"/>
+                <w:numId w:val="8"/>
+              </w:numPr>
+              <w:rPr>
+                <w:rFonts w:ascii="Calibri" w:hAnsi="Calibri" w:cs="Arial"/>
+                <w:i/>
+                <w:color w:val="0070C0"/>
+                <w:sz w:val="18"/>
+                <w:szCs w:val="20"/>
+                <w:lang w:val="es-419" w:eastAsia="es-CL"/>
+              </w:rPr>
+            </w:pPr>
+            <w:r>
+              <w:rPr>
+                <w:rFonts w:ascii="Calibri" w:hAnsi="Calibri" w:cs="Arial"/>
+                <w:i/>
+                <w:color w:val="0070C0"/>
+                <w:sz w:val="18"/>
+                <w:szCs w:val="20"/>
+                <w:lang w:val="es-419" w:eastAsia="es-CL"/>
+              </w:rPr>
+              <w:t>Ajustes derivados de errores o dificultades técnicas.</w:t>
+            </w:r>
+          </w:p>
+          <w:p>
+            <w:pPr>
               <w:rPr>
                 <w:rFonts w:ascii="Calibri" w:hAnsi="Calibri" w:cs="Arial"/>
                 <w:i/>
@@ -1549,87 +2303,6 @@
                 <w:lang w:eastAsia="es-CL"/>
               </w:rPr>
             </w:pPr>
-            <w:r>
-              <w:rPr>
-                <w:rFonts w:ascii="Calibri" w:hAnsi="Calibri" w:cs="Arial"/>
-                <w:i/>
-                <w:color w:val="0070C0"/>
-                <w:sz w:val="18"/>
-                <w:szCs w:val="20"/>
-                <w:lang w:eastAsia="es-CL"/>
-              </w:rPr>
-              <w:t>Metodología utilizada y su pertinencia para cumplir objetivos.</w:t>
-            </w:r>
-          </w:p>
-          <w:p>
-            <w:pPr>
-              <w:ind w:left="720"/>
-              <w:rPr>
-                <w:rFonts w:ascii="Calibri" w:hAnsi="Calibri" w:cs="Arial"/>
-                <w:i/>
-                <w:color w:val="0070C0"/>
-                <w:sz w:val="18"/>
-                <w:szCs w:val="20"/>
-                <w:lang w:eastAsia="es-CL"/>
-              </w:rPr>
-            </w:pPr>
-            <w:r>
-              <w:rPr>
-                <w:rFonts w:ascii="Calibri" w:hAnsi="Calibri" w:cs="Arial"/>
-                <w:i/>
-                <w:color w:val="0070C0"/>
-                <w:sz w:val="18"/>
-                <w:szCs w:val="20"/>
-                <w:lang w:eastAsia="es-CL"/>
-              </w:rPr>
-              <w:t>¿Qué metodología utilizaste para desarrollar tu Proyecto APT?</w:t>
-            </w:r>
-            <w:r>
-              <w:rPr>
-                <w:rFonts w:ascii="Calibri" w:hAnsi="Calibri" w:cs="Arial"/>
-                <w:i/>
-                <w:color w:val="0070C0"/>
-                <w:sz w:val="18"/>
-                <w:szCs w:val="20"/>
-                <w:lang w:eastAsia="es-CL"/>
-              </w:rPr>
-              <w:t xml:space="preserve"> Describe las fases y procedimientos que llevaste a cabo para ejecutar tu proyecto.</w:t>
-            </w:r>
-          </w:p>
-          <w:p>
-            <w:pPr>
-              <w:ind w:left="720"/>
-              <w:rPr>
-                <w:rFonts w:ascii="Calibri" w:hAnsi="Calibri" w:cs="Arial"/>
-                <w:i/>
-                <w:color w:val="0070C0"/>
-                <w:sz w:val="18"/>
-                <w:szCs w:val="20"/>
-                <w:lang w:eastAsia="es-CL"/>
-              </w:rPr>
-            </w:pPr>
-            <w:r>
-              <w:rPr>
-                <w:rFonts w:ascii="Calibri" w:hAnsi="Calibri" w:cs="Arial"/>
-                <w:i/>
-                <w:color w:val="0070C0"/>
-                <w:sz w:val="18"/>
-                <w:szCs w:val="20"/>
-                <w:lang w:eastAsia="es-CL"/>
-              </w:rPr>
-              <w:t>Fundamenta, ¿p</w:t>
-            </w:r>
-            <w:r>
-              <w:rPr>
-                <w:rFonts w:ascii="Calibri" w:hAnsi="Calibri" w:cs="Arial"/>
-                <w:i/>
-                <w:color w:val="0070C0"/>
-                <w:sz w:val="18"/>
-                <w:szCs w:val="20"/>
-                <w:lang w:eastAsia="es-CL"/>
-              </w:rPr>
-              <w:t>or qué esta metodología era pertinente para cumplir los objetivos planteados?</w:t>
-            </w:r>
           </w:p>
         </w:tc>
       </w:tr>
@@ -1668,14 +2341,435 @@
           </w:tcPr>
           <w:p>
             <w:pPr>
-              <w:pStyle w:val="Prrafodelista"/>
-              <w:numPr>
-                <w:ilvl w:val="0"/>
-                <w:numId w:val="1"/>
-              </w:numPr>
-              <w:spacing w:after="0" w:line="240" w:lineRule="auto"/>
-              <w:ind w:left="318" w:hanging="284"/>
-              <w:jc w:val="both"/>
+              <w:rPr>
+                <w:rFonts w:ascii="Calibri" w:hAnsi="Calibri" w:cs="Arial"/>
+                <w:i/>
+                <w:color w:val="0070C0"/>
+                <w:sz w:val="18"/>
+                <w:szCs w:val="20"/>
+                <w:lang w:val="es-419" w:eastAsia="es-CL"/>
+              </w:rPr>
+            </w:pPr>
+            <w:r>
+              <w:rPr>
+                <w:rFonts w:ascii="Calibri" w:hAnsi="Calibri" w:cs="Arial"/>
+                <w:i/>
+                <w:color w:val="0070C0"/>
+                <w:sz w:val="18"/>
+                <w:szCs w:val="20"/>
+                <w:lang w:val="es-419" w:eastAsia="es-CL"/>
+              </w:rPr>
+              <w:t xml:space="preserve">Durante el desarrollo se analizó el sistema existente, se definieron usuarios y roles, se diseñó una arquitectura basada en </w:t>
+            </w:r>
+            <w:proofErr w:type="spellStart"/>
+            <w:r>
+              <w:rPr>
+                <w:rFonts w:ascii="Calibri" w:hAnsi="Calibri" w:cs="Arial"/>
+                <w:i/>
+                <w:color w:val="0070C0"/>
+                <w:sz w:val="18"/>
+                <w:szCs w:val="20"/>
+                <w:lang w:val="es-419" w:eastAsia="es-CL"/>
+              </w:rPr>
+              <w:t>React</w:t>
+            </w:r>
+            <w:proofErr w:type="spellEnd"/>
+            <w:r>
+              <w:rPr>
+                <w:rFonts w:ascii="Calibri" w:hAnsi="Calibri" w:cs="Arial"/>
+                <w:i/>
+                <w:color w:val="0070C0"/>
+                <w:sz w:val="18"/>
+                <w:szCs w:val="20"/>
+                <w:lang w:val="es-419" w:eastAsia="es-CL"/>
+              </w:rPr>
+              <w:t xml:space="preserve">, </w:t>
+            </w:r>
+            <w:proofErr w:type="spellStart"/>
+            <w:r>
+              <w:rPr>
+                <w:rFonts w:ascii="Calibri" w:hAnsi="Calibri" w:cs="Arial"/>
+                <w:i/>
+                <w:color w:val="0070C0"/>
+                <w:sz w:val="18"/>
+                <w:szCs w:val="20"/>
+                <w:lang w:val="es-419" w:eastAsia="es-CL"/>
+              </w:rPr>
+              <w:t>FastAPI</w:t>
+            </w:r>
+            <w:proofErr w:type="spellEnd"/>
+            <w:r>
+              <w:rPr>
+                <w:rFonts w:ascii="Calibri" w:hAnsi="Calibri" w:cs="Arial"/>
+                <w:i/>
+                <w:color w:val="0070C0"/>
+                <w:sz w:val="18"/>
+                <w:szCs w:val="20"/>
+                <w:lang w:val="es-419" w:eastAsia="es-CL"/>
+              </w:rPr>
+              <w:t xml:space="preserve"> y SQL Server, y se implementó una API para autenticación y administración de usuarios. También se incorporaron JWT, </w:t>
+            </w:r>
+            <w:proofErr w:type="spellStart"/>
+            <w:r>
+              <w:rPr>
+                <w:rFonts w:ascii="Calibri" w:hAnsi="Calibri" w:cs="Arial"/>
+                <w:i/>
+                <w:color w:val="0070C0"/>
+                <w:sz w:val="18"/>
+                <w:szCs w:val="20"/>
+                <w:lang w:val="es-419" w:eastAsia="es-CL"/>
+              </w:rPr>
+              <w:t>bcrypt</w:t>
+            </w:r>
+            <w:proofErr w:type="spellEnd"/>
+            <w:r>
+              <w:rPr>
+                <w:rFonts w:ascii="Calibri" w:hAnsi="Calibri" w:cs="Arial"/>
+                <w:i/>
+                <w:color w:val="0070C0"/>
+                <w:sz w:val="18"/>
+                <w:szCs w:val="20"/>
+                <w:lang w:val="es-419" w:eastAsia="es-CL"/>
+              </w:rPr>
+              <w:t xml:space="preserve">, </w:t>
+            </w:r>
+            <w:proofErr w:type="spellStart"/>
+            <w:r>
+              <w:rPr>
+                <w:rFonts w:ascii="Calibri" w:hAnsi="Calibri" w:cs="Arial"/>
+                <w:i/>
+                <w:color w:val="0070C0"/>
+                <w:sz w:val="18"/>
+                <w:szCs w:val="20"/>
+                <w:lang w:val="es-419" w:eastAsia="es-CL"/>
+              </w:rPr>
+              <w:t>Alembic</w:t>
+            </w:r>
+            <w:proofErr w:type="spellEnd"/>
+            <w:r>
+              <w:rPr>
+                <w:rFonts w:ascii="Calibri" w:hAnsi="Calibri" w:cs="Arial"/>
+                <w:i/>
+                <w:color w:val="0070C0"/>
+                <w:sz w:val="18"/>
+                <w:szCs w:val="20"/>
+                <w:lang w:val="es-419" w:eastAsia="es-CL"/>
+              </w:rPr>
+              <w:t xml:space="preserve">, Docker, </w:t>
+            </w:r>
+            <w:proofErr w:type="spellStart"/>
+            <w:r>
+              <w:rPr>
+                <w:rFonts w:ascii="Calibri" w:hAnsi="Calibri" w:cs="Arial"/>
+                <w:i/>
+                <w:color w:val="0070C0"/>
+                <w:sz w:val="18"/>
+                <w:szCs w:val="20"/>
+                <w:lang w:val="es-419" w:eastAsia="es-CL"/>
+              </w:rPr>
+              <w:t>React</w:t>
+            </w:r>
+            <w:proofErr w:type="spellEnd"/>
+            <w:r>
+              <w:rPr>
+                <w:rFonts w:ascii="Calibri" w:hAnsi="Calibri" w:cs="Arial"/>
+                <w:i/>
+                <w:color w:val="0070C0"/>
+                <w:sz w:val="18"/>
+                <w:szCs w:val="20"/>
+                <w:lang w:val="es-419" w:eastAsia="es-CL"/>
+              </w:rPr>
+              <w:t xml:space="preserve"> </w:t>
+            </w:r>
+            <w:proofErr w:type="spellStart"/>
+            <w:r>
+              <w:rPr>
+                <w:rFonts w:ascii="Calibri" w:hAnsi="Calibri" w:cs="Arial"/>
+                <w:i/>
+                <w:color w:val="0070C0"/>
+                <w:sz w:val="18"/>
+                <w:szCs w:val="20"/>
+                <w:lang w:val="es-419" w:eastAsia="es-CL"/>
+              </w:rPr>
+              <w:t>Router</w:t>
+            </w:r>
+            <w:proofErr w:type="spellEnd"/>
+            <w:r>
+              <w:rPr>
+                <w:rFonts w:ascii="Calibri" w:hAnsi="Calibri" w:cs="Arial"/>
+                <w:i/>
+                <w:color w:val="0070C0"/>
+                <w:sz w:val="18"/>
+                <w:szCs w:val="20"/>
+                <w:lang w:val="es-419" w:eastAsia="es-CL"/>
+              </w:rPr>
+              <w:t xml:space="preserve"> y pruebas para validar los permisos.</w:t>
+            </w:r>
+          </w:p>
+          <w:p>
+            <w:pPr>
+              <w:rPr>
+                <w:rFonts w:ascii="Calibri" w:hAnsi="Calibri" w:cs="Arial"/>
+                <w:i/>
+                <w:color w:val="0070C0"/>
+                <w:sz w:val="18"/>
+                <w:szCs w:val="20"/>
+                <w:lang w:val="es-419" w:eastAsia="es-CL"/>
+              </w:rPr>
+            </w:pPr>
+            <w:r>
+              <w:rPr>
+                <w:rFonts w:ascii="Calibri" w:hAnsi="Calibri" w:cs="Arial"/>
+                <w:i/>
+                <w:color w:val="0070C0"/>
+                <w:sz w:val="18"/>
+                <w:szCs w:val="20"/>
+                <w:lang w:val="es-419" w:eastAsia="es-CL"/>
+              </w:rPr>
+              <w:t xml:space="preserve">Las principales dificultades fueron la integración de SQL Server con Docker, la configuración de </w:t>
+            </w:r>
+            <w:proofErr w:type="spellStart"/>
+            <w:r>
+              <w:rPr>
+                <w:rFonts w:ascii="Calibri" w:hAnsi="Calibri" w:cs="Arial"/>
+                <w:i/>
+                <w:color w:val="0070C0"/>
+                <w:sz w:val="18"/>
+                <w:szCs w:val="20"/>
+                <w:lang w:val="es-419" w:eastAsia="es-CL"/>
+              </w:rPr>
+              <w:t>Alembic</w:t>
+            </w:r>
+            <w:proofErr w:type="spellEnd"/>
+            <w:r>
+              <w:rPr>
+                <w:rFonts w:ascii="Calibri" w:hAnsi="Calibri" w:cs="Arial"/>
+                <w:i/>
+                <w:color w:val="0070C0"/>
+                <w:sz w:val="18"/>
+                <w:szCs w:val="20"/>
+                <w:lang w:val="es-419" w:eastAsia="es-CL"/>
+              </w:rPr>
+              <w:t xml:space="preserve">, la comunicación entre </w:t>
+            </w:r>
+            <w:proofErr w:type="spellStart"/>
+            <w:r>
+              <w:rPr>
+                <w:rFonts w:ascii="Calibri" w:hAnsi="Calibri" w:cs="Arial"/>
+                <w:i/>
+                <w:color w:val="0070C0"/>
+                <w:sz w:val="18"/>
+                <w:szCs w:val="20"/>
+                <w:lang w:val="es-419" w:eastAsia="es-CL"/>
+              </w:rPr>
+              <w:t>frontend</w:t>
+            </w:r>
+            <w:proofErr w:type="spellEnd"/>
+            <w:r>
+              <w:rPr>
+                <w:rFonts w:ascii="Calibri" w:hAnsi="Calibri" w:cs="Arial"/>
+                <w:i/>
+                <w:color w:val="0070C0"/>
+                <w:sz w:val="18"/>
+                <w:szCs w:val="20"/>
+                <w:lang w:val="es-419" w:eastAsia="es-CL"/>
+              </w:rPr>
+              <w:t xml:space="preserve"> y </w:t>
+            </w:r>
+            <w:proofErr w:type="spellStart"/>
+            <w:r>
+              <w:rPr>
+                <w:rFonts w:ascii="Calibri" w:hAnsi="Calibri" w:cs="Arial"/>
+                <w:i/>
+                <w:color w:val="0070C0"/>
+                <w:sz w:val="18"/>
+                <w:szCs w:val="20"/>
+                <w:lang w:val="es-419" w:eastAsia="es-CL"/>
+              </w:rPr>
+              <w:t>backend</w:t>
+            </w:r>
+            <w:proofErr w:type="spellEnd"/>
+            <w:r>
+              <w:rPr>
+                <w:rFonts w:ascii="Calibri" w:hAnsi="Calibri" w:cs="Arial"/>
+                <w:i/>
+                <w:color w:val="0070C0"/>
+                <w:sz w:val="18"/>
+                <w:szCs w:val="20"/>
+                <w:lang w:val="es-419" w:eastAsia="es-CL"/>
+              </w:rPr>
+              <w:t xml:space="preserve">, el manejo de roles y la diferencia entre los entornos de desarrollo y producción. Estas dificultades se abordaron mediante variables de entorno, configuración del servicio </w:t>
+            </w:r>
+            <w:proofErr w:type="spellStart"/>
+            <w:r>
+              <w:rPr>
+                <w:rFonts w:ascii="Calibri" w:hAnsi="Calibri" w:cs="Arial"/>
+                <w:i/>
+                <w:color w:val="0070C0"/>
+                <w:sz w:val="18"/>
+                <w:szCs w:val="20"/>
+                <w:lang w:val="es-419" w:eastAsia="es-CL"/>
+              </w:rPr>
+              <w:t>db</w:t>
+            </w:r>
+            <w:proofErr w:type="spellEnd"/>
+            <w:r>
+              <w:rPr>
+                <w:rFonts w:ascii="Calibri" w:hAnsi="Calibri" w:cs="Arial"/>
+                <w:i/>
+                <w:color w:val="0070C0"/>
+                <w:sz w:val="18"/>
+                <w:szCs w:val="20"/>
+                <w:lang w:val="es-419" w:eastAsia="es-CL"/>
+              </w:rPr>
+              <w:t>, documentación técnica, pruebas incrementales y separación de configuraciones Docker.</w:t>
+            </w:r>
+          </w:p>
+          <w:p>
+            <w:pPr>
+              <w:rPr>
+                <w:rFonts w:ascii="Calibri" w:hAnsi="Calibri" w:cs="Arial"/>
+                <w:i/>
+                <w:color w:val="0070C0"/>
+                <w:sz w:val="18"/>
+                <w:szCs w:val="20"/>
+                <w:lang w:val="es-419" w:eastAsia="es-CL"/>
+              </w:rPr>
+            </w:pPr>
+            <w:r>
+              <w:rPr>
+                <w:rFonts w:ascii="Calibri" w:hAnsi="Calibri" w:cs="Arial"/>
+                <w:i/>
+                <w:color w:val="0070C0"/>
+                <w:sz w:val="18"/>
+                <w:szCs w:val="20"/>
+                <w:lang w:val="es-419" w:eastAsia="es-CL"/>
+              </w:rPr>
+              <w:t xml:space="preserve">Como facilitadores se utilizaron Docker, </w:t>
+            </w:r>
+            <w:proofErr w:type="spellStart"/>
+            <w:r>
+              <w:rPr>
+                <w:rFonts w:ascii="Calibri" w:hAnsi="Calibri" w:cs="Arial"/>
+                <w:i/>
+                <w:color w:val="0070C0"/>
+                <w:sz w:val="18"/>
+                <w:szCs w:val="20"/>
+                <w:lang w:val="es-419" w:eastAsia="es-CL"/>
+              </w:rPr>
+              <w:t>FastAPI</w:t>
+            </w:r>
+            <w:proofErr w:type="spellEnd"/>
+            <w:r>
+              <w:rPr>
+                <w:rFonts w:ascii="Calibri" w:hAnsi="Calibri" w:cs="Arial"/>
+                <w:i/>
+                <w:color w:val="0070C0"/>
+                <w:sz w:val="18"/>
+                <w:szCs w:val="20"/>
+                <w:lang w:val="es-419" w:eastAsia="es-CL"/>
+              </w:rPr>
+              <w:t xml:space="preserve">, </w:t>
+            </w:r>
+            <w:proofErr w:type="spellStart"/>
+            <w:r>
+              <w:rPr>
+                <w:rFonts w:ascii="Calibri" w:hAnsi="Calibri" w:cs="Arial"/>
+                <w:i/>
+                <w:color w:val="0070C0"/>
+                <w:sz w:val="18"/>
+                <w:szCs w:val="20"/>
+                <w:lang w:val="es-419" w:eastAsia="es-CL"/>
+              </w:rPr>
+              <w:t>SQLAlchemy</w:t>
+            </w:r>
+            <w:proofErr w:type="spellEnd"/>
+            <w:r>
+              <w:rPr>
+                <w:rFonts w:ascii="Calibri" w:hAnsi="Calibri" w:cs="Arial"/>
+                <w:i/>
+                <w:color w:val="0070C0"/>
+                <w:sz w:val="18"/>
+                <w:szCs w:val="20"/>
+                <w:lang w:val="es-419" w:eastAsia="es-CL"/>
+              </w:rPr>
+              <w:t xml:space="preserve">, </w:t>
+            </w:r>
+            <w:proofErr w:type="spellStart"/>
+            <w:r>
+              <w:rPr>
+                <w:rFonts w:ascii="Calibri" w:hAnsi="Calibri" w:cs="Arial"/>
+                <w:i/>
+                <w:color w:val="0070C0"/>
+                <w:sz w:val="18"/>
+                <w:szCs w:val="20"/>
+                <w:lang w:val="es-419" w:eastAsia="es-CL"/>
+              </w:rPr>
+              <w:t>Pydantic</w:t>
+            </w:r>
+            <w:proofErr w:type="spellEnd"/>
+            <w:r>
+              <w:rPr>
+                <w:rFonts w:ascii="Calibri" w:hAnsi="Calibri" w:cs="Arial"/>
+                <w:i/>
+                <w:color w:val="0070C0"/>
+                <w:sz w:val="18"/>
+                <w:szCs w:val="20"/>
+                <w:lang w:val="es-419" w:eastAsia="es-CL"/>
+              </w:rPr>
+              <w:t xml:space="preserve">, </w:t>
+            </w:r>
+            <w:proofErr w:type="spellStart"/>
+            <w:r>
+              <w:rPr>
+                <w:rFonts w:ascii="Calibri" w:hAnsi="Calibri" w:cs="Arial"/>
+                <w:i/>
+                <w:color w:val="0070C0"/>
+                <w:sz w:val="18"/>
+                <w:szCs w:val="20"/>
+                <w:lang w:val="es-419" w:eastAsia="es-CL"/>
+              </w:rPr>
+              <w:t>Alembic</w:t>
+            </w:r>
+            <w:proofErr w:type="spellEnd"/>
+            <w:r>
+              <w:rPr>
+                <w:rFonts w:ascii="Calibri" w:hAnsi="Calibri" w:cs="Arial"/>
+                <w:i/>
+                <w:color w:val="0070C0"/>
+                <w:sz w:val="18"/>
+                <w:szCs w:val="20"/>
+                <w:lang w:val="es-419" w:eastAsia="es-CL"/>
+              </w:rPr>
+              <w:t xml:space="preserve">, </w:t>
+            </w:r>
+            <w:proofErr w:type="spellStart"/>
+            <w:r>
+              <w:rPr>
+                <w:rFonts w:ascii="Calibri" w:hAnsi="Calibri" w:cs="Arial"/>
+                <w:i/>
+                <w:color w:val="0070C0"/>
+                <w:sz w:val="18"/>
+                <w:szCs w:val="20"/>
+                <w:lang w:val="es-419" w:eastAsia="es-CL"/>
+              </w:rPr>
+              <w:t>React</w:t>
+            </w:r>
+            <w:proofErr w:type="spellEnd"/>
+            <w:r>
+              <w:rPr>
+                <w:rFonts w:ascii="Calibri" w:hAnsi="Calibri" w:cs="Arial"/>
+                <w:i/>
+                <w:color w:val="0070C0"/>
+                <w:sz w:val="18"/>
+                <w:szCs w:val="20"/>
+                <w:lang w:val="es-419" w:eastAsia="es-CL"/>
+              </w:rPr>
+              <w:t>, la documentación del proyecto y la organización mediante Scrum. Como ajuste principal se priorizó la autenticación, los usuarios y los roles, dejando los módulos de recepción, procesamiento, catálogos y auditoría completa para las siguientes etapas del proyecto.</w:t>
+            </w:r>
+          </w:p>
+          <w:p>
+            <w:pPr>
               <w:rPr>
                 <w:rFonts w:ascii="Calibri" w:hAnsi="Calibri" w:cs="Arial"/>
                 <w:i/>
@@ -1694,245 +2788,7 @@
                 <w:szCs w:val="20"/>
                 <w:lang w:eastAsia="es-CL"/>
               </w:rPr>
-              <w:t>Descripción de las etapas o actividades del Proyecto APT.</w:t>
-            </w:r>
-          </w:p>
-          <w:p>
-            <w:pPr>
-              <w:pStyle w:val="Prrafodelista"/>
-              <w:jc w:val="both"/>
-              <w:rPr>
-                <w:rFonts w:ascii="Calibri" w:hAnsi="Calibri" w:cs="Arial"/>
-                <w:i/>
-                <w:color w:val="0070C0"/>
-                <w:sz w:val="18"/>
-                <w:szCs w:val="20"/>
-                <w:lang w:eastAsia="es-CL"/>
-              </w:rPr>
-            </w:pPr>
-            <w:r>
-              <w:rPr>
-                <w:rFonts w:ascii="Calibri" w:hAnsi="Calibri" w:cs="Arial"/>
-                <w:i/>
-                <w:color w:val="0070C0"/>
-                <w:sz w:val="18"/>
-                <w:szCs w:val="20"/>
-                <w:lang w:eastAsia="es-CL"/>
-              </w:rPr>
-              <w:t xml:space="preserve">¿Cuáles fueron las etapas o actividades </w:t>
-            </w:r>
-            <w:r>
-              <w:rPr>
-                <w:rFonts w:ascii="Calibri" w:hAnsi="Calibri" w:cs="Arial"/>
-                <w:i/>
-                <w:color w:val="0070C0"/>
-                <w:sz w:val="18"/>
-                <w:szCs w:val="20"/>
-                <w:lang w:eastAsia="es-CL"/>
-              </w:rPr>
-              <w:t>que desarrollaste en</w:t>
-            </w:r>
-            <w:r>
-              <w:rPr>
-                <w:rFonts w:ascii="Calibri" w:hAnsi="Calibri" w:cs="Arial"/>
-                <w:i/>
-                <w:color w:val="0070C0"/>
-                <w:sz w:val="18"/>
-                <w:szCs w:val="20"/>
-                <w:lang w:eastAsia="es-CL"/>
-              </w:rPr>
-              <w:t xml:space="preserve"> tu Proyecto APT?</w:t>
-            </w:r>
-          </w:p>
-          <w:p>
-            <w:pPr>
-              <w:pStyle w:val="Prrafodelista"/>
-              <w:numPr>
-                <w:ilvl w:val="0"/>
-                <w:numId w:val="1"/>
-              </w:numPr>
-              <w:spacing w:after="0" w:line="240" w:lineRule="auto"/>
-              <w:ind w:left="318" w:hanging="284"/>
-              <w:jc w:val="both"/>
-              <w:rPr>
-                <w:rFonts w:ascii="Calibri" w:hAnsi="Calibri" w:cs="Arial"/>
-                <w:i/>
-                <w:color w:val="0070C0"/>
-                <w:sz w:val="18"/>
-                <w:szCs w:val="20"/>
-                <w:lang w:eastAsia="es-CL"/>
-              </w:rPr>
-            </w:pPr>
-            <w:r>
-              <w:rPr>
-                <w:rFonts w:ascii="Calibri" w:hAnsi="Calibri" w:cs="Arial"/>
-                <w:i/>
-                <w:color w:val="0070C0"/>
-                <w:sz w:val="18"/>
-                <w:szCs w:val="20"/>
-                <w:lang w:eastAsia="es-CL"/>
-              </w:rPr>
-              <w:t>Dificultades y facilitadores en el desarrollo del Proyecto APT</w:t>
-            </w:r>
-            <w:r>
-              <w:rPr>
-                <w:rFonts w:ascii="Calibri" w:hAnsi="Calibri" w:cs="Arial"/>
-                <w:i/>
-                <w:color w:val="0070C0"/>
-                <w:sz w:val="18"/>
-                <w:szCs w:val="20"/>
-                <w:lang w:eastAsia="es-CL"/>
-              </w:rPr>
-              <w:t>.</w:t>
-            </w:r>
-          </w:p>
-          <w:p>
-            <w:pPr>
-              <w:pStyle w:val="Prrafodelista"/>
-              <w:jc w:val="both"/>
-              <w:rPr>
-                <w:rFonts w:ascii="Calibri" w:hAnsi="Calibri" w:cs="Arial"/>
-                <w:i/>
-                <w:color w:val="0070C0"/>
-                <w:sz w:val="18"/>
-                <w:szCs w:val="20"/>
-                <w:lang w:eastAsia="es-CL"/>
-              </w:rPr>
-            </w:pPr>
-            <w:r>
-              <w:rPr>
-                <w:rFonts w:ascii="Calibri" w:hAnsi="Calibri" w:cs="Arial"/>
-                <w:i/>
-                <w:color w:val="0070C0"/>
-                <w:sz w:val="18"/>
-                <w:szCs w:val="20"/>
-                <w:lang w:eastAsia="es-CL"/>
-              </w:rPr>
-              <w:t>¿Qué elementos/aspectos te facilitaron o ayudaron en el desarrollo de tu proyecto APT?</w:t>
-            </w:r>
-          </w:p>
-          <w:p>
-            <w:pPr>
-              <w:pStyle w:val="Prrafodelista"/>
-              <w:jc w:val="both"/>
-              <w:rPr>
-                <w:rFonts w:ascii="Calibri" w:hAnsi="Calibri" w:cs="Arial"/>
-                <w:i/>
-                <w:color w:val="0070C0"/>
-                <w:sz w:val="18"/>
-                <w:szCs w:val="20"/>
-                <w:lang w:eastAsia="es-CL"/>
-              </w:rPr>
-            </w:pPr>
-            <w:r>
-              <w:rPr>
-                <w:rFonts w:ascii="Calibri" w:hAnsi="Calibri" w:cs="Arial"/>
-                <w:i/>
-                <w:color w:val="0070C0"/>
-                <w:sz w:val="18"/>
-                <w:szCs w:val="20"/>
-                <w:lang w:eastAsia="es-CL"/>
-              </w:rPr>
-              <w:t>¿A qué dificultades</w:t>
-            </w:r>
-            <w:r>
-              <w:rPr>
-                <w:rFonts w:ascii="Calibri" w:hAnsi="Calibri" w:cs="Arial"/>
-                <w:i/>
-                <w:color w:val="0070C0"/>
-                <w:sz w:val="18"/>
-                <w:szCs w:val="20"/>
-                <w:lang w:eastAsia="es-CL"/>
-              </w:rPr>
-              <w:t xml:space="preserve"> enfrentaste en el desarrollo de tu Proyecto APT?</w:t>
-            </w:r>
-          </w:p>
-          <w:p>
-            <w:pPr>
-              <w:pStyle w:val="Prrafodelista"/>
-              <w:numPr>
-                <w:ilvl w:val="0"/>
-                <w:numId w:val="1"/>
-              </w:numPr>
-              <w:spacing w:after="0" w:line="240" w:lineRule="auto"/>
-              <w:ind w:left="318" w:hanging="284"/>
-              <w:jc w:val="both"/>
-              <w:rPr>
-                <w:rFonts w:ascii="Calibri" w:hAnsi="Calibri" w:cs="Arial"/>
-                <w:i/>
-                <w:color w:val="0070C0"/>
-                <w:sz w:val="18"/>
-                <w:szCs w:val="20"/>
-                <w:lang w:eastAsia="es-CL"/>
-              </w:rPr>
-            </w:pPr>
-            <w:r>
-              <w:rPr>
-                <w:rFonts w:ascii="Calibri" w:hAnsi="Calibri" w:cs="Arial"/>
-                <w:i/>
-                <w:color w:val="0070C0"/>
-                <w:sz w:val="18"/>
-                <w:szCs w:val="20"/>
-                <w:lang w:eastAsia="es-CL"/>
-              </w:rPr>
-              <w:t>A</w:t>
-            </w:r>
-            <w:r>
-              <w:rPr>
-                <w:rFonts w:ascii="Calibri" w:hAnsi="Calibri" w:cs="Arial"/>
-                <w:i/>
-                <w:color w:val="0070C0"/>
-                <w:sz w:val="18"/>
-                <w:szCs w:val="20"/>
-                <w:lang w:eastAsia="es-CL"/>
-              </w:rPr>
-              <w:t>justes</w:t>
-            </w:r>
-            <w:r>
-              <w:rPr>
-                <w:rFonts w:ascii="Calibri" w:hAnsi="Calibri" w:cs="Arial"/>
-                <w:i/>
-                <w:color w:val="0070C0"/>
-                <w:sz w:val="18"/>
-                <w:szCs w:val="20"/>
-                <w:lang w:eastAsia="es-CL"/>
-              </w:rPr>
-              <w:t xml:space="preserve"> realizados</w:t>
-            </w:r>
-            <w:r>
-              <w:rPr>
-                <w:rFonts w:ascii="Calibri" w:hAnsi="Calibri" w:cs="Arial"/>
-                <w:i/>
-                <w:color w:val="0070C0"/>
-                <w:sz w:val="18"/>
-                <w:szCs w:val="20"/>
-                <w:lang w:eastAsia="es-CL"/>
-              </w:rPr>
-              <w:t>.</w:t>
-            </w:r>
-          </w:p>
-          <w:p>
-            <w:pPr>
-              <w:ind w:left="720"/>
-              <w:rPr>
-                <w:rFonts w:ascii="Calibri" w:hAnsi="Calibri" w:cs="Arial"/>
-                <w:i/>
-                <w:color w:val="0070C0"/>
-                <w:sz w:val="18"/>
-                <w:szCs w:val="20"/>
-                <w:lang w:eastAsia="es-CL"/>
-              </w:rPr>
-            </w:pPr>
-            <w:r>
-              <w:rPr>
-                <w:rFonts w:ascii="Calibri" w:hAnsi="Calibri" w:cs="Arial"/>
-                <w:i/>
-                <w:color w:val="0070C0"/>
-                <w:sz w:val="18"/>
-                <w:szCs w:val="20"/>
-                <w:lang w:eastAsia="es-CL"/>
-              </w:rPr>
-              <w:t xml:space="preserve">¿Cómo abordaste las dificultades para cumplir con los objetivos? ¿Tuviste que hacer algún ajuste? ¿Qué ajuste? </w:t>
+              <w:t xml:space="preserve"> </w:t>
             </w:r>
           </w:p>
         </w:tc>
@@ -2133,21 +2989,277 @@
           </w:tcPr>
           <w:p>
             <w:pPr>
-              <w:pStyle w:val="Prrafodelista"/>
-              <w:numPr>
-                <w:ilvl w:val="0"/>
-                <w:numId w:val="1"/>
-              </w:numPr>
-              <w:spacing w:after="0" w:line="240" w:lineRule="auto"/>
-              <w:ind w:left="314" w:hanging="284"/>
               <w:jc w:val="both"/>
               <w:rPr>
                 <w:rFonts w:ascii="Calibri" w:hAnsi="Calibri" w:cs="Arial"/>
                 <w:i/>
-                <w:iCs/>
-                <w:color w:val="0070C0"/>
-                <w:sz w:val="18"/>
-                <w:szCs w:val="18"/>
+                <w:color w:val="0070C0"/>
+                <w:sz w:val="18"/>
+                <w:szCs w:val="20"/>
+                <w:lang w:val="es-419" w:eastAsia="es-CL"/>
+              </w:rPr>
+            </w:pPr>
+            <w:r>
+              <w:rPr>
+                <w:rFonts w:ascii="Calibri" w:hAnsi="Calibri" w:cs="Arial"/>
+                <w:i/>
+                <w:color w:val="0070C0"/>
+                <w:sz w:val="18"/>
+                <w:szCs w:val="20"/>
+                <w:lang w:val="es-419" w:eastAsia="es-CL"/>
+              </w:rPr>
+              <w:t>El Proyecto APT aportó significativamente a mi desarrollo profesional porque me permitió aplicar conocimientos de análisis, desarrollo, bases de datos, seguridad, pruebas y metodologías ágiles en una situación concreta. La construcción de A2D SM me ayudó a comprender la importancia de desarrollar soluciones mantenibles, seguras y orientadas a las necesidades de los usuarios.</w:t>
+            </w:r>
+          </w:p>
+          <w:p>
+            <w:pPr>
+              <w:jc w:val="both"/>
+              <w:rPr>
+                <w:rFonts w:ascii="Calibri" w:hAnsi="Calibri" w:cs="Arial"/>
+                <w:i/>
+                <w:color w:val="0070C0"/>
+                <w:sz w:val="18"/>
+                <w:szCs w:val="20"/>
+                <w:lang w:val="es-419" w:eastAsia="es-CL"/>
+              </w:rPr>
+            </w:pPr>
+            <w:r>
+              <w:rPr>
+                <w:rFonts w:ascii="Calibri" w:hAnsi="Calibri" w:cs="Arial"/>
+                <w:i/>
+                <w:color w:val="0070C0"/>
+                <w:sz w:val="18"/>
+                <w:szCs w:val="20"/>
+                <w:lang w:val="es-419" w:eastAsia="es-CL"/>
+              </w:rPr>
+              <w:t xml:space="preserve">Durante el proyecto pude identificar un mayor interés por el área de aseguramiento de la calidad, especialmente por la validación de </w:t>
+            </w:r>
+            <w:proofErr w:type="spellStart"/>
+            <w:r>
+              <w:rPr>
+                <w:rFonts w:ascii="Calibri" w:hAnsi="Calibri" w:cs="Arial"/>
+                <w:i/>
+                <w:color w:val="0070C0"/>
+                <w:sz w:val="18"/>
+                <w:szCs w:val="20"/>
+                <w:lang w:val="es-419" w:eastAsia="es-CL"/>
+              </w:rPr>
+              <w:t>APIs</w:t>
+            </w:r>
+            <w:proofErr w:type="spellEnd"/>
+            <w:r>
+              <w:rPr>
+                <w:rFonts w:ascii="Calibri" w:hAnsi="Calibri" w:cs="Arial"/>
+                <w:i/>
+                <w:color w:val="0070C0"/>
+                <w:sz w:val="18"/>
+                <w:szCs w:val="20"/>
+                <w:lang w:val="es-419" w:eastAsia="es-CL"/>
+              </w:rPr>
+              <w:t>, la revisión de permisos y las pruebas relacionadas con autenticación y seguridad. La implementación de pruebas para tokens, usuarios activos, usuarios inexistentes y diferentes roles me permitió comprender que la calidad debe estar presente durante todo el ciclo de desarrollo y no solamente al final.</w:t>
+            </w:r>
+          </w:p>
+          <w:p>
+            <w:pPr>
+              <w:jc w:val="both"/>
+              <w:rPr>
+                <w:rFonts w:ascii="Calibri" w:hAnsi="Calibri" w:cs="Arial"/>
+                <w:i/>
+                <w:color w:val="0070C0"/>
+                <w:sz w:val="18"/>
+                <w:szCs w:val="20"/>
+                <w:lang w:val="es-419" w:eastAsia="es-CL"/>
+              </w:rPr>
+            </w:pPr>
+            <w:r>
+              <w:rPr>
+                <w:rFonts w:ascii="Calibri" w:hAnsi="Calibri" w:cs="Arial"/>
+                <w:i/>
+                <w:color w:val="0070C0"/>
+                <w:sz w:val="18"/>
+                <w:szCs w:val="20"/>
+                <w:lang w:val="es-419" w:eastAsia="es-CL"/>
+              </w:rPr>
+              <w:t xml:space="preserve">Después de finalizar el proyecto, mis intereses profesionales se orientan hacia el área de QA, </w:t>
+            </w:r>
+            <w:proofErr w:type="spellStart"/>
+            <w:r>
+              <w:rPr>
+                <w:rFonts w:ascii="Calibri" w:hAnsi="Calibri" w:cs="Arial"/>
+                <w:i/>
+                <w:color w:val="0070C0"/>
+                <w:sz w:val="18"/>
+                <w:szCs w:val="20"/>
+                <w:lang w:val="es-419" w:eastAsia="es-CL"/>
+              </w:rPr>
+              <w:t>testing</w:t>
+            </w:r>
+            <w:proofErr w:type="spellEnd"/>
+            <w:r>
+              <w:rPr>
+                <w:rFonts w:ascii="Calibri" w:hAnsi="Calibri" w:cs="Arial"/>
+                <w:i/>
+                <w:color w:val="0070C0"/>
+                <w:sz w:val="18"/>
+                <w:szCs w:val="20"/>
+                <w:lang w:val="es-419" w:eastAsia="es-CL"/>
+              </w:rPr>
+              <w:t xml:space="preserve"> y seguridad de aplicaciones. Me gustaría continuar profundizando en pruebas automatizadas, pruebas de integración, pruebas de </w:t>
+            </w:r>
+            <w:proofErr w:type="spellStart"/>
+            <w:r>
+              <w:rPr>
+                <w:rFonts w:ascii="Calibri" w:hAnsi="Calibri" w:cs="Arial"/>
+                <w:i/>
+                <w:color w:val="0070C0"/>
+                <w:sz w:val="18"/>
+                <w:szCs w:val="20"/>
+                <w:lang w:val="es-419" w:eastAsia="es-CL"/>
+              </w:rPr>
+              <w:t>APIs</w:t>
+            </w:r>
+            <w:proofErr w:type="spellEnd"/>
+            <w:r>
+              <w:rPr>
+                <w:rFonts w:ascii="Calibri" w:hAnsi="Calibri" w:cs="Arial"/>
+                <w:i/>
+                <w:color w:val="0070C0"/>
+                <w:sz w:val="18"/>
+                <w:szCs w:val="20"/>
+                <w:lang w:val="es-419" w:eastAsia="es-CL"/>
+              </w:rPr>
+              <w:t xml:space="preserve">, análisis de vulnerabilidades y herramientas como </w:t>
+            </w:r>
+            <w:proofErr w:type="spellStart"/>
+            <w:r>
+              <w:rPr>
+                <w:rFonts w:ascii="Calibri" w:hAnsi="Calibri" w:cs="Arial"/>
+                <w:i/>
+                <w:color w:val="0070C0"/>
+                <w:sz w:val="18"/>
+                <w:szCs w:val="20"/>
+                <w:lang w:val="es-419" w:eastAsia="es-CL"/>
+              </w:rPr>
+              <w:t>Pytest</w:t>
+            </w:r>
+            <w:proofErr w:type="spellEnd"/>
+            <w:r>
+              <w:rPr>
+                <w:rFonts w:ascii="Calibri" w:hAnsi="Calibri" w:cs="Arial"/>
+                <w:i/>
+                <w:color w:val="0070C0"/>
+                <w:sz w:val="18"/>
+                <w:szCs w:val="20"/>
+                <w:lang w:val="es-419" w:eastAsia="es-CL"/>
+              </w:rPr>
+              <w:t xml:space="preserve">, Postman, SQL, Docker y GitHub </w:t>
+            </w:r>
+            <w:proofErr w:type="spellStart"/>
+            <w:r>
+              <w:rPr>
+                <w:rFonts w:ascii="Calibri" w:hAnsi="Calibri" w:cs="Arial"/>
+                <w:i/>
+                <w:color w:val="0070C0"/>
+                <w:sz w:val="18"/>
+                <w:szCs w:val="20"/>
+                <w:lang w:val="es-419" w:eastAsia="es-CL"/>
+              </w:rPr>
+              <w:t>Actions</w:t>
+            </w:r>
+            <w:proofErr w:type="spellEnd"/>
+            <w:r>
+              <w:rPr>
+                <w:rFonts w:ascii="Calibri" w:hAnsi="Calibri" w:cs="Arial"/>
+                <w:i/>
+                <w:color w:val="0070C0"/>
+                <w:sz w:val="18"/>
+                <w:szCs w:val="20"/>
+                <w:lang w:val="es-419" w:eastAsia="es-CL"/>
+              </w:rPr>
+              <w:t>.</w:t>
+            </w:r>
+          </w:p>
+          <w:p>
+            <w:pPr>
+              <w:jc w:val="both"/>
+              <w:rPr>
+                <w:rFonts w:ascii="Calibri" w:hAnsi="Calibri" w:cs="Arial"/>
+                <w:i/>
+                <w:color w:val="0070C0"/>
+                <w:sz w:val="18"/>
+                <w:szCs w:val="20"/>
+                <w:lang w:val="es-419" w:eastAsia="es-CL"/>
+              </w:rPr>
+            </w:pPr>
+            <w:r>
+              <w:rPr>
+                <w:rFonts w:ascii="Calibri" w:hAnsi="Calibri" w:cs="Arial"/>
+                <w:i/>
+                <w:color w:val="0070C0"/>
+                <w:sz w:val="18"/>
+                <w:szCs w:val="20"/>
+                <w:lang w:val="es-419" w:eastAsia="es-CL"/>
+              </w:rPr>
+              <w:t xml:space="preserve">Laboralmente, me proyecto comenzando como QA Tester, analista de calidad o </w:t>
+            </w:r>
+            <w:proofErr w:type="spellStart"/>
+            <w:r>
+              <w:rPr>
+                <w:rFonts w:ascii="Calibri" w:hAnsi="Calibri" w:cs="Arial"/>
+                <w:i/>
+                <w:color w:val="0070C0"/>
+                <w:sz w:val="18"/>
+                <w:szCs w:val="20"/>
+                <w:lang w:val="es-419" w:eastAsia="es-CL"/>
+              </w:rPr>
+              <w:t>tester</w:t>
+            </w:r>
+            <w:proofErr w:type="spellEnd"/>
+            <w:r>
+              <w:rPr>
+                <w:rFonts w:ascii="Calibri" w:hAnsi="Calibri" w:cs="Arial"/>
+                <w:i/>
+                <w:color w:val="0070C0"/>
+                <w:sz w:val="18"/>
+                <w:szCs w:val="20"/>
+                <w:lang w:val="es-419" w:eastAsia="es-CL"/>
+              </w:rPr>
+              <w:t xml:space="preserve"> de </w:t>
+            </w:r>
+            <w:proofErr w:type="spellStart"/>
+            <w:r>
+              <w:rPr>
+                <w:rFonts w:ascii="Calibri" w:hAnsi="Calibri" w:cs="Arial"/>
+                <w:i/>
+                <w:color w:val="0070C0"/>
+                <w:sz w:val="18"/>
+                <w:szCs w:val="20"/>
+                <w:lang w:val="es-419" w:eastAsia="es-CL"/>
+              </w:rPr>
+              <w:t>APIs</w:t>
+            </w:r>
+            <w:proofErr w:type="spellEnd"/>
+            <w:r>
+              <w:rPr>
+                <w:rFonts w:ascii="Calibri" w:hAnsi="Calibri" w:cs="Arial"/>
+                <w:i/>
+                <w:color w:val="0070C0"/>
+                <w:sz w:val="18"/>
+                <w:szCs w:val="20"/>
+                <w:lang w:val="es-419" w:eastAsia="es-CL"/>
+              </w:rPr>
+              <w:t xml:space="preserve"> junior. Posteriormente, me gustaría especializarme en automatización de pruebas y seguridad de software, contribuyendo a que las aplicaciones sean más confiables, seguras y eficientes.</w:t>
+            </w:r>
+          </w:p>
+          <w:p>
+            <w:pPr>
+              <w:jc w:val="both"/>
+              <w:rPr>
+                <w:rFonts w:ascii="Calibri" w:hAnsi="Calibri" w:cs="Arial"/>
+                <w:i/>
+                <w:color w:val="0070C0"/>
+                <w:sz w:val="18"/>
+                <w:szCs w:val="20"/>
                 <w:lang w:eastAsia="es-CL"/>
               </w:rPr>
             </w:pPr>
@@ -2155,145 +3267,13 @@
               <w:rPr>
                 <w:rFonts w:ascii="Calibri" w:hAnsi="Calibri" w:cs="Arial"/>
                 <w:i/>
-                <w:iCs/>
-                <w:color w:val="0070C0"/>
-                <w:sz w:val="18"/>
-                <w:szCs w:val="18"/>
+                <w:color w:val="0070C0"/>
+                <w:sz w:val="18"/>
+                <w:szCs w:val="20"/>
                 <w:lang w:eastAsia="es-CL"/>
               </w:rPr>
-              <w:t xml:space="preserve">Reflexión sobre el aporte del Proyecto APT en el </w:t>
-            </w:r>
-            <w:r>
-              <w:rPr>
-                <w:rFonts w:ascii="Calibri" w:hAnsi="Calibri" w:cs="Arial"/>
-                <w:i/>
-                <w:iCs/>
-                <w:color w:val="0070C0"/>
-                <w:sz w:val="18"/>
-                <w:szCs w:val="18"/>
-                <w:lang w:eastAsia="es-CL"/>
-              </w:rPr>
-              <w:t xml:space="preserve">desarrollo </w:t>
-            </w:r>
-            <w:r>
-              <w:rPr>
-                <w:rFonts w:ascii="Calibri" w:hAnsi="Calibri" w:cs="Arial"/>
-                <w:i/>
-                <w:iCs/>
-                <w:color w:val="0070C0"/>
-                <w:sz w:val="18"/>
-                <w:szCs w:val="18"/>
-                <w:lang w:eastAsia="es-CL"/>
-              </w:rPr>
-              <w:t>de los intereses profesionales.</w:t>
-            </w:r>
-          </w:p>
-          <w:p>
-            <w:pPr>
-              <w:pStyle w:val="Prrafodelista"/>
-              <w:jc w:val="both"/>
-              <w:rPr>
-                <w:rFonts w:ascii="Calibri" w:hAnsi="Calibri" w:cs="Arial"/>
-                <w:i/>
-                <w:color w:val="0070C0"/>
-                <w:sz w:val="18"/>
-                <w:szCs w:val="20"/>
-                <w:lang w:eastAsia="es-CL"/>
-              </w:rPr>
-            </w:pPr>
-            <w:r>
-              <w:rPr>
-                <w:rFonts w:ascii="Calibri" w:hAnsi="Calibri" w:cs="Arial"/>
-                <w:i/>
-                <w:color w:val="0070C0"/>
-                <w:sz w:val="18"/>
-                <w:szCs w:val="20"/>
-                <w:lang w:eastAsia="es-CL"/>
-              </w:rPr>
-              <w:t>¿De qué manera tu Proyecto APT te sirvió para tener mayor conocimiento de tus intereses profesionales? Luego de terminar tu Proyecto APT, ¿tus intereses profesionales siguen siendo los mismos que planteaste al comienzo de la asignatura?</w:t>
-            </w:r>
-          </w:p>
-          <w:p>
-            <w:pPr>
-              <w:pStyle w:val="Prrafodelista"/>
-              <w:numPr>
-                <w:ilvl w:val="0"/>
-                <w:numId w:val="1"/>
-              </w:numPr>
-              <w:spacing w:after="0" w:line="240" w:lineRule="auto"/>
-              <w:ind w:left="314" w:hanging="284"/>
-              <w:jc w:val="both"/>
-              <w:rPr>
-                <w:rFonts w:ascii="Calibri" w:hAnsi="Calibri" w:cs="Arial"/>
-                <w:i/>
-                <w:iCs/>
-                <w:color w:val="0070C0"/>
-                <w:sz w:val="18"/>
-                <w:szCs w:val="20"/>
-                <w:lang w:eastAsia="es-CL"/>
-              </w:rPr>
-            </w:pPr>
-            <w:r>
-              <w:rPr>
-                <w:rFonts w:ascii="Calibri" w:hAnsi="Calibri" w:cs="Arial"/>
-                <w:i/>
-                <w:iCs/>
-                <w:color w:val="0070C0"/>
-                <w:sz w:val="18"/>
-                <w:szCs w:val="20"/>
-                <w:lang w:eastAsia="es-CL"/>
-              </w:rPr>
-              <w:t>Proyecciones laborales a partir de Proyecto APT.</w:t>
-            </w:r>
-          </w:p>
-          <w:p>
-            <w:pPr>
-              <w:pStyle w:val="Prrafodelista"/>
-              <w:jc w:val="both"/>
-              <w:rPr>
-                <w:rFonts w:ascii="Calibri" w:hAnsi="Calibri" w:cs="Arial"/>
-                <w:i/>
-                <w:color w:val="0070C0"/>
-                <w:sz w:val="18"/>
-                <w:szCs w:val="20"/>
-                <w:lang w:eastAsia="es-CL"/>
-              </w:rPr>
-            </w:pPr>
-            <w:r>
-              <w:rPr>
-                <w:rFonts w:ascii="Calibri" w:hAnsi="Calibri" w:cs="Arial"/>
-                <w:i/>
-                <w:color w:val="0070C0"/>
-                <w:sz w:val="18"/>
-                <w:szCs w:val="20"/>
-                <w:lang w:eastAsia="es-CL"/>
-              </w:rPr>
-              <w:t>¿Qué intereses profesionales te gustaría explorar o seguir profundizando?</w:t>
-            </w:r>
-          </w:p>
-          <w:p>
-            <w:pPr>
-              <w:pStyle w:val="Prrafodelista"/>
-              <w:jc w:val="both"/>
-              <w:rPr>
-                <w:rFonts w:ascii="Calibri" w:hAnsi="Calibri" w:cs="Arial"/>
-                <w:i/>
-                <w:color w:val="0070C0"/>
-                <w:sz w:val="18"/>
-                <w:szCs w:val="20"/>
-                <w:lang w:eastAsia="es-CL"/>
-              </w:rPr>
-            </w:pPr>
-            <w:r>
-              <w:rPr>
-                <w:rFonts w:ascii="Calibri" w:hAnsi="Calibri" w:cs="Arial"/>
-                <w:i/>
-                <w:color w:val="0070C0"/>
-                <w:sz w:val="18"/>
-                <w:szCs w:val="20"/>
-                <w:lang w:eastAsia="es-CL"/>
-              </w:rPr>
-              <w:t xml:space="preserve">¿Cómo te proyectas laboralmente después de haber terminado tu Proyecto APT? </w:t>
+              <w:lastRenderedPageBreak/>
+              <w:t xml:space="preserve"> </w:t>
             </w:r>
           </w:p>
         </w:tc>
@@ -2345,7 +3325,7 @@
 </file>
 
 <file path=word/endnotes.xml><?xml version="1.0" encoding="utf-8"?>
-<w:endnotes xmlns:wpc="http://schemas.microsoft.com/office/word/2010/wordprocessingCanvas" xmlns:cx="http://schemas.microsoft.com/office/drawing/2014/chartex" xmlns:mc="http://schemas.openxmlformats.org/markup-compatibility/2006" xmlns:o="urn:schemas-microsoft-com:office:office" xmlns:r="http://schemas.openxmlformats.org/officeDocument/2006/relationships" xmlns:m="http://schemas.openxmlformats.org/officeDocument/2006/math" xmlns:v="urn:schemas-microsoft-com:vml" xmlns:wp14="http://schemas.microsoft.com/office/word/2010/wordprocessingDrawing" xmlns:wp="http://schemas.openxmlformats.org/drawingml/2006/wordprocessingDrawing" xmlns:w10="urn:schemas-microsoft-com:office:word" xmlns:w="http://schemas.openxmlformats.org/wordprocessingml/2006/main" xmlns:w14="http://schemas.microsoft.com/office/word/2010/wordml" xmlns:w15="http://schemas.microsoft.com/office/word/2012/wordml" xmlns:w16se="http://schemas.microsoft.com/office/word/2015/wordml/symex" xmlns:wpg="http://schemas.microsoft.com/office/word/2010/wordprocessingGroup" xmlns:wpi="http://schemas.microsoft.com/office/word/2010/wordprocessingInk" xmlns:wne="http://schemas.microsoft.com/office/word/2006/wordml" xmlns:wps="http://schemas.microsoft.com/office/word/2010/wordprocessingShape" mc:Ignorable="w14 w15 w16se wp14">
+<w:endnotes xmlns:wpc="http://schemas.microsoft.com/office/word/2010/wordprocessingCanvas" xmlns:cx="http://schemas.microsoft.com/office/drawing/2014/chartex" xmlns:cx1="http://schemas.microsoft.com/office/drawing/2015/9/8/chartex" xmlns:cx2="http://schemas.microsoft.com/office/drawing/2015/10/21/chartex" xmlns:cx3="http://schemas.microsoft.com/office/drawing/2016/5/9/chartex" xmlns:cx4="http://schemas.microsoft.com/office/drawing/2016/5/10/chartex" xmlns:cx5="http://schemas.microsoft.com/office/drawing/2016/5/11/chartex" xmlns:cx6="http://schemas.microsoft.com/office/drawing/2016/5/12/chartex" xmlns:cx7="http://schemas.microsoft.com/office/drawing/2016/5/13/chartex" xmlns:cx8="http://schemas.microsoft.com/office/drawing/2016/5/14/chartex" xmlns:mc="http://schemas.openxmlformats.org/markup-compatibility/2006" xmlns:aink="http://schemas.microsoft.com/office/drawing/2016/ink" xmlns:am3d="http://schemas.microsoft.com/office/drawing/2017/model3d" xmlns:o="urn:schemas-microsoft-com:office:office" xmlns:oel="http://schemas.microsoft.com/office/2019/extlst" xmlns:r="http://schemas.openxmlformats.org/officeDocument/2006/relationships" xmlns:m="http://schemas.openxmlformats.org/officeDocument/2006/math" xmlns:v="urn:schemas-microsoft-com:vml" xmlns:wp14="http://schemas.microsoft.com/office/word/2010/wordprocessingDrawing" xmlns:wp="http://schemas.openxmlformats.org/drawingml/2006/wordprocessingDrawing" xmlns:w10="urn:schemas-microsoft-com:office:word" xmlns:w="http://schemas.openxmlformats.org/wordprocessingml/2006/main" xmlns:w14="http://schemas.microsoft.com/office/word/2010/wordml" xmlns:w15="http://schemas.microsoft.com/office/word/2012/wordml" xmlns:w16cex="http://schemas.microsoft.com/office/word/2018/wordml/cex" xmlns:w16cid="http://schemas.microsoft.com/office/word/2016/wordml/cid" xmlns:w16="http://schemas.microsoft.com/office/word/2018/wordml" xmlns:w16du="http://schemas.microsoft.com/office/word/2023/wordml/word16du" xmlns:w16sdtdh="http://schemas.microsoft.com/office/word/2020/wordml/sdtdatahash" xmlns:w16sdtfl="http://schemas.microsoft.com/office/word/2024/wordml/sdtformatlock" xmlns:w16se="http://schemas.microsoft.com/office/word/2015/wordml/symex" xmlns:wpg="http://schemas.microsoft.com/office/word/2010/wordprocessingGroup" xmlns:wpi="http://schemas.microsoft.com/office/word/2010/wordprocessingInk" xmlns:wne="http://schemas.microsoft.com/office/word/2006/wordml" xmlns:wps="http://schemas.microsoft.com/office/word/2010/wordprocessingShape" mc:Ignorable="w14 w15 w16se w16cid w16 w16cex w16sdtdh w16sdtfl w16du wp14">
   <w:endnote w:type="separator" w:id="-1">
     <w:p>
       <w:pPr>
@@ -2370,7 +3350,7 @@
 </file>
 
 <file path=word/footnotes.xml><?xml version="1.0" encoding="utf-8"?>
-<w:footnotes xmlns:wpc="http://schemas.microsoft.com/office/word/2010/wordprocessingCanvas" xmlns:cx="http://schemas.microsoft.com/office/drawing/2014/chartex" xmlns:mc="http://schemas.openxmlformats.org/markup-compatibility/2006" xmlns:o="urn:schemas-microsoft-com:office:office" xmlns:r="http://schemas.openxmlformats.org/officeDocument/2006/relationships" xmlns:m="http://schemas.openxmlformats.org/officeDocument/2006/math" xmlns:v="urn:schemas-microsoft-com:vml" xmlns:wp14="http://schemas.microsoft.com/office/word/2010/wordprocessingDrawing" xmlns:wp="http://schemas.openxmlformats.org/drawingml/2006/wordprocessingDrawing" xmlns:w10="urn:schemas-microsoft-com:office:word" xmlns:w="http://schemas.openxmlformats.org/wordprocessingml/2006/main" xmlns:w14="http://schemas.microsoft.com/office/word/2010/wordml" xmlns:w15="http://schemas.microsoft.com/office/word/2012/wordml" xmlns:w16se="http://schemas.microsoft.com/office/word/2015/wordml/symex" xmlns:wpg="http://schemas.microsoft.com/office/word/2010/wordprocessingGroup" xmlns:wpi="http://schemas.microsoft.com/office/word/2010/wordprocessingInk" xmlns:wne="http://schemas.microsoft.com/office/word/2006/wordml" xmlns:wps="http://schemas.microsoft.com/office/word/2010/wordprocessingShape" mc:Ignorable="w14 w15 w16se wp14">
+<w:footnotes xmlns:wpc="http://schemas.microsoft.com/office/word/2010/wordprocessingCanvas" xmlns:cx="http://schemas.microsoft.com/office/drawing/2014/chartex" xmlns:cx1="http://schemas.microsoft.com/office/drawing/2015/9/8/chartex" xmlns:cx2="http://schemas.microsoft.com/office/drawing/2015/10/21/chartex" xmlns:cx3="http://schemas.microsoft.com/office/drawing/2016/5/9/chartex" xmlns:cx4="http://schemas.microsoft.com/office/drawing/2016/5/10/chartex" xmlns:cx5="http://schemas.microsoft.com/office/drawing/2016/5/11/chartex" xmlns:cx6="http://schemas.microsoft.com/office/drawing/2016/5/12/chartex" xmlns:cx7="http://schemas.microsoft.com/office/drawing/2016/5/13/chartex" xmlns:cx8="http://schemas.microsoft.com/office/drawing/2016/5/14/chartex" xmlns:mc="http://schemas.openxmlformats.org/markup-compatibility/2006" xmlns:aink="http://schemas.microsoft.com/office/drawing/2016/ink" xmlns:am3d="http://schemas.microsoft.com/office/drawing/2017/model3d" xmlns:o="urn:schemas-microsoft-com:office:office" xmlns:oel="http://schemas.microsoft.com/office/2019/extlst" xmlns:r="http://schemas.openxmlformats.org/officeDocument/2006/relationships" xmlns:m="http://schemas.openxmlformats.org/officeDocument/2006/math" xmlns:v="urn:schemas-microsoft-com:vml" xmlns:wp14="http://schemas.microsoft.com/office/word/2010/wordprocessingDrawing" xmlns:wp="http://schemas.openxmlformats.org/drawingml/2006/wordprocessingDrawing" xmlns:w10="urn:schemas-microsoft-com:office:word" xmlns:w="http://schemas.openxmlformats.org/wordprocessingml/2006/main" xmlns:w14="http://schemas.microsoft.com/office/word/2010/wordml" xmlns:w15="http://schemas.microsoft.com/office/word/2012/wordml" xmlns:w16cex="http://schemas.microsoft.com/office/word/2018/wordml/cex" xmlns:w16cid="http://schemas.microsoft.com/office/word/2016/wordml/cid" xmlns:w16="http://schemas.microsoft.com/office/word/2018/wordml" xmlns:w16du="http://schemas.microsoft.com/office/word/2023/wordml/word16du" xmlns:w16sdtdh="http://schemas.microsoft.com/office/word/2020/wordml/sdtdatahash" xmlns:w16sdtfl="http://schemas.microsoft.com/office/word/2024/wordml/sdtformatlock" xmlns:w16se="http://schemas.microsoft.com/office/word/2015/wordml/symex" xmlns:wpg="http://schemas.microsoft.com/office/word/2010/wordprocessingGroup" xmlns:wpi="http://schemas.microsoft.com/office/word/2010/wordprocessingInk" xmlns:wne="http://schemas.microsoft.com/office/word/2006/wordml" xmlns:wps="http://schemas.microsoft.com/office/word/2010/wordprocessingShape" mc:Ignorable="w14 w15 w16se w16cid w16 w16cex w16sdtdh w16sdtfl w16du wp14">
   <w:footnote w:type="separator" w:id="-1">
     <w:p>
       <w:pPr>
@@ -2395,7 +3375,7 @@
 </file>
 
 <file path=word/header1.xml><?xml version="1.0" encoding="utf-8"?>
-<w:hdr xmlns:wpc="http://schemas.microsoft.com/office/word/2010/wordprocessingCanvas" xmlns:cx="http://schemas.microsoft.com/office/drawing/2014/chartex" xmlns:mc="http://schemas.openxmlformats.org/markup-compatibility/2006" xmlns:o="urn:schemas-microsoft-com:office:office" xmlns:r="http://schemas.openxmlformats.org/officeDocument/2006/relationships" xmlns:m="http://schemas.openxmlformats.org/officeDocument/2006/math" xmlns:v="urn:schemas-microsoft-com:vml" xmlns:wp14="http://schemas.microsoft.com/office/word/2010/wordprocessingDrawing" xmlns:wp="http://schemas.openxmlformats.org/drawingml/2006/wordprocessingDrawing" xmlns:w10="urn:schemas-microsoft-com:office:word" xmlns:w="http://schemas.openxmlformats.org/wordprocessingml/2006/main" xmlns:w14="http://schemas.microsoft.com/office/word/2010/wordml" xmlns:w15="http://schemas.microsoft.com/office/word/2012/wordml" xmlns:w16se="http://schemas.microsoft.com/office/word/2015/wordml/symex" xmlns:wpg="http://schemas.microsoft.com/office/word/2010/wordprocessingGroup" xmlns:wpi="http://schemas.microsoft.com/office/word/2010/wordprocessingInk" xmlns:wne="http://schemas.microsoft.com/office/word/2006/wordml" xmlns:wps="http://schemas.microsoft.com/office/word/2010/wordprocessingShape" mc:Ignorable="w14 w15 w16se wp14">
+<w:hdr xmlns:wpc="http://schemas.microsoft.com/office/word/2010/wordprocessingCanvas" xmlns:cx="http://schemas.microsoft.com/office/drawing/2014/chartex" xmlns:cx1="http://schemas.microsoft.com/office/drawing/2015/9/8/chartex" xmlns:cx2="http://schemas.microsoft.com/office/drawing/2015/10/21/chartex" xmlns:cx3="http://schemas.microsoft.com/office/drawing/2016/5/9/chartex" xmlns:cx4="http://schemas.microsoft.com/office/drawing/2016/5/10/chartex" xmlns:cx5="http://schemas.microsoft.com/office/drawing/2016/5/11/chartex" xmlns:cx6="http://schemas.microsoft.com/office/drawing/2016/5/12/chartex" xmlns:cx7="http://schemas.microsoft.com/office/drawing/2016/5/13/chartex" xmlns:cx8="http://schemas.microsoft.com/office/drawing/2016/5/14/chartex" xmlns:mc="http://schemas.openxmlformats.org/markup-compatibility/2006" xmlns:aink="http://schemas.microsoft.com/office/drawing/2016/ink" xmlns:am3d="http://schemas.microsoft.com/office/drawing/2017/model3d" xmlns:o="urn:schemas-microsoft-com:office:office" xmlns:oel="http://schemas.microsoft.com/office/2019/extlst" xmlns:r="http://schemas.openxmlformats.org/officeDocument/2006/relationships" xmlns:m="http://schemas.openxmlformats.org/officeDocument/2006/math" xmlns:v="urn:schemas-microsoft-com:vml" xmlns:wp14="http://schemas.microsoft.com/office/word/2010/wordprocessingDrawing" xmlns:wp="http://schemas.openxmlformats.org/drawingml/2006/wordprocessingDrawing" xmlns:w10="urn:schemas-microsoft-com:office:word" xmlns:w="http://schemas.openxmlformats.org/wordprocessingml/2006/main" xmlns:w14="http://schemas.microsoft.com/office/word/2010/wordml" xmlns:w15="http://schemas.microsoft.com/office/word/2012/wordml" xmlns:w16cex="http://schemas.microsoft.com/office/word/2018/wordml/cex" xmlns:w16cid="http://schemas.microsoft.com/office/word/2016/wordml/cid" xmlns:w16="http://schemas.microsoft.com/office/word/2018/wordml" xmlns:w16du="http://schemas.microsoft.com/office/word/2023/wordml/word16du" xmlns:w16sdtdh="http://schemas.microsoft.com/office/word/2020/wordml/sdtdatahash" xmlns:w16sdtfl="http://schemas.microsoft.com/office/word/2024/wordml/sdtformatlock" xmlns:w16se="http://schemas.microsoft.com/office/word/2015/wordml/symex" xmlns:wpg="http://schemas.microsoft.com/office/word/2010/wordprocessingGroup" xmlns:wpi="http://schemas.microsoft.com/office/word/2010/wordprocessingInk" xmlns:wne="http://schemas.microsoft.com/office/word/2006/wordml" xmlns:wps="http://schemas.microsoft.com/office/word/2010/wordprocessingShape" mc:Ignorable="w14 w15 w16se w16cid w16 w16cex w16sdtdh w16sdtfl w16du wp14">
   <w:tbl>
     <w:tblPr>
       <w:tblStyle w:val="Tablaconcuadrcula1"/>
@@ -2620,7 +3600,7 @@
 </file>
 
 <file path=word/numbering.xml><?xml version="1.0" encoding="utf-8"?>
-<w:numbering xmlns:wpc="http://schemas.microsoft.com/office/word/2010/wordprocessingCanvas" xmlns:cx="http://schemas.microsoft.com/office/drawing/2014/chartex" xmlns:mc="http://schemas.openxmlformats.org/markup-compatibility/2006" xmlns:o="urn:schemas-microsoft-com:office:office" xmlns:r="http://schemas.openxmlformats.org/officeDocument/2006/relationships" xmlns:m="http://schemas.openxmlformats.org/officeDocument/2006/math" xmlns:v="urn:schemas-microsoft-com:vml" xmlns:wp14="http://schemas.microsoft.com/office/word/2010/wordprocessingDrawing" xmlns:wp="http://schemas.openxmlformats.org/drawingml/2006/wordprocessingDrawing" xmlns:w10="urn:schemas-microsoft-com:office:word" xmlns:w="http://schemas.openxmlformats.org/wordprocessingml/2006/main" xmlns:w14="http://schemas.microsoft.com/office/word/2010/wordml" xmlns:w15="http://schemas.microsoft.com/office/word/2012/wordml" xmlns:w16se="http://schemas.microsoft.com/office/word/2015/wordml/symex" xmlns:wpg="http://schemas.microsoft.com/office/word/2010/wordprocessingGroup" xmlns:wpi="http://schemas.microsoft.com/office/word/2010/wordprocessingInk" xmlns:wne="http://schemas.microsoft.com/office/word/2006/wordml" xmlns:wps="http://schemas.microsoft.com/office/word/2010/wordprocessingShape" mc:Ignorable="w14 w15 w16se wp14">
+<w:numbering xmlns:wpc="http://schemas.microsoft.com/office/word/2010/wordprocessingCanvas" xmlns:cx="http://schemas.microsoft.com/office/drawing/2014/chartex" xmlns:cx1="http://schemas.microsoft.com/office/drawing/2015/9/8/chartex" xmlns:cx2="http://schemas.microsoft.com/office/drawing/2015/10/21/chartex" xmlns:cx3="http://schemas.microsoft.com/office/drawing/2016/5/9/chartex" xmlns:cx4="http://schemas.microsoft.com/office/drawing/2016/5/10/chartex" xmlns:cx5="http://schemas.microsoft.com/office/drawing/2016/5/11/chartex" xmlns:cx6="http://schemas.microsoft.com/office/drawing/2016/5/12/chartex" xmlns:cx7="http://schemas.microsoft.com/office/drawing/2016/5/13/chartex" xmlns:cx8="http://schemas.microsoft.com/office/drawing/2016/5/14/chartex" xmlns:mc="http://schemas.openxmlformats.org/markup-compatibility/2006" xmlns:aink="http://schemas.microsoft.com/office/drawing/2016/ink" xmlns:am3d="http://schemas.microsoft.com/office/drawing/2017/model3d" xmlns:o="urn:schemas-microsoft-com:office:office" xmlns:oel="http://schemas.microsoft.com/office/2019/extlst" xmlns:r="http://schemas.openxmlformats.org/officeDocument/2006/relationships" xmlns:m="http://schemas.openxmlformats.org/officeDocument/2006/math" xmlns:v="urn:schemas-microsoft-com:vml" xmlns:wp14="http://schemas.microsoft.com/office/word/2010/wordprocessingDrawing" xmlns:wp="http://schemas.openxmlformats.org/drawingml/2006/wordprocessingDrawing" xmlns:w10="urn:schemas-microsoft-com:office:word" xmlns:w="http://schemas.openxmlformats.org/wordprocessingml/2006/main" xmlns:w14="http://schemas.microsoft.com/office/word/2010/wordml" xmlns:w15="http://schemas.microsoft.com/office/word/2012/wordml" xmlns:w16cex="http://schemas.microsoft.com/office/word/2018/wordml/cex" xmlns:w16cid="http://schemas.microsoft.com/office/word/2016/wordml/cid" xmlns:w16="http://schemas.microsoft.com/office/word/2018/wordml" xmlns:w16du="http://schemas.microsoft.com/office/word/2023/wordml/word16du" xmlns:w16sdtdh="http://schemas.microsoft.com/office/word/2020/wordml/sdtdatahash" xmlns:w16sdtfl="http://schemas.microsoft.com/office/word/2024/wordml/sdtformatlock" xmlns:w16se="http://schemas.microsoft.com/office/word/2015/wordml/symex" xmlns:wpg="http://schemas.microsoft.com/office/word/2010/wordprocessingGroup" xmlns:wpi="http://schemas.microsoft.com/office/word/2010/wordprocessingInk" xmlns:wne="http://schemas.microsoft.com/office/word/2006/wordml" xmlns:wps="http://schemas.microsoft.com/office/word/2010/wordprocessingShape" mc:Ignorable="w14 w15 w16se w16cid w16 w16cex w16sdtdh w16sdtfl w16du wp14">
   <w:abstractNum w:abstractNumId="0" w15:restartNumberingAfterBreak="0">
     <w:nsid w:val="114E14AF"/>
     <w:multiLevelType w:val="hybridMultilevel"/>
@@ -3118,6 +4098,304 @@
     </w:lvl>
   </w:abstractNum>
   <w:abstractNum w:abstractNumId="4" w15:restartNumberingAfterBreak="0">
+    <w:nsid w:val="52F37770"/>
+    <w:multiLevelType w:val="multilevel"/>
+    <w:tmpl w:val="BF523CCC"/>
+    <w:lvl w:ilvl="0">
+      <w:start w:val="1"/>
+      <w:numFmt w:val="bullet"/>
+      <w:lvlText w:val=""/>
+      <w:lvlJc w:val="left"/>
+      <w:pPr>
+        <w:tabs>
+          <w:tab w:val="num" w:pos="720"/>
+        </w:tabs>
+        <w:ind w:left="720" w:hanging="360"/>
+      </w:pPr>
+      <w:rPr>
+        <w:rFonts w:ascii="Symbol" w:hAnsi="Symbol" w:hint="default"/>
+        <w:sz w:val="20"/>
+      </w:rPr>
+    </w:lvl>
+    <w:lvl w:ilvl="1" w:tentative="1">
+      <w:start w:val="1"/>
+      <w:numFmt w:val="bullet"/>
+      <w:lvlText w:val="o"/>
+      <w:lvlJc w:val="left"/>
+      <w:pPr>
+        <w:tabs>
+          <w:tab w:val="num" w:pos="1440"/>
+        </w:tabs>
+        <w:ind w:left="1440" w:hanging="360"/>
+      </w:pPr>
+      <w:rPr>
+        <w:rFonts w:ascii="Courier New" w:hAnsi="Courier New" w:hint="default"/>
+        <w:sz w:val="20"/>
+      </w:rPr>
+    </w:lvl>
+    <w:lvl w:ilvl="2" w:tentative="1">
+      <w:start w:val="1"/>
+      <w:numFmt w:val="bullet"/>
+      <w:lvlText w:val=""/>
+      <w:lvlJc w:val="left"/>
+      <w:pPr>
+        <w:tabs>
+          <w:tab w:val="num" w:pos="2160"/>
+        </w:tabs>
+        <w:ind w:left="2160" w:hanging="360"/>
+      </w:pPr>
+      <w:rPr>
+        <w:rFonts w:ascii="Wingdings" w:hAnsi="Wingdings" w:hint="default"/>
+        <w:sz w:val="20"/>
+      </w:rPr>
+    </w:lvl>
+    <w:lvl w:ilvl="3" w:tentative="1">
+      <w:start w:val="1"/>
+      <w:numFmt w:val="bullet"/>
+      <w:lvlText w:val=""/>
+      <w:lvlJc w:val="left"/>
+      <w:pPr>
+        <w:tabs>
+          <w:tab w:val="num" w:pos="2880"/>
+        </w:tabs>
+        <w:ind w:left="2880" w:hanging="360"/>
+      </w:pPr>
+      <w:rPr>
+        <w:rFonts w:ascii="Wingdings" w:hAnsi="Wingdings" w:hint="default"/>
+        <w:sz w:val="20"/>
+      </w:rPr>
+    </w:lvl>
+    <w:lvl w:ilvl="4" w:tentative="1">
+      <w:start w:val="1"/>
+      <w:numFmt w:val="bullet"/>
+      <w:lvlText w:val=""/>
+      <w:lvlJc w:val="left"/>
+      <w:pPr>
+        <w:tabs>
+          <w:tab w:val="num" w:pos="3600"/>
+        </w:tabs>
+        <w:ind w:left="3600" w:hanging="360"/>
+      </w:pPr>
+      <w:rPr>
+        <w:rFonts w:ascii="Wingdings" w:hAnsi="Wingdings" w:hint="default"/>
+        <w:sz w:val="20"/>
+      </w:rPr>
+    </w:lvl>
+    <w:lvl w:ilvl="5" w:tentative="1">
+      <w:start w:val="1"/>
+      <w:numFmt w:val="bullet"/>
+      <w:lvlText w:val=""/>
+      <w:lvlJc w:val="left"/>
+      <w:pPr>
+        <w:tabs>
+          <w:tab w:val="num" w:pos="4320"/>
+        </w:tabs>
+        <w:ind w:left="4320" w:hanging="360"/>
+      </w:pPr>
+      <w:rPr>
+        <w:rFonts w:ascii="Wingdings" w:hAnsi="Wingdings" w:hint="default"/>
+        <w:sz w:val="20"/>
+      </w:rPr>
+    </w:lvl>
+    <w:lvl w:ilvl="6" w:tentative="1">
+      <w:start w:val="1"/>
+      <w:numFmt w:val="bullet"/>
+      <w:lvlText w:val=""/>
+      <w:lvlJc w:val="left"/>
+      <w:pPr>
+        <w:tabs>
+          <w:tab w:val="num" w:pos="5040"/>
+        </w:tabs>
+        <w:ind w:left="5040" w:hanging="360"/>
+      </w:pPr>
+      <w:rPr>
+        <w:rFonts w:ascii="Wingdings" w:hAnsi="Wingdings" w:hint="default"/>
+        <w:sz w:val="20"/>
+      </w:rPr>
+    </w:lvl>
+    <w:lvl w:ilvl="7" w:tentative="1">
+      <w:start w:val="1"/>
+      <w:numFmt w:val="bullet"/>
+      <w:lvlText w:val=""/>
+      <w:lvlJc w:val="left"/>
+      <w:pPr>
+        <w:tabs>
+          <w:tab w:val="num" w:pos="5760"/>
+        </w:tabs>
+        <w:ind w:left="5760" w:hanging="360"/>
+      </w:pPr>
+      <w:rPr>
+        <w:rFonts w:ascii="Wingdings" w:hAnsi="Wingdings" w:hint="default"/>
+        <w:sz w:val="20"/>
+      </w:rPr>
+    </w:lvl>
+    <w:lvl w:ilvl="8" w:tentative="1">
+      <w:start w:val="1"/>
+      <w:numFmt w:val="bullet"/>
+      <w:lvlText w:val=""/>
+      <w:lvlJc w:val="left"/>
+      <w:pPr>
+        <w:tabs>
+          <w:tab w:val="num" w:pos="6480"/>
+        </w:tabs>
+        <w:ind w:left="6480" w:hanging="360"/>
+      </w:pPr>
+      <w:rPr>
+        <w:rFonts w:ascii="Wingdings" w:hAnsi="Wingdings" w:hint="default"/>
+        <w:sz w:val="20"/>
+      </w:rPr>
+    </w:lvl>
+  </w:abstractNum>
+  <w:abstractNum w:abstractNumId="5" w15:restartNumberingAfterBreak="0">
+    <w:nsid w:val="62D146CA"/>
+    <w:multiLevelType w:val="multilevel"/>
+    <w:tmpl w:val="E7E0FAA8"/>
+    <w:lvl w:ilvl="0">
+      <w:start w:val="1"/>
+      <w:numFmt w:val="bullet"/>
+      <w:lvlText w:val=""/>
+      <w:lvlJc w:val="left"/>
+      <w:pPr>
+        <w:tabs>
+          <w:tab w:val="num" w:pos="720"/>
+        </w:tabs>
+        <w:ind w:left="720" w:hanging="360"/>
+      </w:pPr>
+      <w:rPr>
+        <w:rFonts w:ascii="Symbol" w:hAnsi="Symbol" w:hint="default"/>
+        <w:sz w:val="20"/>
+      </w:rPr>
+    </w:lvl>
+    <w:lvl w:ilvl="1" w:tentative="1">
+      <w:start w:val="1"/>
+      <w:numFmt w:val="bullet"/>
+      <w:lvlText w:val="o"/>
+      <w:lvlJc w:val="left"/>
+      <w:pPr>
+        <w:tabs>
+          <w:tab w:val="num" w:pos="1440"/>
+        </w:tabs>
+        <w:ind w:left="1440" w:hanging="360"/>
+      </w:pPr>
+      <w:rPr>
+        <w:rFonts w:ascii="Courier New" w:hAnsi="Courier New" w:hint="default"/>
+        <w:sz w:val="20"/>
+      </w:rPr>
+    </w:lvl>
+    <w:lvl w:ilvl="2" w:tentative="1">
+      <w:start w:val="1"/>
+      <w:numFmt w:val="bullet"/>
+      <w:lvlText w:val=""/>
+      <w:lvlJc w:val="left"/>
+      <w:pPr>
+        <w:tabs>
+          <w:tab w:val="num" w:pos="2160"/>
+        </w:tabs>
+        <w:ind w:left="2160" w:hanging="360"/>
+      </w:pPr>
+      <w:rPr>
+        <w:rFonts w:ascii="Wingdings" w:hAnsi="Wingdings" w:hint="default"/>
+        <w:sz w:val="20"/>
+      </w:rPr>
+    </w:lvl>
+    <w:lvl w:ilvl="3" w:tentative="1">
+      <w:start w:val="1"/>
+      <w:numFmt w:val="bullet"/>
+      <w:lvlText w:val=""/>
+      <w:lvlJc w:val="left"/>
+      <w:pPr>
+        <w:tabs>
+          <w:tab w:val="num" w:pos="2880"/>
+        </w:tabs>
+        <w:ind w:left="2880" w:hanging="360"/>
+      </w:pPr>
+      <w:rPr>
+        <w:rFonts w:ascii="Wingdings" w:hAnsi="Wingdings" w:hint="default"/>
+        <w:sz w:val="20"/>
+      </w:rPr>
+    </w:lvl>
+    <w:lvl w:ilvl="4" w:tentative="1">
+      <w:start w:val="1"/>
+      <w:numFmt w:val="bullet"/>
+      <w:lvlText w:val=""/>
+      <w:lvlJc w:val="left"/>
+      <w:pPr>
+        <w:tabs>
+          <w:tab w:val="num" w:pos="3600"/>
+        </w:tabs>
+        <w:ind w:left="3600" w:hanging="360"/>
+      </w:pPr>
+      <w:rPr>
+        <w:rFonts w:ascii="Wingdings" w:hAnsi="Wingdings" w:hint="default"/>
+        <w:sz w:val="20"/>
+      </w:rPr>
+    </w:lvl>
+    <w:lvl w:ilvl="5" w:tentative="1">
+      <w:start w:val="1"/>
+      <w:numFmt w:val="bullet"/>
+      <w:lvlText w:val=""/>
+      <w:lvlJc w:val="left"/>
+      <w:pPr>
+        <w:tabs>
+          <w:tab w:val="num" w:pos="4320"/>
+        </w:tabs>
+        <w:ind w:left="4320" w:hanging="360"/>
+      </w:pPr>
+      <w:rPr>
+        <w:rFonts w:ascii="Wingdings" w:hAnsi="Wingdings" w:hint="default"/>
+        <w:sz w:val="20"/>
+      </w:rPr>
+    </w:lvl>
+    <w:lvl w:ilvl="6" w:tentative="1">
+      <w:start w:val="1"/>
+      <w:numFmt w:val="bullet"/>
+      <w:lvlText w:val=""/>
+      <w:lvlJc w:val="left"/>
+      <w:pPr>
+        <w:tabs>
+          <w:tab w:val="num" w:pos="5040"/>
+        </w:tabs>
+        <w:ind w:left="5040" w:hanging="360"/>
+      </w:pPr>
+      <w:rPr>
+        <w:rFonts w:ascii="Wingdings" w:hAnsi="Wingdings" w:hint="default"/>
+        <w:sz w:val="20"/>
+      </w:rPr>
+    </w:lvl>
+    <w:lvl w:ilvl="7" w:tentative="1">
+      <w:start w:val="1"/>
+      <w:numFmt w:val="bullet"/>
+      <w:lvlText w:val=""/>
+      <w:lvlJc w:val="left"/>
+      <w:pPr>
+        <w:tabs>
+          <w:tab w:val="num" w:pos="5760"/>
+        </w:tabs>
+        <w:ind w:left="5760" w:hanging="360"/>
+      </w:pPr>
+      <w:rPr>
+        <w:rFonts w:ascii="Wingdings" w:hAnsi="Wingdings" w:hint="default"/>
+        <w:sz w:val="20"/>
+      </w:rPr>
+    </w:lvl>
+    <w:lvl w:ilvl="8" w:tentative="1">
+      <w:start w:val="1"/>
+      <w:numFmt w:val="bullet"/>
+      <w:lvlText w:val=""/>
+      <w:lvlJc w:val="left"/>
+      <w:pPr>
+        <w:tabs>
+          <w:tab w:val="num" w:pos="6480"/>
+        </w:tabs>
+        <w:ind w:left="6480" w:hanging="360"/>
+      </w:pPr>
+      <w:rPr>
+        <w:rFonts w:ascii="Wingdings" w:hAnsi="Wingdings" w:hint="default"/>
+        <w:sz w:val="20"/>
+      </w:rPr>
+    </w:lvl>
+  </w:abstractNum>
+  <w:abstractNum w:abstractNumId="6" w15:restartNumberingAfterBreak="0">
     <w:nsid w:val="66494837"/>
     <w:multiLevelType w:val="hybridMultilevel"/>
     <w:tmpl w:val="68BA2608"/>
@@ -3230,7 +4508,7 @@
       </w:rPr>
     </w:lvl>
   </w:abstractNum>
-  <w:abstractNum w:abstractNumId="5" w15:restartNumberingAfterBreak="0">
+  <w:abstractNum w:abstractNumId="7" w15:restartNumberingAfterBreak="0">
     <w:nsid w:val="731E1176"/>
     <w:multiLevelType w:val="hybridMultilevel"/>
     <w:tmpl w:val="AF82A29E"/>
@@ -3320,29 +4598,35 @@
       </w:pPr>
     </w:lvl>
   </w:abstractNum>
-  <w:num w:numId="1">
+  <w:num w:numId="1" w16cid:durableId="1752003198">
     <w:abstractNumId w:val="0"/>
   </w:num>
-  <w:num w:numId="2">
+  <w:num w:numId="2" w16cid:durableId="1639727047">
     <w:abstractNumId w:val="2"/>
   </w:num>
-  <w:num w:numId="3">
-    <w:abstractNumId w:val="5"/>
+  <w:num w:numId="3" w16cid:durableId="929237987">
+    <w:abstractNumId w:val="7"/>
   </w:num>
-  <w:num w:numId="4">
+  <w:num w:numId="4" w16cid:durableId="1915360137">
     <w:abstractNumId w:val="1"/>
   </w:num>
-  <w:num w:numId="5">
+  <w:num w:numId="5" w16cid:durableId="905798490">
     <w:abstractNumId w:val="3"/>
   </w:num>
-  <w:num w:numId="6">
+  <w:num w:numId="6" w16cid:durableId="195001441">
+    <w:abstractNumId w:val="6"/>
+  </w:num>
+  <w:num w:numId="7" w16cid:durableId="1998607568">
     <w:abstractNumId w:val="4"/>
+  </w:num>
+  <w:num w:numId="8" w16cid:durableId="1544899618">
+    <w:abstractNumId w:val="5"/>
   </w:num>
 </w:numbering>
 </file>
 
 <file path=word/styles.xml><?xml version="1.0" encoding="utf-8"?>
-<w:styles xmlns:mc="http://schemas.openxmlformats.org/markup-compatibility/2006" xmlns:r="http://schemas.openxmlformats.org/officeDocument/2006/relationships" xmlns:w="http://schemas.openxmlformats.org/wordprocessingml/2006/main" xmlns:w14="http://schemas.microsoft.com/office/word/2010/wordml" xmlns:w15="http://schemas.microsoft.com/office/word/2012/wordml" xmlns:w16se="http://schemas.microsoft.com/office/word/2015/wordml/symex" mc:Ignorable="w14 w15 w16se">
+<w:styles xmlns:mc="http://schemas.openxmlformats.org/markup-compatibility/2006" xmlns:r="http://schemas.openxmlformats.org/officeDocument/2006/relationships" xmlns:w="http://schemas.openxmlformats.org/wordprocessingml/2006/main" xmlns:w14="http://schemas.microsoft.com/office/word/2010/wordml" xmlns:w15="http://schemas.microsoft.com/office/word/2012/wordml" xmlns:w16cex="http://schemas.microsoft.com/office/word/2018/wordml/cex" xmlns:w16cid="http://schemas.microsoft.com/office/word/2016/wordml/cid" xmlns:w16="http://schemas.microsoft.com/office/word/2018/wordml" xmlns:w16du="http://schemas.microsoft.com/office/word/2023/wordml/word16du" xmlns:w16sdtdh="http://schemas.microsoft.com/office/word/2020/wordml/sdtdatahash" xmlns:w16sdtfl="http://schemas.microsoft.com/office/word/2024/wordml/sdtformatlock" xmlns:w16se="http://schemas.microsoft.com/office/word/2015/wordml/symex" mc:Ignorable="w14 w15 w16se w16cid w16 w16cex w16sdtdh w16sdtfl w16du">
   <w:docDefaults>
     <w:rPrDefault>
       <w:rPr>
@@ -3354,7 +4638,7 @@
     </w:rPrDefault>
     <w:pPrDefault/>
   </w:docDefaults>
-  <w:latentStyles w:defLockedState="0" w:defUIPriority="99" w:defSemiHidden="0" w:defUnhideWhenUsed="0" w:defQFormat="0" w:count="371">
+  <w:latentStyles w:defLockedState="0" w:defUIPriority="99" w:defSemiHidden="0" w:defUnhideWhenUsed="0" w:defQFormat="0" w:count="376">
     <w:lsdException w:name="Normal" w:uiPriority="0" w:qFormat="1"/>
     <w:lsdException w:name="heading 1" w:uiPriority="9" w:qFormat="1"/>
     <w:lsdException w:name="heading 2" w:semiHidden="1" w:uiPriority="9" w:unhideWhenUsed="1" w:qFormat="1"/>
@@ -3726,6 +5010,11 @@
     <w:lsdException w:name="List Table 5 Dark Accent 6" w:uiPriority="50"/>
     <w:lsdException w:name="List Table 6 Colorful Accent 6" w:uiPriority="51"/>
     <w:lsdException w:name="List Table 7 Colorful Accent 6" w:uiPriority="52"/>
+    <w:lsdException w:name="Mention" w:semiHidden="1" w:unhideWhenUsed="1"/>
+    <w:lsdException w:name="Smart Hyperlink" w:semiHidden="1" w:unhideWhenUsed="1"/>
+    <w:lsdException w:name="Hashtag" w:semiHidden="1" w:unhideWhenUsed="1"/>
+    <w:lsdException w:name="Unresolved Mention" w:semiHidden="1" w:unhideWhenUsed="1"/>
+    <w:lsdException w:name="Smart Link" w:semiHidden="1" w:unhideWhenUsed="1"/>
   </w:latentStyles>
   <w:style w:type="paragraph" w:default="1" w:styleId="Normal">
     <w:name w:val="Normal"/>
@@ -3764,7 +5053,6 @@
   <w:style w:type="character" w:default="1" w:styleId="Fuentedeprrafopredeter">
     <w:name w:val="Default Paragraph Font"/>
     <w:uiPriority w:val="1"/>
-    <w:semiHidden/>
     <w:unhideWhenUsed/>
   </w:style>
   <w:style w:type="table" w:default="1" w:styleId="Tablanormal">
@@ -4335,6 +5623,25 @@
 </file>
 
 <file path=customXml/item1.xml><?xml version="1.0" encoding="utf-8"?>
+<b:Sources xmlns:b="http://schemas.openxmlformats.org/officeDocument/2006/bibliography" xmlns="http://schemas.openxmlformats.org/officeDocument/2006/bibliography" SelectedStyle="\APASixthEditionOfficeOnline.xsl" StyleName="APA" Version="6"/>
+</file>
+
+<file path=customXml/item2.xml><?xml version="1.0" encoding="utf-8"?>
+<?mso-contentType ?>
+<FormTemplates xmlns="http://schemas.microsoft.com/sharepoint/v3/contenttype/forms">
+  <Display>DocumentLibraryForm</Display>
+  <Edit>DocumentLibraryForm</Edit>
+  <New>DocumentLibraryForm</New>
+</FormTemplates>
+</file>
+
+<file path=customXml/item3.xml><?xml version="1.0" encoding="utf-8"?>
+<p:properties xmlns:p="http://schemas.microsoft.com/office/2006/metadata/properties" xmlns:xsi="http://www.w3.org/2001/XMLSchema-instance" xmlns:pc="http://schemas.microsoft.com/office/infopath/2007/PartnerControls">
+  <documentManagement/>
+</p:properties>
+</file>
+
+<file path=customXml/item4.xml><?xml version="1.0" encoding="utf-8"?>
 <ct:contentTypeSchema xmlns:ct="http://schemas.microsoft.com/office/2006/metadata/contentType" xmlns:ma="http://schemas.microsoft.com/office/2006/metadata/properties/metaAttributes" ct:_="" ma:_="" ma:contentTypeName="Documento" ma:contentTypeID="0x010100E96778489EE7714D8BD12CC105EB918B" ma:contentTypeVersion="2" ma:contentTypeDescription="Crear nuevo documento." ma:contentTypeScope="" ma:versionID="416c5c7ae9b5d54d83875cd3c65194e3">
   <xsd:schema xmlns:xsd="http://www.w3.org/2001/XMLSchema" xmlns:xs="http://www.w3.org/2001/XMLSchema" xmlns:p="http://schemas.microsoft.com/office/2006/metadata/properties" xmlns:ns2="126e8a1c-9ea9-435a-ac89-d06c80d62e30" targetNamespace="http://schemas.microsoft.com/office/2006/metadata/properties" ma:root="true" ma:fieldsID="70a237c842677bd850644f8595079f5e" ns2:_="">
     <xsd:import namespace="126e8a1c-9ea9-435a-ac89-d06c80d62e30"/>
@@ -4466,26 +5773,32 @@
 </ct:contentTypeSchema>
 </file>
 
-<file path=customXml/item2.xml><?xml version="1.0" encoding="utf-8"?>
-<p:properties xmlns:p="http://schemas.microsoft.com/office/2006/metadata/properties" xmlns:xsi="http://www.w3.org/2001/XMLSchema-instance" xmlns:pc="http://schemas.microsoft.com/office/infopath/2007/PartnerControls">
-  <documentManagement/>
-</p:properties>
+<file path=customXml/itemProps1.xml><?xml version="1.0" encoding="utf-8"?>
+<ds:datastoreItem xmlns:ds="http://schemas.openxmlformats.org/officeDocument/2006/customXml" ds:itemID="{BDCED711-E314-4C22-B587-D275DD8897EC}">
+  <ds:schemaRefs>
+    <ds:schemaRef ds:uri="http://schemas.openxmlformats.org/officeDocument/2006/bibliography"/>
+  </ds:schemaRefs>
+</ds:datastoreItem>
 </file>
 
-<file path=customXml/item3.xml><?xml version="1.0" encoding="utf-8"?>
-<?mso-contentType ?>
-<FormTemplates xmlns="http://schemas.microsoft.com/sharepoint/v3/contenttype/forms">
-  <Display>DocumentLibraryForm</Display>
-  <Edit>DocumentLibraryForm</Edit>
-  <New>DocumentLibraryForm</New>
-</FormTemplates>
+<file path=customXml/itemProps2.xml><?xml version="1.0" encoding="utf-8"?>
+<ds:datastoreItem xmlns:ds="http://schemas.openxmlformats.org/officeDocument/2006/customXml" ds:itemID="{DB26575A-B7B3-4412-B642-D3B0845180CC}">
+  <ds:schemaRefs>
+    <ds:schemaRef ds:uri="http://schemas.microsoft.com/sharepoint/v3/contenttype/forms"/>
+  </ds:schemaRefs>
+</ds:datastoreItem>
 </file>
 
-<file path=customXml/item4.xml><?xml version="1.0" encoding="utf-8"?>
-<b:Sources xmlns:b="http://schemas.openxmlformats.org/officeDocument/2006/bibliography" xmlns="http://schemas.openxmlformats.org/officeDocument/2006/bibliography" SelectedStyle="\APASixthEditionOfficeOnline.xsl" StyleName="APA" Version="6"/>
+<file path=customXml/itemProps3.xml><?xml version="1.0" encoding="utf-8"?>
+<ds:datastoreItem xmlns:ds="http://schemas.openxmlformats.org/officeDocument/2006/customXml" ds:itemID="{372B79FC-6971-4544-98C5-83069028712A}">
+  <ds:schemaRefs>
+    <ds:schemaRef ds:uri="http://schemas.microsoft.com/office/2006/metadata/properties"/>
+    <ds:schemaRef ds:uri="http://schemas.microsoft.com/office/infopath/2007/PartnerControls"/>
+  </ds:schemaRefs>
+</ds:datastoreItem>
 </file>
 
-<file path=customXml/itemProps1.xml><?xml version="1.0" encoding="utf-8"?>
+<file path=customXml/itemProps4.xml><?xml version="1.0" encoding="utf-8"?>
 <ds:datastoreItem xmlns:ds="http://schemas.openxmlformats.org/officeDocument/2006/customXml" ds:itemID="{1A4E63CB-0BBC-477D-B96D-0B1E89CFECED}">
   <ds:schemaRefs>
     <ds:schemaRef ds:uri="http://schemas.microsoft.com/office/2006/metadata/contentType"/>
@@ -4501,36 +5814,4 @@
     <ds:schemaRef ds:uri="http://schemas.microsoft.com/internal/obd"/>
   </ds:schemaRefs>
 </ds:datastoreItem>
-</file>
-
-<file path=customXml/itemProps2.xml><?xml version="1.0" encoding="utf-8"?>
-<ds:datastoreItem xmlns:ds="http://schemas.openxmlformats.org/officeDocument/2006/customXml" ds:itemID="{372B79FC-6971-4544-98C5-83069028712A}">
-  <ds:schemaRefs>
-    <ds:schemaRef ds:uri="http://purl.org/dc/dcmitype/"/>
-    <ds:schemaRef ds:uri="http://purl.org/dc/elements/1.1/"/>
-    <ds:schemaRef ds:uri="http://www.w3.org/XML/1998/namespace"/>
-    <ds:schemaRef ds:uri="126e8a1c-9ea9-435a-ac89-d06c80d62e30"/>
-    <ds:schemaRef ds:uri="http://schemas.microsoft.com/office/2006/documentManagement/types"/>
-    <ds:schemaRef ds:uri="http://purl.org/dc/terms/"/>
-    <ds:schemaRef ds:uri="http://schemas.microsoft.com/office/infopath/2007/PartnerControls"/>
-    <ds:schemaRef ds:uri="http://schemas.openxmlformats.org/package/2006/metadata/core-properties"/>
-    <ds:schemaRef ds:uri="http://schemas.microsoft.com/office/2006/metadata/properties"/>
-  </ds:schemaRefs>
-</ds:datastoreItem>
-</file>
-
-<file path=customXml/itemProps3.xml><?xml version="1.0" encoding="utf-8"?>
-<ds:datastoreItem xmlns:ds="http://schemas.openxmlformats.org/officeDocument/2006/customXml" ds:itemID="{DB26575A-B7B3-4412-B642-D3B0845180CC}">
-  <ds:schemaRefs>
-    <ds:schemaRef ds:uri="http://schemas.microsoft.com/sharepoint/v3/contenttype/forms"/>
-  </ds:schemaRefs>
-</ds:datastoreItem>
-</file>
-
-<file path=customXml/itemProps4.xml><?xml version="1.0" encoding="utf-8"?>
-<ds:datastoreItem xmlns:ds="http://schemas.openxmlformats.org/officeDocument/2006/customXml" ds:itemID="{BDCED711-E314-4C22-B587-D275DD8897EC}">
-  <ds:schemaRefs>
-    <ds:schemaRef ds:uri="http://schemas.openxmlformats.org/officeDocument/2006/bibliography"/>
-  </ds:schemaRefs>
-</ds:datastoreItem>
 </file>
--- a/Fase 2/Evidencias Grupales/2.6_GuiaEstudiante_Fase 2_Informe Final Proyecto APT.docx
+++ b/Fase 2/Evidencias Grupales/2.6_GuiaEstudiante_Fase 2_Informe Final Proyecto APT.docx
@@ -2832,7 +2832,7 @@
                 <w:ilvl w:val="0"/>
                 <w:numId w:val="1"/>
               </w:numPr>
-              <w:spacing w:after="0" w:line="240" w:lineRule="auto"/>
+              <w:spacing w:after="0"/>
               <w:ind w:left="314" w:hanging="284"/>
               <w:jc w:val="both"/>
               <w:rPr>
@@ -2842,7 +2842,7 @@
                 <w:color w:val="0070C0"/>
                 <w:sz w:val="18"/>
                 <w:szCs w:val="20"/>
-                <w:lang w:eastAsia="es-CL"/>
+                <w:lang w:val="es-419" w:eastAsia="es-CL"/>
               </w:rPr>
             </w:pPr>
             <w:r>
@@ -2853,11 +2853,21 @@
                 <w:color w:val="0070C0"/>
                 <w:sz w:val="18"/>
                 <w:szCs w:val="20"/>
-                <w:lang w:eastAsia="es-CL"/>
-              </w:rPr>
-              <w:t>Adjunta</w:t>
-            </w:r>
-            <w:r>
+                <w:lang w:val="es-419" w:eastAsia="es-CL"/>
+              </w:rPr>
+              <w:t>Para demostrar el desarrollo del Proyecto APT y sus resultados finales, se adjuntan evidencias documentales, técnicas y visuales. Estas permiten observar la evolución del proyecto desde la planificación y el diseño hasta la implementación, ejecución y validación del sistema A2D SM.</w:t>
+            </w:r>
+          </w:p>
+          <w:p>
+            <w:pPr>
+              <w:pStyle w:val="Prrafodelista"/>
+              <w:numPr>
+                <w:ilvl w:val="0"/>
+                <w:numId w:val="1"/>
+              </w:numPr>
+              <w:spacing w:after="0"/>
+              <w:ind w:left="314" w:hanging="284"/>
+              <w:jc w:val="both"/>
               <w:rPr>
                 <w:rFonts w:ascii="Calibri" w:hAnsi="Calibri" w:cs="Arial"/>
                 <w:i/>
@@ -2865,21 +2875,202 @@
                 <w:color w:val="0070C0"/>
                 <w:sz w:val="18"/>
                 <w:szCs w:val="20"/>
-                <w:lang w:eastAsia="es-CL"/>
+                <w:lang w:val="es-419" w:eastAsia="es-CL"/>
+              </w:rPr>
+            </w:pPr>
+            <w:r>
+              <w:rPr>
+                <w:rFonts w:ascii="Calibri" w:hAnsi="Calibri" w:cs="Arial"/>
+                <w:i/>
+                <w:iCs/>
+                <w:color w:val="0070C0"/>
+                <w:sz w:val="18"/>
+                <w:szCs w:val="20"/>
+                <w:lang w:val="es-419" w:eastAsia="es-CL"/>
+              </w:rPr>
+              <w:t xml:space="preserve">Entre las evidencias documentales se incluyen el </w:t>
+            </w:r>
+            <w:proofErr w:type="spellStart"/>
+            <w:r>
+              <w:rPr>
+                <w:rFonts w:ascii="Calibri" w:hAnsi="Calibri" w:cs="Arial"/>
+                <w:b/>
+                <w:bCs/>
+                <w:i/>
+                <w:iCs/>
+                <w:color w:val="0070C0"/>
+                <w:sz w:val="18"/>
+                <w:szCs w:val="20"/>
+                <w:lang w:val="es-419" w:eastAsia="es-CL"/>
+              </w:rPr>
+              <w:t>Product</w:t>
+            </w:r>
+            <w:proofErr w:type="spellEnd"/>
+            <w:r>
+              <w:rPr>
+                <w:rFonts w:ascii="Calibri" w:hAnsi="Calibri" w:cs="Arial"/>
+                <w:b/>
+                <w:bCs/>
+                <w:i/>
+                <w:iCs/>
+                <w:color w:val="0070C0"/>
+                <w:sz w:val="18"/>
+                <w:szCs w:val="20"/>
+                <w:lang w:val="es-419" w:eastAsia="es-CL"/>
+              </w:rPr>
+              <w:t xml:space="preserve"> Vision</w:t>
+            </w:r>
+            <w:r>
+              <w:rPr>
+                <w:rFonts w:ascii="Calibri" w:hAnsi="Calibri" w:cs="Arial"/>
+                <w:i/>
+                <w:iCs/>
+                <w:color w:val="0070C0"/>
+                <w:sz w:val="18"/>
+                <w:szCs w:val="20"/>
+                <w:lang w:val="es-419" w:eastAsia="es-CL"/>
+              </w:rPr>
+              <w:t xml:space="preserve">, el </w:t>
+            </w:r>
+            <w:proofErr w:type="spellStart"/>
+            <w:r>
+              <w:rPr>
+                <w:rFonts w:ascii="Calibri" w:hAnsi="Calibri" w:cs="Arial"/>
+                <w:b/>
+                <w:bCs/>
+                <w:i/>
+                <w:iCs/>
+                <w:color w:val="0070C0"/>
+                <w:sz w:val="18"/>
+                <w:szCs w:val="20"/>
+                <w:lang w:val="es-419" w:eastAsia="es-CL"/>
+              </w:rPr>
+              <w:t>Product</w:t>
+            </w:r>
+            <w:proofErr w:type="spellEnd"/>
+            <w:r>
+              <w:rPr>
+                <w:rFonts w:ascii="Calibri" w:hAnsi="Calibri" w:cs="Arial"/>
+                <w:b/>
+                <w:bCs/>
+                <w:i/>
+                <w:iCs/>
+                <w:color w:val="0070C0"/>
+                <w:sz w:val="18"/>
+                <w:szCs w:val="20"/>
+                <w:lang w:val="es-419" w:eastAsia="es-CL"/>
+              </w:rPr>
+              <w:t xml:space="preserve"> Backlog</w:t>
+            </w:r>
+            <w:r>
+              <w:rPr>
+                <w:rFonts w:ascii="Calibri" w:hAnsi="Calibri" w:cs="Arial"/>
+                <w:i/>
+                <w:iCs/>
+                <w:color w:val="0070C0"/>
+                <w:sz w:val="18"/>
+                <w:szCs w:val="20"/>
+                <w:lang w:val="es-419" w:eastAsia="es-CL"/>
+              </w:rPr>
+              <w:t xml:space="preserve">, la </w:t>
+            </w:r>
+            <w:proofErr w:type="spellStart"/>
+            <w:r>
+              <w:rPr>
+                <w:rFonts w:ascii="Calibri" w:hAnsi="Calibri" w:cs="Arial"/>
+                <w:b/>
+                <w:bCs/>
+                <w:i/>
+                <w:iCs/>
+                <w:color w:val="0070C0"/>
+                <w:sz w:val="18"/>
+                <w:szCs w:val="20"/>
+                <w:lang w:val="es-419" w:eastAsia="es-CL"/>
+              </w:rPr>
+              <w:t>Definition</w:t>
+            </w:r>
+            <w:proofErr w:type="spellEnd"/>
+            <w:r>
+              <w:rPr>
+                <w:rFonts w:ascii="Calibri" w:hAnsi="Calibri" w:cs="Arial"/>
+                <w:b/>
+                <w:bCs/>
+                <w:i/>
+                <w:iCs/>
+                <w:color w:val="0070C0"/>
+                <w:sz w:val="18"/>
+                <w:szCs w:val="20"/>
+                <w:lang w:val="es-419" w:eastAsia="es-CL"/>
               </w:rPr>
               <w:t xml:space="preserve"> </w:t>
             </w:r>
-            <w:r>
-              <w:rPr>
-                <w:rFonts w:ascii="Calibri" w:hAnsi="Calibri" w:cs="Arial"/>
+            <w:proofErr w:type="spellStart"/>
+            <w:r>
+              <w:rPr>
+                <w:rFonts w:ascii="Calibri" w:hAnsi="Calibri" w:cs="Arial"/>
+                <w:b/>
+                <w:bCs/>
                 <w:i/>
                 <w:iCs/>
                 <w:color w:val="0070C0"/>
                 <w:sz w:val="18"/>
                 <w:szCs w:val="20"/>
-                <w:lang w:eastAsia="es-CL"/>
-              </w:rPr>
-              <w:t>evidencias que permitan dar cuenta del desarrollo del Proyecto APT y sus resultados finales.</w:t>
+                <w:lang w:val="es-419" w:eastAsia="es-CL"/>
+              </w:rPr>
+              <w:t>of</w:t>
+            </w:r>
+            <w:proofErr w:type="spellEnd"/>
+            <w:r>
+              <w:rPr>
+                <w:rFonts w:ascii="Calibri" w:hAnsi="Calibri" w:cs="Arial"/>
+                <w:b/>
+                <w:bCs/>
+                <w:i/>
+                <w:iCs/>
+                <w:color w:val="0070C0"/>
+                <w:sz w:val="18"/>
+                <w:szCs w:val="20"/>
+                <w:lang w:val="es-419" w:eastAsia="es-CL"/>
+              </w:rPr>
+              <w:t xml:space="preserve"> Done</w:t>
+            </w:r>
+            <w:r>
+              <w:rPr>
+                <w:rFonts w:ascii="Calibri" w:hAnsi="Calibri" w:cs="Arial"/>
+                <w:i/>
+                <w:iCs/>
+                <w:color w:val="0070C0"/>
+                <w:sz w:val="18"/>
+                <w:szCs w:val="20"/>
+                <w:lang w:val="es-419" w:eastAsia="es-CL"/>
+              </w:rPr>
+              <w:t xml:space="preserve"> y el </w:t>
+            </w:r>
+            <w:r>
+              <w:rPr>
+                <w:rFonts w:ascii="Calibri" w:hAnsi="Calibri" w:cs="Arial"/>
+                <w:b/>
+                <w:bCs/>
+                <w:i/>
+                <w:iCs/>
+                <w:color w:val="0070C0"/>
+                <w:sz w:val="18"/>
+                <w:szCs w:val="20"/>
+                <w:lang w:val="es-419" w:eastAsia="es-CL"/>
+              </w:rPr>
+              <w:t>Documento de Diseño</w:t>
+            </w:r>
+            <w:r>
+              <w:rPr>
+                <w:rFonts w:ascii="Calibri" w:hAnsi="Calibri" w:cs="Arial"/>
+                <w:i/>
+                <w:iCs/>
+                <w:color w:val="0070C0"/>
+                <w:sz w:val="18"/>
+                <w:szCs w:val="20"/>
+                <w:lang w:val="es-419" w:eastAsia="es-CL"/>
+              </w:rPr>
+              <w:t>. Estos documentos permiten comprobar la identificación del problema, la definición de los usuarios, la planificación de las funcionalidades, los criterios de finalización y las decisiones técnicas adoptadas durante el desarrollo.</w:t>
             </w:r>
           </w:p>
           <w:p>
@@ -2892,28 +3083,6 @@
                 <w:sz w:val="18"/>
               </w:rPr>
             </w:pPr>
-            <w:r>
-              <w:rPr>
-                <w:rFonts w:ascii="Calibri" w:hAnsi="Calibri" w:cs="Arial"/>
-                <w:i/>
-                <w:color w:val="0070C0"/>
-                <w:sz w:val="18"/>
-                <w:szCs w:val="20"/>
-                <w:lang w:eastAsia="es-CL"/>
-              </w:rPr>
-              <w:t>¿Qué evidencias pueden servir para que los demás puedan visualizar y entender las distintas etapas de tu Proyecto APT y el resultado final?</w:t>
-            </w:r>
-            <w:r>
-              <w:rPr>
-                <w:rFonts w:ascii="Calibri" w:hAnsi="Calibri" w:cs="Arial"/>
-                <w:i/>
-                <w:color w:val="0070C0"/>
-                <w:sz w:val="18"/>
-                <w:szCs w:val="20"/>
-                <w:lang w:eastAsia="es-CL"/>
-              </w:rPr>
-              <w:t xml:space="preserve"> </w:t>
-            </w:r>
           </w:p>
         </w:tc>
       </w:tr>
@@ -3104,7 +3273,19 @@
                 <w:szCs w:val="20"/>
                 <w:lang w:val="es-419" w:eastAsia="es-CL"/>
               </w:rPr>
-              <w:t xml:space="preserve"> y seguridad de aplicaciones. Me gustaría continuar profundizando en pruebas automatizadas, pruebas de integración, pruebas de </w:t>
+              <w:t xml:space="preserve"> y seguridad de aplicaciones. Me gustaría continuar profundizando en pruebas </w:t>
+            </w:r>
+            <w:r>
+              <w:rPr>
+                <w:rFonts w:ascii="Calibri" w:hAnsi="Calibri" w:cs="Arial"/>
+                <w:i/>
+                <w:color w:val="0070C0"/>
+                <w:sz w:val="18"/>
+                <w:szCs w:val="20"/>
+                <w:lang w:val="es-419" w:eastAsia="es-CL"/>
+              </w:rPr>
+              <w:lastRenderedPageBreak/>
+              <w:t xml:space="preserve">automatizadas, pruebas de integración, pruebas de </w:t>
             </w:r>
             <w:proofErr w:type="spellStart"/>
             <w:r>
@@ -3272,7 +3453,6 @@
                 <w:szCs w:val="20"/>
                 <w:lang w:eastAsia="es-CL"/>
               </w:rPr>
-              <w:lastRenderedPageBreak/>
               <w:t xml:space="preserve"> </w:t>
             </w:r>
           </w:p>
@@ -5623,25 +5803,6 @@
 </file>
 
 <file path=customXml/item1.xml><?xml version="1.0" encoding="utf-8"?>
-<b:Sources xmlns:b="http://schemas.openxmlformats.org/officeDocument/2006/bibliography" xmlns="http://schemas.openxmlformats.org/officeDocument/2006/bibliography" SelectedStyle="\APASixthEditionOfficeOnline.xsl" StyleName="APA" Version="6"/>
-</file>
-
-<file path=customXml/item2.xml><?xml version="1.0" encoding="utf-8"?>
-<?mso-contentType ?>
-<FormTemplates xmlns="http://schemas.microsoft.com/sharepoint/v3/contenttype/forms">
-  <Display>DocumentLibraryForm</Display>
-  <Edit>DocumentLibraryForm</Edit>
-  <New>DocumentLibraryForm</New>
-</FormTemplates>
-</file>
-
-<file path=customXml/item3.xml><?xml version="1.0" encoding="utf-8"?>
-<p:properties xmlns:p="http://schemas.microsoft.com/office/2006/metadata/properties" xmlns:xsi="http://www.w3.org/2001/XMLSchema-instance" xmlns:pc="http://schemas.microsoft.com/office/infopath/2007/PartnerControls">
-  <documentManagement/>
-</p:properties>
-</file>
-
-<file path=customXml/item4.xml><?xml version="1.0" encoding="utf-8"?>
 <ct:contentTypeSchema xmlns:ct="http://schemas.microsoft.com/office/2006/metadata/contentType" xmlns:ma="http://schemas.microsoft.com/office/2006/metadata/properties/metaAttributes" ct:_="" ma:_="" ma:contentTypeName="Documento" ma:contentTypeID="0x010100E96778489EE7714D8BD12CC105EB918B" ma:contentTypeVersion="2" ma:contentTypeDescription="Crear nuevo documento." ma:contentTypeScope="" ma:versionID="416c5c7ae9b5d54d83875cd3c65194e3">
   <xsd:schema xmlns:xsd="http://www.w3.org/2001/XMLSchema" xmlns:xs="http://www.w3.org/2001/XMLSchema" xmlns:p="http://schemas.microsoft.com/office/2006/metadata/properties" xmlns:ns2="126e8a1c-9ea9-435a-ac89-d06c80d62e30" targetNamespace="http://schemas.microsoft.com/office/2006/metadata/properties" ma:root="true" ma:fieldsID="70a237c842677bd850644f8595079f5e" ns2:_="">
     <xsd:import namespace="126e8a1c-9ea9-435a-ac89-d06c80d62e30"/>
@@ -5773,32 +5934,26 @@
 </ct:contentTypeSchema>
 </file>
 
-<file path=customXml/itemProps1.xml><?xml version="1.0" encoding="utf-8"?>
-<ds:datastoreItem xmlns:ds="http://schemas.openxmlformats.org/officeDocument/2006/customXml" ds:itemID="{BDCED711-E314-4C22-B587-D275DD8897EC}">
-  <ds:schemaRefs>
-    <ds:schemaRef ds:uri="http://schemas.openxmlformats.org/officeDocument/2006/bibliography"/>
-  </ds:schemaRefs>
-</ds:datastoreItem>
+<file path=customXml/item2.xml><?xml version="1.0" encoding="utf-8"?>
+<p:properties xmlns:p="http://schemas.microsoft.com/office/2006/metadata/properties" xmlns:xsi="http://www.w3.org/2001/XMLSchema-instance" xmlns:pc="http://schemas.microsoft.com/office/infopath/2007/PartnerControls">
+  <documentManagement/>
+</p:properties>
 </file>
 
-<file path=customXml/itemProps2.xml><?xml version="1.0" encoding="utf-8"?>
-<ds:datastoreItem xmlns:ds="http://schemas.openxmlformats.org/officeDocument/2006/customXml" ds:itemID="{DB26575A-B7B3-4412-B642-D3B0845180CC}">
-  <ds:schemaRefs>
-    <ds:schemaRef ds:uri="http://schemas.microsoft.com/sharepoint/v3/contenttype/forms"/>
-  </ds:schemaRefs>
-</ds:datastoreItem>
+<file path=customXml/item3.xml><?xml version="1.0" encoding="utf-8"?>
+<?mso-contentType ?>
+<FormTemplates xmlns="http://schemas.microsoft.com/sharepoint/v3/contenttype/forms">
+  <Display>DocumentLibraryForm</Display>
+  <Edit>DocumentLibraryForm</Edit>
+  <New>DocumentLibraryForm</New>
+</FormTemplates>
 </file>
 
-<file path=customXml/itemProps3.xml><?xml version="1.0" encoding="utf-8"?>
-<ds:datastoreItem xmlns:ds="http://schemas.openxmlformats.org/officeDocument/2006/customXml" ds:itemID="{372B79FC-6971-4544-98C5-83069028712A}">
-  <ds:schemaRefs>
-    <ds:schemaRef ds:uri="http://schemas.microsoft.com/office/2006/metadata/properties"/>
-    <ds:schemaRef ds:uri="http://schemas.microsoft.com/office/infopath/2007/PartnerControls"/>
-  </ds:schemaRefs>
-</ds:datastoreItem>
+<file path=customXml/item4.xml><?xml version="1.0" encoding="utf-8"?>
+<b:Sources xmlns:b="http://schemas.openxmlformats.org/officeDocument/2006/bibliography" xmlns="http://schemas.openxmlformats.org/officeDocument/2006/bibliography" SelectedStyle="\APASixthEditionOfficeOnline.xsl" StyleName="APA" Version="6"/>
 </file>
 
-<file path=customXml/itemProps4.xml><?xml version="1.0" encoding="utf-8"?>
+<file path=customXml/itemProps1.xml><?xml version="1.0" encoding="utf-8"?>
 <ds:datastoreItem xmlns:ds="http://schemas.openxmlformats.org/officeDocument/2006/customXml" ds:itemID="{1A4E63CB-0BBC-477D-B96D-0B1E89CFECED}">
   <ds:schemaRefs>
     <ds:schemaRef ds:uri="http://schemas.microsoft.com/office/2006/metadata/contentType"/>
@@ -5814,4 +5969,29 @@
     <ds:schemaRef ds:uri="http://schemas.microsoft.com/internal/obd"/>
   </ds:schemaRefs>
 </ds:datastoreItem>
+</file>
+
+<file path=customXml/itemProps2.xml><?xml version="1.0" encoding="utf-8"?>
+<ds:datastoreItem xmlns:ds="http://schemas.openxmlformats.org/officeDocument/2006/customXml" ds:itemID="{372B79FC-6971-4544-98C5-83069028712A}">
+  <ds:schemaRefs>
+    <ds:schemaRef ds:uri="http://schemas.microsoft.com/office/2006/metadata/properties"/>
+    <ds:schemaRef ds:uri="http://schemas.microsoft.com/office/infopath/2007/PartnerControls"/>
+  </ds:schemaRefs>
+</ds:datastoreItem>
+</file>
+
+<file path=customXml/itemProps3.xml><?xml version="1.0" encoding="utf-8"?>
+<ds:datastoreItem xmlns:ds="http://schemas.openxmlformats.org/officeDocument/2006/customXml" ds:itemID="{DB26575A-B7B3-4412-B642-D3B0845180CC}">
+  <ds:schemaRefs>
+    <ds:schemaRef ds:uri="http://schemas.microsoft.com/sharepoint/v3/contenttype/forms"/>
+  </ds:schemaRefs>
+</ds:datastoreItem>
+</file>
+
+<file path=customXml/itemProps4.xml><?xml version="1.0" encoding="utf-8"?>
+<ds:datastoreItem xmlns:ds="http://schemas.openxmlformats.org/officeDocument/2006/customXml" ds:itemID="{BDCED711-E314-4C22-B587-D275DD8897EC}">
+  <ds:schemaRefs>
+    <ds:schemaRef ds:uri="http://schemas.openxmlformats.org/officeDocument/2006/bibliography"/>
+  </ds:schemaRefs>
+</ds:datastoreItem>
 </file>
--- a/Fase 2/Evidencias Grupales/2.6_GuiaEstudiante_Fase 2_Informe Final Proyecto APT.docx
+++ b/Fase 2/Evidencias Grupales/2.6_GuiaEstudiante_Fase 2_Informe Final Proyecto APT.docx
@@ -89,61 +89,7 @@
                                   <w:sz w:val="48"/>
                                   <w:szCs w:val="48"/>
                                 </w:rPr>
-                                <w:t>Guía</w:t>
-                              </w:r>
-                              <w:r>
-                                <w:rPr>
-                                  <w:b/>
-                                  <w:color w:val="1F3864" w:themeColor="accent1" w:themeShade="80"/>
-                                  <w:sz w:val="48"/>
-                                  <w:szCs w:val="48"/>
-                                </w:rPr>
-                                <w:t>3.</w:t>
-                              </w:r>
-                              <w:r>
-                                <w:rPr>
-                                  <w:b/>
-                                  <w:color w:val="1F3864" w:themeColor="accent1" w:themeShade="80"/>
-                                  <w:sz w:val="48"/>
-                                  <w:szCs w:val="48"/>
-                                </w:rPr>
-                                <w:t xml:space="preserve"> </w:t>
-                              </w:r>
-                              <w:r>
-                                <w:rPr>
-                                  <w:b/>
-                                  <w:color w:val="1F3864" w:themeColor="accent1" w:themeShade="80"/>
-                                  <w:sz w:val="48"/>
-                                  <w:szCs w:val="48"/>
-                                </w:rPr>
-                                <w:t>Informe final</w:t>
-                              </w:r>
-                              <w:r>
-                                <w:rPr>
-                                  <w:b/>
-                                  <w:color w:val="1F3864" w:themeColor="accent1" w:themeShade="80"/>
-                                  <w:sz w:val="48"/>
-                                  <w:szCs w:val="48"/>
-                                </w:rPr>
-                                <w:t xml:space="preserve"> P</w:t>
-                              </w:r>
-                              <w:r>
-                                <w:rPr>
-                                  <w:b/>
-                                  <w:color w:val="1F3864" w:themeColor="accent1" w:themeShade="80"/>
-                                  <w:sz w:val="48"/>
-                                  <w:szCs w:val="48"/>
-                                </w:rPr>
-                                <w:t xml:space="preserve">royecto </w:t>
-                              </w:r>
-                              <w:r>
-                                <w:rPr>
-                                  <w:b/>
-                                  <w:color w:val="1F3864" w:themeColor="accent1" w:themeShade="80"/>
-                                  <w:sz w:val="48"/>
-                                  <w:szCs w:val="48"/>
-                                </w:rPr>
-                                <w:t xml:space="preserve">APT </w:t>
+                                <w:t xml:space="preserve">Guía3. Informe final Proyecto APT </w:t>
                               </w:r>
                             </w:p>
                             <w:p>
@@ -163,19 +109,8 @@
                                   <w:sz w:val="48"/>
                                   <w:szCs w:val="48"/>
                                 </w:rPr>
-                                <w:t xml:space="preserve">Asignatura </w:t>
+                                <w:t>Asignatura Capstone</w:t>
                               </w:r>
-                              <w:proofErr w:type="spellStart"/>
-                              <w:r>
-                                <w:rPr>
-                                  <w:b/>
-                                  <w:color w:val="1F3864" w:themeColor="accent1" w:themeShade="80"/>
-                                  <w:sz w:val="48"/>
-                                  <w:szCs w:val="48"/>
-                                </w:rPr>
-                                <w:t>Capstone</w:t>
-                              </w:r>
-                              <w:proofErr w:type="spellEnd"/>
                             </w:p>
                           </w:txbxContent>
                         </wps:txbx>
@@ -240,12 +175,12 @@
           </mc:Choice>
           <mc:Fallback>
             <w:pict>
-              <v:group w14:anchorId="7466F1C2" id="Grupo 53" o:spid="_x0000_s1026" style="position:absolute;margin-left:-24.7pt;margin-top:3pt;width:491.25pt;height:123pt;z-index:251659264;mso-position-horizontal-relative:margin;mso-width-relative:margin;mso-height-relative:margin" coordsize="59912,15621" o:gfxdata="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">
+              <v:group w14:anchorId="7466F1C2" id="Grupo 53" o:spid="_x0000_s1026" style="position:absolute;margin-left:-24.7pt;margin-top:3pt;width:491.25pt;height:123pt;z-index:251659264;mso-position-horizontal-relative:margin;mso-width-relative:margin;mso-height-relative:margin" coordsize="59912,15621" o:gfxdata="UEsDBBQABgAIAAAAIQC2gziS/gAAAOEBAAATAAAAW0NvbnRlbnRfVHlwZXNdLnhtbJSRQU7DMBBF 90jcwfIWJU67QAgl6YK0S0CoHGBkTxKLZGx5TGhvj5O2G0SRWNoz/78nu9wcxkFMGNg6quQqL6RA 0s5Y6ir5vt9lD1JwBDIwOMJKHpHlpr69KfdHjyxSmriSfYz+USnWPY7AufNIadK6MEJMx9ApD/oD OlTrorhX2lFEilmcO2RdNtjC5xDF9pCuTyYBB5bi6bQ4syoJ3g9WQ0ymaiLzg5KdCXlKLjvcW893 SUOqXwnz5DrgnHtJTxOsQfEKIT7DmDSUCaxw7Rqn8787ZsmRM9e2VmPeBN4uqYvTtW7jvijg9N/y JsXecLq0q+WD6m8AAAD//wMAUEsDBBQABgAIAAAAIQA4/SH/1gAAAJQBAAALAAAAX3JlbHMvLnJl bHOkkMFqwzAMhu+DvYPRfXGawxijTi+j0GvpHsDYimMaW0Yy2fr2M4PBMnrbUb/Q94l/f/hMi1qR JVI2sOt6UJgd+ZiDgffL8ekFlFSbvV0oo4EbChzGx4f9GRdb25HMsYhqlCwG5lrLq9biZkxWOiqY 22YiTra2kYMu1l1tQD30/bPm3wwYN0x18gb45AdQl1tp5j/sFB2T0FQ7R0nTNEV3j6o9feQzro1i OWA14Fm+Q8a1a8+Bvu/d/dMb2JY5uiPbhG/ktn4cqGU/er3pcvwCAAD//wMAUEsDBBQABgAIAAAA IQD/mjTIqgMAADQJAAAOAAAAZHJzL2Uyb0RvYy54bWy0Vttu2zgQfV+g/0DwvbGlWLJlRClctwkW yLZB06LPNEVZwlIcLklHTv9mv2V/bIfUxa6ddoF2mwA0bzOcOTxnqKtX+0aSR2FsDSqn0cWUEqE4 FLXa5vTTx5uXC0qsY6pgEpTI6ZOw9NX1i9+uWr0UMVQgC2EIOlF22eqcVs7p5WRieSUaZi9AC4WL JZiGORya7aQwrEXvjZzE02k6acEU2gAX1uLsm26RXgf/ZSm4e1+WVjgic4qxudCa0G58O7m+Ysut YbqqeR8G+4EoGlYrPHR09YY5RnamPnPV1NyAhdJdcGgmUJY1FyEHzCaanmRza2CnQy7bZbvVI0wI 7QlOP+yWv3u8NfpB3xtEotVbxCKMfC770jT+F6Mk+wDZ0wiZ2DvCcTKNLxeLeUIJx7UoSeNo2oPK K0T+zI5Xb3vLJMuiOD63nAwHT74Kp9VIEHvAwP4cBg8V0yJAa5eIwb0hdZHTBMNRrEGernesMEAK QRymCiT2TPEx4GaPFnH714D5R+HWrb4D/qclCtYVU1uxMgbaSrACo4y8JeYymnZ+rHeyaf+AAk9j OwfB0Qnk0TSepfOIEgQ3zrLZ/LIj7ID+LEvTJJn16Mcp/s/DcQOGbKmNdbcCGuI7OTWoiHASe7yz zkd22OLvWsFNLSXOs6VUpM1pluAdnaw0tUPRyrrJ6WLq/7qofMJvVRGMHatl18cDpOoR8El36bv9 Zo8bPSwbKJ4QCwOdOLGYYKcC84WSFoWZU/vXjhlBifxdIZ5ZNJt5JYfBLJnHODDHK5vjFaY4usqp o6Trrl1Qf5fRCnEv6wDDIZI+ViRbF9+vZ106sO4D3s4/f6vtTgJJUo/qEW/6UYfh4YK/p84su4w8 WEGcs0W6yGY/Rw8Lsi48Qzx+oUiLtTTkkWF5ZZwL5TpByF2DzO7mk4EhyITRJBDvK2+eJEf8e542 1j1J4fdJ9UGUqFmUYBzoOXo+D8ZWDHUcYvx2LMGh91xidqPvXt7+NTpPFC8Eo+z3e1MRHpzRePq9 wDrj0SKcDMqNxk2twDznQCLE/cnd/kFbHTQHHo+Ksprf1Kj+O2bdPTP4viElvMzeY1NKQJVD36PE C++5+f9XlmrXrAE5g6UNowtdL2Mnh25poPmMT/vKFwNcGnTMnRkGvZIJfhxwsVqFbfioaubu1IPm Q232de/j/jMzui+BvqC/g+EBYMuTStjt9feh4D/rQ3ij8GkOTOg/I/zbfzwO93P42Ln+FwAA//8D AFBLAwQUAAYACAAAACEAEPC1BeEAAAAJAQAADwAAAGRycy9kb3ducmV2LnhtbEyPT0vDQBTE74Lf YXmCt3bzpy025qWUop6KYCuIt9fsaxKa3Q3ZbZJ+e9eTHocZZn6TbybdioF711iDEM8jEGxKqxpT IXweX2dPIJwno6i1hhFu7GBT3N/llCk7mg8eDr4SocS4jBBq77tMSlfWrMnNbccmeGfba/JB9pVU PY2hXLcyiaKV1NSYsFBTx7uay8vhqhHeRhq3afwy7C/n3e37uHz/2seM+PgwbZ9BeJ78Xxh+8QM6 FIHpZK9GOdEizBbrRYgirMKl4K/TNAZxQkiWSQSyyOX/B8UPAAAA//8DAFBLAQItABQABgAIAAAA IQC2gziS/gAAAOEBAAATAAAAAAAAAAAAAAAAAAAAAABbQ29udGVudF9UeXBlc10ueG1sUEsBAi0A FAAGAAgAAAAhADj9If/WAAAAlAEAAAsAAAAAAAAAAAAAAAAALwEAAF9yZWxzLy5yZWxzUEsBAi0A FAAGAAgAAAAhAP+aNMiqAwAANAkAAA4AAAAAAAAAAAAAAAAALgIAAGRycy9lMm9Eb2MueG1sUEsB Ai0AFAAGAAgAAAAhABDwtQXhAAAACQEAAA8AAAAAAAAAAAAAAAAABAYAAGRycy9kb3ducmV2Lnht bFBLBQYAAAAABAAEAPMAAAASBwAAAAA= ">
                 <v:shapetype id="_x0000_t202" coordsize="21600,21600" o:spt="202" path="m,l,21600r21600,l21600,xe">
                   <v:stroke joinstyle="miter"/>
                   <v:path gradientshapeok="t" o:connecttype="rect"/>
                 </v:shapetype>
-                <v:shape id="Cuadro de texto 2" o:spid="_x0000_s1027" type="#_x0000_t202" style="position:absolute;left:10246;top:2994;width:49666;height:12627;visibility:visible;mso-wrap-style:square;v-text-anchor:top" o:gfxdata="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" filled="f" stroked="f">
+                <v:shape id="Cuadro de texto 2" o:spid="_x0000_s1027" type="#_x0000_t202" style="position:absolute;left:10246;top:2994;width:49666;height:12627;visibility:visible;mso-wrap-style:square;v-text-anchor:top" o:gfxdata="UEsDBBQABgAIAAAAIQDb4fbL7gAAAIUBAAATAAAAW0NvbnRlbnRfVHlwZXNdLnhtbHyQz07DMAyH 70i8Q+QralM4IITa7kDhCAiNB7ASt43WOlEcyvb2pNu4IODoPz9/n1xv9vOkForiPDdwXVagiI23 jocG3rdPxR0oScgWJ8/UwIEENu3lRb09BBKV0ywNjCmFe63FjDSjlD4Q50nv44wpl3HQAc0OB9I3 VXWrjedEnIq03oC27qjHjympx31un0wiTQLq4bS4shrAECZnMGVTvbD9QSnOhDInjzsyuiBXWQP0 r4R18jfgnHvJr4nOknrFmJ5xzhraRtHWf3Kkpfz/yGo5S+H73hkquyhdjr3R8m2lj09svwAAAP// AwBQSwMEFAAGAAgAAAAhAFr0LFu/AAAAFQEAAAsAAABfcmVscy8ucmVsc2zPwWrDMAwG4Ptg72B0 X5TuUMaI01uh19I+gLGVxCy2jGSy9e1nemrHjpL4P0nD4SetZiPRyNnCruvBUPYcYp4tXC/Htw8w Wl0ObuVMFm6kcBhfX4Yzra62kC6xqGlKVgtLreUTUf1CyWnHhXKbTCzJ1VbKjMX5LzcTvvf9HuXR gPHJNKdgQU5hB+ZyK23zHztFL6w81c5zQp6m6P9TMfB3PtPWFCczVQtB9N4U2rp2HOA44NMz4y8A AAD//wMAUEsDBBQABgAIAAAAIQDanc+hwgAAANsAAAAPAAAAZHJzL2Rvd25yZXYueG1sRI9Ba8JA FITvBf/D8gRvdddiikZXkYrgSalVwdsj+0yC2bchu5r4791CocdhZr5h5svOVuJBjS8daxgNFQji zJmScw3Hn837BIQPyAYrx6ThSR6Wi97bHFPjWv6mxyHkIkLYp6ihCKFOpfRZQRb90NXE0bu6xmKI ssmlabCNcFvJD6U+pcWS40KBNX0VlN0Od6vhtLtezmO1z9c2qVvXKcl2KrUe9LvVDESgLvyH/9pb oyFJ4PdL/AFy8QIAAP//AwBQSwECLQAUAAYACAAAACEA2+H2y+4AAACFAQAAEwAAAAAAAAAAAAAA AAAAAAAAW0NvbnRlbnRfVHlwZXNdLnhtbFBLAQItABQABgAIAAAAIQBa9CxbvwAAABUBAAALAAAA AAAAAAAAAAAAAB8BAABfcmVscy8ucmVsc1BLAQItABQABgAIAAAAIQDanc+hwgAAANsAAAAPAAAA AAAAAAAAAAAAAAcCAABkcnMvZG93bnJldi54bWxQSwUGAAAAAAMAAwC3AAAA9gIAAAAA " filled="f" stroked="f">
                   <v:textbox>
                     <w:txbxContent>
                       <w:p>
@@ -276,61 +211,7 @@
                             <w:sz w:val="48"/>
                             <w:szCs w:val="48"/>
                           </w:rPr>
-                          <w:t>Guía</w:t>
-                        </w:r>
-                        <w:r>
-                          <w:rPr>
-                            <w:b/>
-                            <w:color w:val="1F3864" w:themeColor="accent1" w:themeShade="80"/>
-                            <w:sz w:val="48"/>
-                            <w:szCs w:val="48"/>
-                          </w:rPr>
-                          <w:t>3.</w:t>
-                        </w:r>
-                        <w:r>
-                          <w:rPr>
-                            <w:b/>
-                            <w:color w:val="1F3864" w:themeColor="accent1" w:themeShade="80"/>
-                            <w:sz w:val="48"/>
-                            <w:szCs w:val="48"/>
-                          </w:rPr>
-                          <w:t xml:space="preserve"> </w:t>
-                        </w:r>
-                        <w:r>
-                          <w:rPr>
-                            <w:b/>
-                            <w:color w:val="1F3864" w:themeColor="accent1" w:themeShade="80"/>
-                            <w:sz w:val="48"/>
-                            <w:szCs w:val="48"/>
-                          </w:rPr>
-                          <w:t>Informe final</w:t>
-                        </w:r>
-                        <w:r>
-                          <w:rPr>
-                            <w:b/>
-                            <w:color w:val="1F3864" w:themeColor="accent1" w:themeShade="80"/>
-                            <w:sz w:val="48"/>
-                            <w:szCs w:val="48"/>
-                          </w:rPr>
-                          <w:t xml:space="preserve"> P</w:t>
-                        </w:r>
-                        <w:r>
-                          <w:rPr>
-                            <w:b/>
-                            <w:color w:val="1F3864" w:themeColor="accent1" w:themeShade="80"/>
-                            <w:sz w:val="48"/>
-                            <w:szCs w:val="48"/>
-                          </w:rPr>
-                          <w:t xml:space="preserve">royecto </w:t>
-                        </w:r>
-                        <w:r>
-                          <w:rPr>
-                            <w:b/>
-                            <w:color w:val="1F3864" w:themeColor="accent1" w:themeShade="80"/>
-                            <w:sz w:val="48"/>
-                            <w:szCs w:val="48"/>
-                          </w:rPr>
-                          <w:t xml:space="preserve">APT </w:t>
+                          <w:t xml:space="preserve">Guía3. Informe final Proyecto APT </w:t>
                         </w:r>
                       </w:p>
                       <w:p>
@@ -350,24 +231,13 @@
                             <w:sz w:val="48"/>
                             <w:szCs w:val="48"/>
                           </w:rPr>
-                          <w:t xml:space="preserve">Asignatura </w:t>
+                          <w:t xml:space="preserve">Asignatura Capstone</w:t>
                         </w:r>
-                        <w:proofErr w:type="spellStart"/>
-                        <w:r>
-                          <w:rPr>
-                            <w:b/>
-                            <w:color w:val="1F3864" w:themeColor="accent1" w:themeShade="80"/>
-                            <w:sz w:val="48"/>
-                            <w:szCs w:val="48"/>
-                          </w:rPr>
-                          <w:t>Capstone</w:t>
-                        </w:r>
-                        <w:proofErr w:type="spellEnd"/>
                       </w:p>
                     </w:txbxContent>
                   </v:textbox>
                 </v:shape>
-                <v:rect id="Rectángulo 56" o:spid="_x0000_s1028" style="position:absolute;width:9931;height:14868;visibility:visible;mso-wrap-style:square;v-text-anchor:middle" o:gfxdata="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" fillcolor="#1f3763 [1604]" stroked="f" strokeweight="1pt"/>
+                <v:rect id="Rectángulo 56" o:spid="_x0000_s1028" style="position:absolute;width:9931;height:14868;visibility:visible;mso-wrap-style:square;v-text-anchor:middle" o:gfxdata="UEsDBBQABgAIAAAAIQDb4fbL7gAAAIUBAAATAAAAW0NvbnRlbnRfVHlwZXNdLnhtbHyQz07DMAyH 70i8Q+QralM4IITa7kDhCAiNB7ASt43WOlEcyvb2pNu4IODoPz9/n1xv9vOkForiPDdwXVagiI23 jocG3rdPxR0oScgWJ8/UwIEENu3lRb09BBKV0ywNjCmFe63FjDSjlD4Q50nv44wpl3HQAc0OB9I3 VXWrjedEnIq03oC27qjHjympx31un0wiTQLq4bS4shrAECZnMGVTvbD9QSnOhDInjzsyuiBXWQP0 r4R18jfgnHvJr4nOknrFmJ5xzhraRtHWf3Kkpfz/yGo5S+H73hkquyhdjr3R8m2lj09svwAAAP// AwBQSwMEFAAGAAgAAAAhAFr0LFu/AAAAFQEAAAsAAABfcmVscy8ucmVsc2zPwWrDMAwG4Ptg72B0 X5TuUMaI01uh19I+gLGVxCy2jGSy9e1nemrHjpL4P0nD4SetZiPRyNnCruvBUPYcYp4tXC/Htw8w Wl0ObuVMFm6kcBhfX4Yzra62kC6xqGlKVgtLreUTUf1CyWnHhXKbTCzJ1VbKjMX5LzcTvvf9HuXR gPHJNKdgQU5hB+ZyK23zHztFL6w81c5zQp6m6P9TMfB3PtPWFCczVQtB9N4U2rp2HOA44NMz4y8A AAD//wMAUEsDBBQABgAIAAAAIQByyryVwQAAANsAAAAPAAAAZHJzL2Rvd25yZXYueG1sRI/BigIx EETvwv5D6AVvmllBkdEoqyB4Enb0A9qknczupDNMosa/3wiCx6KqXlHLdXKtuFEfGs8KvsYFCGLt TcO1gtNxN5qDCBHZYOuZFDwowHr1MVhiafydf+hWxVpkCIcSFdgYu1LKoC05DGPfEWfv4nuHMcu+ lqbHe4a7Vk6KYiYdNpwXLHa0taT/qqtT0F3SZK83u82jOs6v9vd8kEmTUsPP9L0AESnFd/jV3hsF 0xk8v+QfIFf/AAAA//8DAFBLAQItABQABgAIAAAAIQDb4fbL7gAAAIUBAAATAAAAAAAAAAAAAAAA AAAAAABbQ29udGVudF9UeXBlc10ueG1sUEsBAi0AFAAGAAgAAAAhAFr0LFu/AAAAFQEAAAsAAAAA AAAAAAAAAAAAHwEAAF9yZWxzLy5yZWxzUEsBAi0AFAAGAAgAAAAhAHLKvJXBAAAA2wAAAA8AAAAA AAAAAAAAAAAABwIAAGRycy9kb3ducmV2LnhtbFBLBQYAAAAAAwADALcAAAD1AgAAAAA= " fillcolor="#1f3763 [1604]" stroked="f" strokeweight="1pt"/>
                 <w10:wrap anchorx="margin"/>
               </v:group>
             </w:pict>
@@ -444,52 +314,7 @@
                 <w:sz w:val="28"/>
                 <w:szCs w:val="28"/>
               </w:rPr>
-              <w:t>1</w:t>
-            </w:r>
-            <w:r>
-              <w:rPr>
-                <w:b/>
-                <w:color w:val="1F3864" w:themeColor="accent1" w:themeShade="80"/>
-                <w:sz w:val="28"/>
-                <w:szCs w:val="28"/>
-              </w:rPr>
-              <w:t xml:space="preserve">. </w:t>
-            </w:r>
-            <w:r>
-              <w:rPr>
-                <w:b/>
-                <w:color w:val="1F3864" w:themeColor="accent1" w:themeShade="80"/>
-                <w:sz w:val="28"/>
-                <w:szCs w:val="28"/>
-              </w:rPr>
-              <w:t>Informe</w:t>
-            </w:r>
-            <w:r>
-              <w:rPr>
-                <w:b/>
-                <w:color w:val="1F3864" w:themeColor="accent1" w:themeShade="80"/>
-                <w:sz w:val="28"/>
-                <w:szCs w:val="28"/>
-              </w:rPr>
-              <w:t xml:space="preserve"> final </w:t>
-            </w:r>
-            <w:r>
-              <w:rPr>
-                <w:b/>
-                <w:color w:val="1F3864" w:themeColor="accent1" w:themeShade="80"/>
-                <w:sz w:val="28"/>
-                <w:szCs w:val="28"/>
-              </w:rPr>
-              <w:t>P</w:t>
-            </w:r>
-            <w:r>
-              <w:rPr>
-                <w:b/>
-                <w:color w:val="1F3864" w:themeColor="accent1" w:themeShade="80"/>
-                <w:sz w:val="28"/>
-                <w:szCs w:val="28"/>
-              </w:rPr>
-              <w:t>royecto APT</w:t>
+              <w:t>1. Informe final Proyecto APT</w:t>
             </w:r>
           </w:p>
         </w:tc>
@@ -528,63 +353,7 @@
                 <w:rFonts w:ascii="Calibri" w:hAnsi="Calibri"/>
                 <w:color w:val="1F3864" w:themeColor="accent1" w:themeShade="80"/>
               </w:rPr>
-              <w:t>El objetivo de est</w:t>
-            </w:r>
-            <w:r>
-              <w:rPr>
-                <w:rFonts w:ascii="Calibri" w:hAnsi="Calibri"/>
-                <w:color w:val="1F3864" w:themeColor="accent1" w:themeShade="80"/>
-              </w:rPr>
-              <w:t>e</w:t>
-            </w:r>
-            <w:r>
-              <w:rPr>
-                <w:rFonts w:ascii="Calibri" w:hAnsi="Calibri"/>
-                <w:color w:val="1F3864" w:themeColor="accent1" w:themeShade="80"/>
-              </w:rPr>
-              <w:t xml:space="preserve"> </w:t>
-            </w:r>
-            <w:r>
-              <w:rPr>
-                <w:rFonts w:ascii="Calibri" w:hAnsi="Calibri"/>
-                <w:color w:val="1F3864" w:themeColor="accent1" w:themeShade="80"/>
-              </w:rPr>
-              <w:t>informe</w:t>
-            </w:r>
-            <w:r>
-              <w:rPr>
-                <w:rFonts w:ascii="Calibri" w:hAnsi="Calibri"/>
-                <w:color w:val="1F3864" w:themeColor="accent1" w:themeShade="80"/>
-              </w:rPr>
-              <w:t xml:space="preserve"> es que describas los aspectos más relevantes de tu </w:t>
-            </w:r>
-            <w:r>
-              <w:rPr>
-                <w:rFonts w:ascii="Calibri" w:hAnsi="Calibri"/>
-                <w:color w:val="1F3864" w:themeColor="accent1" w:themeShade="80"/>
-              </w:rPr>
-              <w:t>Proyecto APT. Es importante que</w:t>
-            </w:r>
-            <w:r>
-              <w:rPr>
-                <w:rFonts w:ascii="Calibri" w:hAnsi="Calibri"/>
-                <w:color w:val="1F3864" w:themeColor="accent1" w:themeShade="80"/>
-              </w:rPr>
-              <w:t xml:space="preserve"> fundament</w:t>
-            </w:r>
-            <w:r>
-              <w:rPr>
-                <w:rFonts w:ascii="Calibri" w:hAnsi="Calibri"/>
-                <w:color w:val="1F3864" w:themeColor="accent1" w:themeShade="80"/>
-              </w:rPr>
-              <w:t>es las</w:t>
-            </w:r>
-            <w:r>
-              <w:rPr>
-                <w:rFonts w:ascii="Calibri" w:hAnsi="Calibri"/>
-                <w:color w:val="1F3864" w:themeColor="accent1" w:themeShade="80"/>
-              </w:rPr>
-              <w:t xml:space="preserve"> decisiones que tuviste que tomar a lo largo del proceso. </w:t>
+              <w:t xml:space="preserve">El objetivo de este informe es que describas los aspectos más relevantes de tu Proyecto APT. Es importante que fundamentes las decisiones que tuviste que tomar a lo largo del proceso. </w:t>
             </w:r>
           </w:p>
           <w:p>
@@ -612,35 +381,7 @@
                 <w:rFonts w:ascii="Calibri" w:hAnsi="Calibri"/>
                 <w:color w:val="1F3864" w:themeColor="accent1" w:themeShade="80"/>
               </w:rPr>
-              <w:t>A continuación, encontrarás distintos campos que deberás completar</w:t>
-            </w:r>
-            <w:r>
-              <w:rPr>
-                <w:rFonts w:ascii="Calibri" w:hAnsi="Calibri"/>
-                <w:color w:val="1F3864" w:themeColor="accent1" w:themeShade="80"/>
-              </w:rPr>
-              <w:t xml:space="preserve"> con la información solicitada, los</w:t>
-            </w:r>
-            <w:r>
-              <w:rPr>
-                <w:rFonts w:ascii="Calibri" w:hAnsi="Calibri"/>
-                <w:color w:val="1F3864" w:themeColor="accent1" w:themeShade="80"/>
-              </w:rPr>
-              <w:t xml:space="preserve"> que </w:t>
-            </w:r>
-            <w:r>
-              <w:rPr>
-                <w:rFonts w:ascii="Calibri" w:hAnsi="Calibri"/>
-                <w:color w:val="1F3864" w:themeColor="accent1" w:themeShade="80"/>
-              </w:rPr>
-              <w:t>dan</w:t>
-            </w:r>
-            <w:r>
-              <w:rPr>
-                <w:rFonts w:ascii="Calibri" w:hAnsi="Calibri"/>
-                <w:color w:val="1F3864" w:themeColor="accent1" w:themeShade="80"/>
-              </w:rPr>
-              <w:t xml:space="preserve"> cuenta del resumen de tu proyecto APT y sus principales resultados.</w:t>
+              <w:t>A continuación, encontrarás distintos campos que deberás completar con la información solicitada, los que dan cuenta del resumen de tu proyecto APT y sus principales resultados.</w:t>
             </w:r>
           </w:p>
         </w:tc>
@@ -827,31 +568,7 @@
                 <w:szCs w:val="20"/>
                 <w:lang w:eastAsia="es-CL"/>
               </w:rPr>
-              <w:t xml:space="preserve">Desarrollo de aplicaciones web, diseño de arquitecturas de software, modelamiento y administración de bases de datos, implementación de seguridad y autenticación (JWT, </w:t>
-            </w:r>
-            <w:proofErr w:type="spellStart"/>
-            <w:r>
-              <w:rPr>
-                <w:rFonts w:ascii="Calibri" w:hAnsi="Calibri" w:cs="Arial"/>
-                <w:i/>
-                <w:color w:val="548DD4"/>
-                <w:sz w:val="20"/>
-                <w:szCs w:val="20"/>
-                <w:lang w:eastAsia="es-CL"/>
-              </w:rPr>
-              <w:t>bcrypt</w:t>
-            </w:r>
-            <w:proofErr w:type="spellEnd"/>
-            <w:r>
-              <w:rPr>
-                <w:rFonts w:ascii="Calibri" w:hAnsi="Calibri" w:cs="Arial"/>
-                <w:i/>
-                <w:color w:val="548DD4"/>
-                <w:sz w:val="20"/>
-                <w:szCs w:val="20"/>
-                <w:lang w:eastAsia="es-CL"/>
-              </w:rPr>
-              <w:t>), gestión de requisitos y procesos de negocio, trabajo colaborativo en equipos ágiles y desarrollo bajo metodología Scrum.</w:t>
+              <w:t>Desarrollo de aplicaciones web, diseño de arquitecturas de software, modelamiento y administración de bases de datos, implementación de seguridad y autenticación (JWT, bcrypt), gestión de requisitos y procesos de negocio, trabajo colaborativo en equipos ágiles y desarrollo bajo metodología Scrum.</w:t>
             </w:r>
           </w:p>
         </w:tc>
@@ -907,25 +624,7 @@
                 <w:color w:val="1F3864" w:themeColor="accent1" w:themeShade="80"/>
                 <w:sz w:val="18"/>
               </w:rPr>
-              <w:t>Contenidos de</w:t>
-            </w:r>
-            <w:r>
-              <w:rPr>
-                <w:rFonts w:ascii="Calibri" w:hAnsi="Calibri"/>
-                <w:b/>
-                <w:color w:val="1F3864" w:themeColor="accent1" w:themeShade="80"/>
-                <w:sz w:val="18"/>
-              </w:rPr>
-              <w:t>l informe f</w:t>
-            </w:r>
-            <w:r>
-              <w:rPr>
-                <w:rFonts w:ascii="Calibri" w:hAnsi="Calibri"/>
-                <w:b/>
-                <w:color w:val="1F3864" w:themeColor="accent1" w:themeShade="80"/>
-                <w:sz w:val="18"/>
-              </w:rPr>
-              <w:t>inal</w:t>
+              <w:t>Contenidos del informe final</w:t>
             </w:r>
           </w:p>
         </w:tc>
@@ -995,31 +694,7 @@
                 <w:szCs w:val="20"/>
                 <w:lang w:val="es-419"/>
               </w:rPr>
-              <w:t xml:space="preserve">El proyecto A2D SM busca solucionar las deficiencias de un sistema </w:t>
-            </w:r>
-            <w:proofErr w:type="spellStart"/>
-            <w:r>
-              <w:rPr>
-                <w:rFonts w:ascii="Calibri" w:hAnsi="Calibri" w:cs="Arial"/>
-                <w:i/>
-                <w:color w:val="0070C0"/>
-                <w:sz w:val="18"/>
-                <w:szCs w:val="20"/>
-                <w:lang w:val="es-419"/>
-              </w:rPr>
-              <w:t>legacy</w:t>
-            </w:r>
-            <w:proofErr w:type="spellEnd"/>
-            <w:r>
-              <w:rPr>
-                <w:rFonts w:ascii="Calibri" w:hAnsi="Calibri" w:cs="Arial"/>
-                <w:i/>
-                <w:color w:val="0070C0"/>
-                <w:sz w:val="18"/>
-                <w:szCs w:val="20"/>
-                <w:lang w:val="es-419"/>
-              </w:rPr>
-              <w:t xml:space="preserve"> utilizado en una planta procesadora de fruta. La plataforma antigua presenta dificultades de mantenimiento, dependencia de tecnologías obsoletas y riesgos de seguridad, debido a que permite conexiones directas entre los clientes y la base de datos. Esta situación dificulta el control de la recepción de fruta, el procesamiento de tarjas, la gestión de usuarios y la auditoría de las operaciones.</w:t>
+              <w:t>El proyecto A2D SM busca solucionar las deficiencias de un sistema legado utilizado en una planta procesadora de fruta. La plataforma antigua presenta dificultades de mantenimiento, dependencia de tecnologías obsoletas y riesgos de seguridad, debido a que permite conexiones directas entre los clientes y la base de datos. Esta situación dificulta el control de la recepción de fruta, el procesamiento de tarjas, la gestión de usuarios y la auditoría de las operaciones.</w:t>
             </w:r>
           </w:p>
           <w:p>
@@ -1046,7 +721,7 @@
                 <w:szCs w:val="20"/>
                 <w:lang w:val="es-419"/>
               </w:rPr>
-              <w:t>La problemática se ubica en el contexto productivo de una planta procesadora de fruta y afecta a los operadores de recepción, operadores de proceso, administradores, gerencia y personal encargado del soporte del sistema. Los usuarios necesitan registrar, consultar y actualizar información de manera segura, rápida y confiable.</w:t>
+              <w:t>La problemática se ubica en el contexto productivo de una planta procesadora de fruta y afecta a los operadores de recepción, operadores de proceso, administradores y gerencia. Los usuarios necesitan registrar, consultar y actualizar información de manera segura, rápida y confiable.</w:t>
             </w:r>
           </w:p>
           <w:p>
@@ -1073,127 +748,7 @@
                 <w:szCs w:val="20"/>
                 <w:lang w:val="es-419"/>
               </w:rPr>
-              <w:t xml:space="preserve">A2D SM propone una solución web basada en </w:t>
-            </w:r>
-            <w:proofErr w:type="spellStart"/>
-            <w:r>
-              <w:rPr>
-                <w:rFonts w:ascii="Calibri" w:hAnsi="Calibri" w:cs="Arial"/>
-                <w:i/>
-                <w:color w:val="0070C0"/>
-                <w:sz w:val="18"/>
-                <w:szCs w:val="20"/>
-                <w:lang w:val="es-419"/>
-              </w:rPr>
-              <w:t>React</w:t>
-            </w:r>
-            <w:proofErr w:type="spellEnd"/>
-            <w:r>
-              <w:rPr>
-                <w:rFonts w:ascii="Calibri" w:hAnsi="Calibri" w:cs="Arial"/>
-                <w:i/>
-                <w:color w:val="0070C0"/>
-                <w:sz w:val="18"/>
-                <w:szCs w:val="20"/>
-                <w:lang w:val="es-419"/>
-              </w:rPr>
-              <w:t xml:space="preserve">, </w:t>
-            </w:r>
-            <w:proofErr w:type="spellStart"/>
-            <w:r>
-              <w:rPr>
-                <w:rFonts w:ascii="Calibri" w:hAnsi="Calibri" w:cs="Arial"/>
-                <w:i/>
-                <w:color w:val="0070C0"/>
-                <w:sz w:val="18"/>
-                <w:szCs w:val="20"/>
-                <w:lang w:val="es-419"/>
-              </w:rPr>
-              <w:t>FastAPI</w:t>
-            </w:r>
-            <w:proofErr w:type="spellEnd"/>
-            <w:r>
-              <w:rPr>
-                <w:rFonts w:ascii="Calibri" w:hAnsi="Calibri" w:cs="Arial"/>
-                <w:i/>
-                <w:color w:val="0070C0"/>
-                <w:sz w:val="18"/>
-                <w:szCs w:val="20"/>
-                <w:lang w:val="es-419"/>
-              </w:rPr>
-              <w:t xml:space="preserve">, </w:t>
-            </w:r>
-            <w:proofErr w:type="spellStart"/>
-            <w:r>
-              <w:rPr>
-                <w:rFonts w:ascii="Calibri" w:hAnsi="Calibri" w:cs="Arial"/>
-                <w:i/>
-                <w:color w:val="0070C0"/>
-                <w:sz w:val="18"/>
-                <w:szCs w:val="20"/>
-                <w:lang w:val="es-419"/>
-              </w:rPr>
-              <w:t>SQLAlchemy</w:t>
-            </w:r>
-            <w:proofErr w:type="spellEnd"/>
-            <w:r>
-              <w:rPr>
-                <w:rFonts w:ascii="Calibri" w:hAnsi="Calibri" w:cs="Arial"/>
-                <w:i/>
-                <w:color w:val="0070C0"/>
-                <w:sz w:val="18"/>
-                <w:szCs w:val="20"/>
-                <w:lang w:val="es-419"/>
-              </w:rPr>
-              <w:t xml:space="preserve">, SQL Server y Docker. La arquitectura separa el </w:t>
-            </w:r>
-            <w:proofErr w:type="spellStart"/>
-            <w:r>
-              <w:rPr>
-                <w:rFonts w:ascii="Calibri" w:hAnsi="Calibri" w:cs="Arial"/>
-                <w:i/>
-                <w:color w:val="0070C0"/>
-                <w:sz w:val="18"/>
-                <w:szCs w:val="20"/>
-                <w:lang w:val="es-419"/>
-              </w:rPr>
-              <w:t>frontend</w:t>
-            </w:r>
-            <w:proofErr w:type="spellEnd"/>
-            <w:r>
-              <w:rPr>
-                <w:rFonts w:ascii="Calibri" w:hAnsi="Calibri" w:cs="Arial"/>
-                <w:i/>
-                <w:color w:val="0070C0"/>
-                <w:sz w:val="18"/>
-                <w:szCs w:val="20"/>
-                <w:lang w:val="es-419"/>
-              </w:rPr>
-              <w:t xml:space="preserve">, el </w:t>
-            </w:r>
-            <w:proofErr w:type="spellStart"/>
-            <w:r>
-              <w:rPr>
-                <w:rFonts w:ascii="Calibri" w:hAnsi="Calibri" w:cs="Arial"/>
-                <w:i/>
-                <w:color w:val="0070C0"/>
-                <w:sz w:val="18"/>
-                <w:szCs w:val="20"/>
-                <w:lang w:val="es-419"/>
-              </w:rPr>
-              <w:t>backend</w:t>
-            </w:r>
-            <w:proofErr w:type="spellEnd"/>
-            <w:r>
-              <w:rPr>
-                <w:rFonts w:ascii="Calibri" w:hAnsi="Calibri" w:cs="Arial"/>
-                <w:i/>
-                <w:color w:val="0070C0"/>
-                <w:sz w:val="18"/>
-                <w:szCs w:val="20"/>
-                <w:lang w:val="es-419"/>
-              </w:rPr>
-              <w:t xml:space="preserve"> y la base de datos, evitando que los usuarios accedan directamente a la información almacenada. Además, incorpora </w:t>
+              <w:t xml:space="preserve">A2D SM propone una solución web basada en React, FastAPI, SQLAlchemy, SQL Server y Docker. La arquitectura separa el frontend, el backend y la base de datos, evitando que los usuarios accedan directamente a la información almacenada. Además, incorpora </w:t>
             </w:r>
             <w:r>
               <w:rPr>
@@ -1333,31 +888,7 @@
                 <w:szCs w:val="20"/>
                 <w:lang w:val="es-419" w:eastAsia="es-CL"/>
               </w:rPr>
-              <w:t xml:space="preserve">Desarrollar un sistema web de trazabilidad para una planta procesadora de fruta, que permita modernizar el sistema </w:t>
-            </w:r>
-            <w:proofErr w:type="spellStart"/>
-            <w:r>
-              <w:rPr>
-                <w:rFonts w:ascii="Calibri" w:hAnsi="Calibri" w:cs="Arial"/>
-                <w:i/>
-                <w:color w:val="0070C0"/>
-                <w:sz w:val="18"/>
-                <w:szCs w:val="20"/>
-                <w:lang w:val="es-419" w:eastAsia="es-CL"/>
-              </w:rPr>
-              <w:t>legacy</w:t>
-            </w:r>
-            <w:proofErr w:type="spellEnd"/>
-            <w:r>
-              <w:rPr>
-                <w:rFonts w:ascii="Calibri" w:hAnsi="Calibri" w:cs="Arial"/>
-                <w:i/>
-                <w:color w:val="0070C0"/>
-                <w:sz w:val="18"/>
-                <w:szCs w:val="20"/>
-                <w:lang w:val="es-419" w:eastAsia="es-CL"/>
-              </w:rPr>
-              <w:t xml:space="preserve"> existente y gestionar de forma segura, mantenible y auditable la recepción, procesamiento y seguimiento de las tarjas.</w:t>
+              <w:t>Desarrollar e implementar el sistema de trazabilidad de fruta A2D SM bajo una arquitectura de tres capas (React – FastAPI – Base de datos) y estándares IEEE 830, ISO 9000 y PMI, eliminando las vulnerabilidades de seguridad del sistema legado y garantizando la integridad de las operaciones de recepción, procesamiento y auditoría.</w:t>
             </w:r>
           </w:p>
           <w:p>
@@ -1413,55 +944,7 @@
                 <w:szCs w:val="20"/>
                 <w:lang w:val="es-419" w:eastAsia="es-CL"/>
               </w:rPr>
-              <w:t xml:space="preserve">Implementar una arquitectura web separada en </w:t>
-            </w:r>
-            <w:proofErr w:type="spellStart"/>
-            <w:r>
-              <w:rPr>
-                <w:rFonts w:ascii="Calibri" w:hAnsi="Calibri" w:cs="Arial"/>
-                <w:i/>
-                <w:color w:val="0070C0"/>
-                <w:sz w:val="18"/>
-                <w:szCs w:val="20"/>
-                <w:lang w:val="es-419" w:eastAsia="es-CL"/>
-              </w:rPr>
-              <w:t>frontend</w:t>
-            </w:r>
-            <w:proofErr w:type="spellEnd"/>
-            <w:r>
-              <w:rPr>
-                <w:rFonts w:ascii="Calibri" w:hAnsi="Calibri" w:cs="Arial"/>
-                <w:i/>
-                <w:color w:val="0070C0"/>
-                <w:sz w:val="18"/>
-                <w:szCs w:val="20"/>
-                <w:lang w:val="es-419" w:eastAsia="es-CL"/>
-              </w:rPr>
-              <w:t xml:space="preserve">, </w:t>
-            </w:r>
-            <w:proofErr w:type="spellStart"/>
-            <w:r>
-              <w:rPr>
-                <w:rFonts w:ascii="Calibri" w:hAnsi="Calibri" w:cs="Arial"/>
-                <w:i/>
-                <w:color w:val="0070C0"/>
-                <w:sz w:val="18"/>
-                <w:szCs w:val="20"/>
-                <w:lang w:val="es-419" w:eastAsia="es-CL"/>
-              </w:rPr>
-              <w:t>backend</w:t>
-            </w:r>
-            <w:proofErr w:type="spellEnd"/>
-            <w:r>
-              <w:rPr>
-                <w:rFonts w:ascii="Calibri" w:hAnsi="Calibri" w:cs="Arial"/>
-                <w:i/>
-                <w:color w:val="0070C0"/>
-                <w:sz w:val="18"/>
-                <w:szCs w:val="20"/>
-                <w:lang w:val="es-419" w:eastAsia="es-CL"/>
-              </w:rPr>
-              <w:t xml:space="preserve"> y base de datos.</w:t>
+              <w:t>Diseñar un modelo de datos relacional normalizado, con integridad referencial y lógica transaccional, para reemplazar las tablas del sistema legado.</w:t>
             </w:r>
           </w:p>
           <w:p>
@@ -1489,7 +972,7 @@
                 <w:szCs w:val="20"/>
                 <w:lang w:val="es-419" w:eastAsia="es-CL"/>
               </w:rPr>
-              <w:t>Centralizar el acceso a la información mediante una API REST.</w:t>
+              <w:t>Implementar un módulo de autenticación y control de acceso basado en roles (RBAC) para restringir el acceso a las funciones operativas del sistema.</w:t>
             </w:r>
           </w:p>
           <w:p>
@@ -1517,7 +1000,7 @@
                 <w:szCs w:val="20"/>
                 <w:lang w:val="es-419" w:eastAsia="es-CL"/>
               </w:rPr>
-              <w:t>Implementar autenticación mediante JWT.</w:t>
+              <w:t>Desarrollar la API backend en FastAPI para gestionar las reglas de negocio de recepción de fruta (tarjas, cálculo de kilos y stock de bandejas) y procesamiento (cálculo de rendimiento y merma).</w:t>
             </w:r>
           </w:p>
           <w:p>
@@ -1545,7 +1028,7 @@
                 <w:szCs w:val="20"/>
                 <w:lang w:val="es-419" w:eastAsia="es-CL"/>
               </w:rPr>
-              <w:t>Incorporar control de acceso basado en roles.</w:t>
+              <w:t>Implementar una interfaz web en React con validación de los datos de entrada, para evitar ataques de inyección SQL y mejorar la usabilidad.</w:t>
             </w:r>
           </w:p>
           <w:p>
@@ -1573,219 +1056,7 @@
                 <w:szCs w:val="20"/>
                 <w:lang w:val="es-419" w:eastAsia="es-CL"/>
               </w:rPr>
-              <w:t xml:space="preserve">Proteger las contraseñas mediante </w:t>
-            </w:r>
-            <w:proofErr w:type="spellStart"/>
-            <w:r>
-              <w:rPr>
-                <w:rFonts w:ascii="Calibri" w:hAnsi="Calibri" w:cs="Arial"/>
-                <w:i/>
-                <w:color w:val="0070C0"/>
-                <w:sz w:val="18"/>
-                <w:szCs w:val="20"/>
-                <w:lang w:val="es-419" w:eastAsia="es-CL"/>
-              </w:rPr>
-              <w:t>hashing</w:t>
-            </w:r>
-            <w:proofErr w:type="spellEnd"/>
-            <w:r>
-              <w:rPr>
-                <w:rFonts w:ascii="Calibri" w:hAnsi="Calibri" w:cs="Arial"/>
-                <w:i/>
-                <w:color w:val="0070C0"/>
-                <w:sz w:val="18"/>
-                <w:szCs w:val="20"/>
-                <w:lang w:val="es-419" w:eastAsia="es-CL"/>
-              </w:rPr>
-              <w:t xml:space="preserve"> </w:t>
-            </w:r>
-            <w:proofErr w:type="spellStart"/>
-            <w:r>
-              <w:rPr>
-                <w:rFonts w:ascii="Calibri" w:hAnsi="Calibri" w:cs="Arial"/>
-                <w:i/>
-                <w:color w:val="0070C0"/>
-                <w:sz w:val="18"/>
-                <w:szCs w:val="20"/>
-                <w:lang w:val="es-419" w:eastAsia="es-CL"/>
-              </w:rPr>
-              <w:t>bcrypt</w:t>
-            </w:r>
-            <w:proofErr w:type="spellEnd"/>
-            <w:r>
-              <w:rPr>
-                <w:rFonts w:ascii="Calibri" w:hAnsi="Calibri" w:cs="Arial"/>
-                <w:i/>
-                <w:color w:val="0070C0"/>
-                <w:sz w:val="18"/>
-                <w:szCs w:val="20"/>
-                <w:lang w:val="es-419" w:eastAsia="es-CL"/>
-              </w:rPr>
-              <w:t>.</w:t>
-            </w:r>
-          </w:p>
-          <w:p>
-            <w:pPr>
-              <w:numPr>
-                <w:ilvl w:val="0"/>
-                <w:numId w:val="7"/>
-              </w:numPr>
-              <w:jc w:val="both"/>
-              <w:rPr>
-                <w:rFonts w:ascii="Calibri" w:hAnsi="Calibri" w:cs="Arial"/>
-                <w:i/>
-                <w:color w:val="0070C0"/>
-                <w:sz w:val="18"/>
-                <w:szCs w:val="20"/>
-                <w:lang w:val="es-419" w:eastAsia="es-CL"/>
-              </w:rPr>
-            </w:pPr>
-            <w:r>
-              <w:rPr>
-                <w:rFonts w:ascii="Calibri" w:hAnsi="Calibri" w:cs="Arial"/>
-                <w:i/>
-                <w:color w:val="0070C0"/>
-                <w:sz w:val="18"/>
-                <w:szCs w:val="20"/>
-                <w:lang w:val="es-419" w:eastAsia="es-CL"/>
-              </w:rPr>
-              <w:t>Utilizar SQL Server como motor de base de datos.</w:t>
-            </w:r>
-          </w:p>
-          <w:p>
-            <w:pPr>
-              <w:numPr>
-                <w:ilvl w:val="0"/>
-                <w:numId w:val="7"/>
-              </w:numPr>
-              <w:jc w:val="both"/>
-              <w:rPr>
-                <w:rFonts w:ascii="Calibri" w:hAnsi="Calibri" w:cs="Arial"/>
-                <w:i/>
-                <w:color w:val="0070C0"/>
-                <w:sz w:val="18"/>
-                <w:szCs w:val="20"/>
-                <w:lang w:val="es-419" w:eastAsia="es-CL"/>
-              </w:rPr>
-            </w:pPr>
-            <w:r>
-              <w:rPr>
-                <w:rFonts w:ascii="Calibri" w:hAnsi="Calibri" w:cs="Arial"/>
-                <w:i/>
-                <w:color w:val="0070C0"/>
-                <w:sz w:val="18"/>
-                <w:szCs w:val="20"/>
-                <w:lang w:val="es-419" w:eastAsia="es-CL"/>
-              </w:rPr>
-              <w:t xml:space="preserve">Gestionar los cambios de estructura mediante </w:t>
-            </w:r>
-            <w:proofErr w:type="spellStart"/>
-            <w:r>
-              <w:rPr>
-                <w:rFonts w:ascii="Calibri" w:hAnsi="Calibri" w:cs="Arial"/>
-                <w:i/>
-                <w:color w:val="0070C0"/>
-                <w:sz w:val="18"/>
-                <w:szCs w:val="20"/>
-                <w:lang w:val="es-419" w:eastAsia="es-CL"/>
-              </w:rPr>
-              <w:t>Alembic</w:t>
-            </w:r>
-            <w:proofErr w:type="spellEnd"/>
-            <w:r>
-              <w:rPr>
-                <w:rFonts w:ascii="Calibri" w:hAnsi="Calibri" w:cs="Arial"/>
-                <w:i/>
-                <w:color w:val="0070C0"/>
-                <w:sz w:val="18"/>
-                <w:szCs w:val="20"/>
-                <w:lang w:val="es-419" w:eastAsia="es-CL"/>
-              </w:rPr>
-              <w:t>.</w:t>
-            </w:r>
-          </w:p>
-          <w:p>
-            <w:pPr>
-              <w:numPr>
-                <w:ilvl w:val="0"/>
-                <w:numId w:val="7"/>
-              </w:numPr>
-              <w:jc w:val="both"/>
-              <w:rPr>
-                <w:rFonts w:ascii="Calibri" w:hAnsi="Calibri" w:cs="Arial"/>
-                <w:i/>
-                <w:color w:val="0070C0"/>
-                <w:sz w:val="18"/>
-                <w:szCs w:val="20"/>
-                <w:lang w:val="es-419" w:eastAsia="es-CL"/>
-              </w:rPr>
-            </w:pPr>
-            <w:r>
-              <w:rPr>
-                <w:rFonts w:ascii="Calibri" w:hAnsi="Calibri" w:cs="Arial"/>
-                <w:i/>
-                <w:color w:val="0070C0"/>
-                <w:sz w:val="18"/>
-                <w:szCs w:val="20"/>
-                <w:lang w:val="es-419" w:eastAsia="es-CL"/>
-              </w:rPr>
-              <w:t>Ejecutar el sistema mediante Docker para facilitar su instalación.</w:t>
-            </w:r>
-          </w:p>
-          <w:p>
-            <w:pPr>
-              <w:numPr>
-                <w:ilvl w:val="0"/>
-                <w:numId w:val="7"/>
-              </w:numPr>
-              <w:jc w:val="both"/>
-              <w:rPr>
-                <w:rFonts w:ascii="Calibri" w:hAnsi="Calibri" w:cs="Arial"/>
-                <w:i/>
-                <w:color w:val="0070C0"/>
-                <w:sz w:val="18"/>
-                <w:szCs w:val="20"/>
-                <w:lang w:val="es-419" w:eastAsia="es-CL"/>
-              </w:rPr>
-            </w:pPr>
-            <w:r>
-              <w:rPr>
-                <w:rFonts w:ascii="Calibri" w:hAnsi="Calibri" w:cs="Arial"/>
-                <w:i/>
-                <w:color w:val="0070C0"/>
-                <w:sz w:val="18"/>
-                <w:szCs w:val="20"/>
-                <w:lang w:val="es-419" w:eastAsia="es-CL"/>
-              </w:rPr>
-              <w:t>Preparar la base técnica para implementar los módulos de recepción y procesamiento.</w:t>
-            </w:r>
-          </w:p>
-          <w:p>
-            <w:pPr>
-              <w:numPr>
-                <w:ilvl w:val="0"/>
-                <w:numId w:val="7"/>
-              </w:numPr>
-              <w:jc w:val="both"/>
-              <w:rPr>
-                <w:rFonts w:ascii="Calibri" w:hAnsi="Calibri" w:cs="Arial"/>
-                <w:i/>
-                <w:color w:val="0070C0"/>
-                <w:sz w:val="18"/>
-                <w:szCs w:val="20"/>
-                <w:lang w:val="es-419" w:eastAsia="es-CL"/>
-              </w:rPr>
-            </w:pPr>
-            <w:r>
-              <w:rPr>
-                <w:rFonts w:ascii="Calibri" w:hAnsi="Calibri" w:cs="Arial"/>
-                <w:i/>
-                <w:color w:val="0070C0"/>
-                <w:sz w:val="18"/>
-                <w:szCs w:val="20"/>
-                <w:lang w:val="es-419" w:eastAsia="es-CL"/>
-              </w:rPr>
-              <w:t>Evitar el acceso directo del navegador a la base de datos.</w:t>
+              <w:t>Construir un sistema automático de auditoría e historial de trazabilidad que registre los cambios sobre las entidades críticas, sin exponer directamente la base de datos.</w:t>
             </w:r>
           </w:p>
           <w:p>
@@ -1876,78 +1147,42 @@
                 <w:szCs w:val="20"/>
                 <w:lang w:val="es-419" w:eastAsia="es-CL"/>
               </w:rPr>
-              <w:t xml:space="preserve">, organizando el trabajo en </w:t>
-            </w:r>
-            <w:proofErr w:type="spellStart"/>
-            <w:r>
-              <w:rPr>
-                <w:rFonts w:ascii="Calibri" w:hAnsi="Calibri" w:cs="Arial"/>
-                <w:i/>
-                <w:color w:val="0070C0"/>
-                <w:sz w:val="18"/>
-                <w:szCs w:val="20"/>
-                <w:lang w:val="es-419" w:eastAsia="es-CL"/>
-              </w:rPr>
-              <w:t>sprints</w:t>
-            </w:r>
-            <w:proofErr w:type="spellEnd"/>
-            <w:r>
-              <w:rPr>
-                <w:rFonts w:ascii="Calibri" w:hAnsi="Calibri" w:cs="Arial"/>
-                <w:i/>
-                <w:color w:val="0070C0"/>
-                <w:sz w:val="18"/>
-                <w:szCs w:val="20"/>
-                <w:lang w:val="es-419" w:eastAsia="es-CL"/>
-              </w:rPr>
-              <w:t xml:space="preserve"> y priorizando las funcionalidades mediante un </w:t>
-            </w:r>
-            <w:proofErr w:type="spellStart"/>
-            <w:r>
-              <w:rPr>
-                <w:rFonts w:ascii="Calibri" w:hAnsi="Calibri" w:cs="Arial"/>
-                <w:i/>
-                <w:color w:val="0070C0"/>
-                <w:sz w:val="18"/>
-                <w:szCs w:val="20"/>
-                <w:lang w:val="es-419" w:eastAsia="es-CL"/>
-              </w:rPr>
-              <w:t>Product</w:t>
-            </w:r>
-            <w:proofErr w:type="spellEnd"/>
-            <w:r>
-              <w:rPr>
-                <w:rFonts w:ascii="Calibri" w:hAnsi="Calibri" w:cs="Arial"/>
-                <w:i/>
-                <w:color w:val="0070C0"/>
-                <w:sz w:val="18"/>
-                <w:szCs w:val="20"/>
-                <w:lang w:val="es-419" w:eastAsia="es-CL"/>
-              </w:rPr>
-              <w:t xml:space="preserve"> Backlog. Esta metodología permitió dividir el proyecto en entregas parciales, revisar periódicamente los avances y realizar ajustes de acuerdo con las necesidades identificadas durante el desarrollo.</w:t>
-            </w:r>
-          </w:p>
-          <w:p>
-            <w:pPr>
-              <w:rPr>
-                <w:rFonts w:ascii="Calibri" w:hAnsi="Calibri" w:cs="Arial"/>
-                <w:i/>
-                <w:color w:val="0070C0"/>
-                <w:sz w:val="18"/>
-                <w:szCs w:val="20"/>
-                <w:lang w:val="es-419" w:eastAsia="es-CL"/>
-              </w:rPr>
-            </w:pPr>
-            <w:r>
-              <w:rPr>
-                <w:rFonts w:ascii="Calibri" w:hAnsi="Calibri" w:cs="Arial"/>
-                <w:i/>
-                <w:color w:val="0070C0"/>
-                <w:sz w:val="18"/>
-                <w:szCs w:val="20"/>
-                <w:lang w:val="es-419" w:eastAsia="es-CL"/>
-              </w:rPr>
-              <w:t>El equipo trabajó distribuyendo responsabilidades y actividades entre sus integrantes. Según la organización registrada en el repositorio, se definieron funciones relacionadas con la gestión del proyecto, el análisis de la base de datos y el aseguramiento de la calidad.</w:t>
+              <w:t xml:space="preserve">, organizando el trabajo en sprints y priorizando las funcionalidades mediante un Product Backlog. Esta metodología permitió dividir el proyecto en entregas parciales, revisar periódicamente los </w:t>
+            </w:r>
+            <w:r>
+              <w:rPr>
+                <w:rFonts w:ascii="Calibri" w:hAnsi="Calibri" w:cs="Arial"/>
+                <w:i/>
+                <w:color w:val="0070C0"/>
+                <w:sz w:val="18"/>
+                <w:szCs w:val="20"/>
+                <w:lang w:val="es-419" w:eastAsia="es-CL"/>
+              </w:rPr>
+              <w:lastRenderedPageBreak/>
+              <w:t>avances y realizar ajustes de acuerdo con las necesidades identificadas durante el desarrollo.</w:t>
+            </w:r>
+          </w:p>
+          <w:p>
+            <w:pPr>
+              <w:rPr>
+                <w:rFonts w:ascii="Calibri" w:hAnsi="Calibri" w:cs="Arial"/>
+                <w:i/>
+                <w:color w:val="0070C0"/>
+                <w:sz w:val="18"/>
+                <w:szCs w:val="20"/>
+                <w:lang w:val="es-419" w:eastAsia="es-CL"/>
+              </w:rPr>
+            </w:pPr>
+            <w:r>
+              <w:rPr>
+                <w:rFonts w:ascii="Calibri" w:hAnsi="Calibri" w:cs="Arial"/>
+                <w:i/>
+                <w:color w:val="0070C0"/>
+                <w:sz w:val="18"/>
+                <w:szCs w:val="20"/>
+                <w:lang w:val="es-419" w:eastAsia="es-CL"/>
+              </w:rPr>
+              <w:t>El equipo trabajó en sprints semanales, estimó las historias con Poker Planning y distribuyó las responsabilidades así: Alejandro Rodríguez como Project Manager, Angelo Galindo como QA y Diego Carrillo como analista de base de datos; los tres participan en el desarrollo. El producto mínimo viable se organizó en cuatro épicas (E1 Autenticación y control de acceso por rol, E2 Maestros core, E3 Recepción de tarjas y E4 Procesamiento de tarjas y auditoría) con 25 historias de usuario; 23 de ellas suman 84 Story Points y dos están por estimar.</w:t>
             </w:r>
           </w:p>
           <w:p>
@@ -2051,31 +1286,7 @@
                 <w:szCs w:val="20"/>
                 <w:lang w:val="es-419" w:eastAsia="es-CL"/>
               </w:rPr>
-              <w:t xml:space="preserve">Elaboración de </w:t>
-            </w:r>
-            <w:proofErr w:type="spellStart"/>
-            <w:r>
-              <w:rPr>
-                <w:rFonts w:ascii="Calibri" w:hAnsi="Calibri" w:cs="Arial"/>
-                <w:i/>
-                <w:color w:val="0070C0"/>
-                <w:sz w:val="18"/>
-                <w:szCs w:val="20"/>
-                <w:lang w:val="es-419" w:eastAsia="es-CL"/>
-              </w:rPr>
-              <w:t>Product</w:t>
-            </w:r>
-            <w:proofErr w:type="spellEnd"/>
-            <w:r>
-              <w:rPr>
-                <w:rFonts w:ascii="Calibri" w:hAnsi="Calibri" w:cs="Arial"/>
-                <w:i/>
-                <w:color w:val="0070C0"/>
-                <w:sz w:val="18"/>
-                <w:szCs w:val="20"/>
-                <w:lang w:val="es-419" w:eastAsia="es-CL"/>
-              </w:rPr>
-              <w:t xml:space="preserve"> Vision.</w:t>
+              <w:t>Elaboración de Product Vision.</w:t>
             </w:r>
           </w:p>
           <w:p>
@@ -2102,32 +1313,7 @@
                 <w:szCs w:val="20"/>
                 <w:lang w:val="es-419" w:eastAsia="es-CL"/>
               </w:rPr>
-              <w:lastRenderedPageBreak/>
-              <w:t xml:space="preserve">Organización de requerimientos en un </w:t>
-            </w:r>
-            <w:proofErr w:type="spellStart"/>
-            <w:r>
-              <w:rPr>
-                <w:rFonts w:ascii="Calibri" w:hAnsi="Calibri" w:cs="Arial"/>
-                <w:i/>
-                <w:color w:val="0070C0"/>
-                <w:sz w:val="18"/>
-                <w:szCs w:val="20"/>
-                <w:lang w:val="es-419" w:eastAsia="es-CL"/>
-              </w:rPr>
-              <w:t>Product</w:t>
-            </w:r>
-            <w:proofErr w:type="spellEnd"/>
-            <w:r>
-              <w:rPr>
-                <w:rFonts w:ascii="Calibri" w:hAnsi="Calibri" w:cs="Arial"/>
-                <w:i/>
-                <w:color w:val="0070C0"/>
-                <w:sz w:val="18"/>
-                <w:szCs w:val="20"/>
-                <w:lang w:val="es-419" w:eastAsia="es-CL"/>
-              </w:rPr>
-              <w:t xml:space="preserve"> Backlog.</w:t>
+              <w:t>Organización de requerimientos en un Product Backlog.</w:t>
             </w:r>
           </w:p>
           <w:p>
@@ -2359,413 +1545,53 @@
                 <w:szCs w:val="20"/>
                 <w:lang w:val="es-419" w:eastAsia="es-CL"/>
               </w:rPr>
-              <w:t xml:space="preserve">Durante el desarrollo se analizó el sistema existente, se definieron usuarios y roles, se diseñó una arquitectura basada en </w:t>
-            </w:r>
-            <w:proofErr w:type="spellStart"/>
-            <w:r>
-              <w:rPr>
-                <w:rFonts w:ascii="Calibri" w:hAnsi="Calibri" w:cs="Arial"/>
-                <w:i/>
-                <w:color w:val="0070C0"/>
-                <w:sz w:val="18"/>
-                <w:szCs w:val="20"/>
-                <w:lang w:val="es-419" w:eastAsia="es-CL"/>
-              </w:rPr>
-              <w:t>React</w:t>
-            </w:r>
-            <w:proofErr w:type="spellEnd"/>
-            <w:r>
-              <w:rPr>
-                <w:rFonts w:ascii="Calibri" w:hAnsi="Calibri" w:cs="Arial"/>
-                <w:i/>
-                <w:color w:val="0070C0"/>
-                <w:sz w:val="18"/>
-                <w:szCs w:val="20"/>
-                <w:lang w:val="es-419" w:eastAsia="es-CL"/>
-              </w:rPr>
-              <w:t xml:space="preserve">, </w:t>
-            </w:r>
-            <w:proofErr w:type="spellStart"/>
-            <w:r>
-              <w:rPr>
-                <w:rFonts w:ascii="Calibri" w:hAnsi="Calibri" w:cs="Arial"/>
-                <w:i/>
-                <w:color w:val="0070C0"/>
-                <w:sz w:val="18"/>
-                <w:szCs w:val="20"/>
-                <w:lang w:val="es-419" w:eastAsia="es-CL"/>
-              </w:rPr>
-              <w:t>FastAPI</w:t>
-            </w:r>
-            <w:proofErr w:type="spellEnd"/>
-            <w:r>
-              <w:rPr>
-                <w:rFonts w:ascii="Calibri" w:hAnsi="Calibri" w:cs="Arial"/>
-                <w:i/>
-                <w:color w:val="0070C0"/>
-                <w:sz w:val="18"/>
-                <w:szCs w:val="20"/>
-                <w:lang w:val="es-419" w:eastAsia="es-CL"/>
-              </w:rPr>
-              <w:t xml:space="preserve"> y SQL Server, y se implementó una API para autenticación y administración de usuarios. También se incorporaron JWT, </w:t>
-            </w:r>
-            <w:proofErr w:type="spellStart"/>
-            <w:r>
-              <w:rPr>
-                <w:rFonts w:ascii="Calibri" w:hAnsi="Calibri" w:cs="Arial"/>
-                <w:i/>
-                <w:color w:val="0070C0"/>
-                <w:sz w:val="18"/>
-                <w:szCs w:val="20"/>
-                <w:lang w:val="es-419" w:eastAsia="es-CL"/>
-              </w:rPr>
-              <w:t>bcrypt</w:t>
-            </w:r>
-            <w:proofErr w:type="spellEnd"/>
-            <w:r>
-              <w:rPr>
-                <w:rFonts w:ascii="Calibri" w:hAnsi="Calibri" w:cs="Arial"/>
-                <w:i/>
-                <w:color w:val="0070C0"/>
-                <w:sz w:val="18"/>
-                <w:szCs w:val="20"/>
-                <w:lang w:val="es-419" w:eastAsia="es-CL"/>
-              </w:rPr>
-              <w:t xml:space="preserve">, </w:t>
-            </w:r>
-            <w:proofErr w:type="spellStart"/>
-            <w:r>
-              <w:rPr>
-                <w:rFonts w:ascii="Calibri" w:hAnsi="Calibri" w:cs="Arial"/>
-                <w:i/>
-                <w:color w:val="0070C0"/>
-                <w:sz w:val="18"/>
-                <w:szCs w:val="20"/>
-                <w:lang w:val="es-419" w:eastAsia="es-CL"/>
-              </w:rPr>
-              <w:t>Alembic</w:t>
-            </w:r>
-            <w:proofErr w:type="spellEnd"/>
-            <w:r>
-              <w:rPr>
-                <w:rFonts w:ascii="Calibri" w:hAnsi="Calibri" w:cs="Arial"/>
-                <w:i/>
-                <w:color w:val="0070C0"/>
-                <w:sz w:val="18"/>
-                <w:szCs w:val="20"/>
-                <w:lang w:val="es-419" w:eastAsia="es-CL"/>
-              </w:rPr>
-              <w:t xml:space="preserve">, Docker, </w:t>
-            </w:r>
-            <w:proofErr w:type="spellStart"/>
-            <w:r>
-              <w:rPr>
-                <w:rFonts w:ascii="Calibri" w:hAnsi="Calibri" w:cs="Arial"/>
-                <w:i/>
-                <w:color w:val="0070C0"/>
-                <w:sz w:val="18"/>
-                <w:szCs w:val="20"/>
-                <w:lang w:val="es-419" w:eastAsia="es-CL"/>
-              </w:rPr>
-              <w:t>React</w:t>
-            </w:r>
-            <w:proofErr w:type="spellEnd"/>
-            <w:r>
-              <w:rPr>
-                <w:rFonts w:ascii="Calibri" w:hAnsi="Calibri" w:cs="Arial"/>
-                <w:i/>
-                <w:color w:val="0070C0"/>
-                <w:sz w:val="18"/>
-                <w:szCs w:val="20"/>
-                <w:lang w:val="es-419" w:eastAsia="es-CL"/>
-              </w:rPr>
-              <w:t xml:space="preserve"> </w:t>
-            </w:r>
-            <w:proofErr w:type="spellStart"/>
-            <w:r>
-              <w:rPr>
-                <w:rFonts w:ascii="Calibri" w:hAnsi="Calibri" w:cs="Arial"/>
-                <w:i/>
-                <w:color w:val="0070C0"/>
-                <w:sz w:val="18"/>
-                <w:szCs w:val="20"/>
-                <w:lang w:val="es-419" w:eastAsia="es-CL"/>
-              </w:rPr>
-              <w:t>Router</w:t>
-            </w:r>
-            <w:proofErr w:type="spellEnd"/>
-            <w:r>
-              <w:rPr>
-                <w:rFonts w:ascii="Calibri" w:hAnsi="Calibri" w:cs="Arial"/>
-                <w:i/>
-                <w:color w:val="0070C0"/>
-                <w:sz w:val="18"/>
-                <w:szCs w:val="20"/>
-                <w:lang w:val="es-419" w:eastAsia="es-CL"/>
-              </w:rPr>
-              <w:t xml:space="preserve"> y pruebas para validar los permisos.</w:t>
-            </w:r>
-          </w:p>
-          <w:p>
-            <w:pPr>
-              <w:rPr>
-                <w:rFonts w:ascii="Calibri" w:hAnsi="Calibri" w:cs="Arial"/>
-                <w:i/>
-                <w:color w:val="0070C0"/>
-                <w:sz w:val="18"/>
-                <w:szCs w:val="20"/>
-                <w:lang w:val="es-419" w:eastAsia="es-CL"/>
-              </w:rPr>
-            </w:pPr>
-            <w:r>
-              <w:rPr>
-                <w:rFonts w:ascii="Calibri" w:hAnsi="Calibri" w:cs="Arial"/>
-                <w:i/>
-                <w:color w:val="0070C0"/>
-                <w:sz w:val="18"/>
-                <w:szCs w:val="20"/>
-                <w:lang w:val="es-419" w:eastAsia="es-CL"/>
-              </w:rPr>
-              <w:t xml:space="preserve">Las principales dificultades fueron la integración de SQL Server con Docker, la configuración de </w:t>
-            </w:r>
-            <w:proofErr w:type="spellStart"/>
-            <w:r>
-              <w:rPr>
-                <w:rFonts w:ascii="Calibri" w:hAnsi="Calibri" w:cs="Arial"/>
-                <w:i/>
-                <w:color w:val="0070C0"/>
-                <w:sz w:val="18"/>
-                <w:szCs w:val="20"/>
-                <w:lang w:val="es-419" w:eastAsia="es-CL"/>
-              </w:rPr>
-              <w:t>Alembic</w:t>
-            </w:r>
-            <w:proofErr w:type="spellEnd"/>
-            <w:r>
-              <w:rPr>
-                <w:rFonts w:ascii="Calibri" w:hAnsi="Calibri" w:cs="Arial"/>
-                <w:i/>
-                <w:color w:val="0070C0"/>
-                <w:sz w:val="18"/>
-                <w:szCs w:val="20"/>
-                <w:lang w:val="es-419" w:eastAsia="es-CL"/>
-              </w:rPr>
-              <w:t xml:space="preserve">, la comunicación entre </w:t>
-            </w:r>
-            <w:proofErr w:type="spellStart"/>
-            <w:r>
-              <w:rPr>
-                <w:rFonts w:ascii="Calibri" w:hAnsi="Calibri" w:cs="Arial"/>
-                <w:i/>
-                <w:color w:val="0070C0"/>
-                <w:sz w:val="18"/>
-                <w:szCs w:val="20"/>
-                <w:lang w:val="es-419" w:eastAsia="es-CL"/>
-              </w:rPr>
-              <w:t>frontend</w:t>
-            </w:r>
-            <w:proofErr w:type="spellEnd"/>
-            <w:r>
-              <w:rPr>
-                <w:rFonts w:ascii="Calibri" w:hAnsi="Calibri" w:cs="Arial"/>
-                <w:i/>
-                <w:color w:val="0070C0"/>
-                <w:sz w:val="18"/>
-                <w:szCs w:val="20"/>
-                <w:lang w:val="es-419" w:eastAsia="es-CL"/>
-              </w:rPr>
-              <w:t xml:space="preserve"> y </w:t>
-            </w:r>
-            <w:proofErr w:type="spellStart"/>
-            <w:r>
-              <w:rPr>
-                <w:rFonts w:ascii="Calibri" w:hAnsi="Calibri" w:cs="Arial"/>
-                <w:i/>
-                <w:color w:val="0070C0"/>
-                <w:sz w:val="18"/>
-                <w:szCs w:val="20"/>
-                <w:lang w:val="es-419" w:eastAsia="es-CL"/>
-              </w:rPr>
-              <w:t>backend</w:t>
-            </w:r>
-            <w:proofErr w:type="spellEnd"/>
-            <w:r>
-              <w:rPr>
-                <w:rFonts w:ascii="Calibri" w:hAnsi="Calibri" w:cs="Arial"/>
-                <w:i/>
-                <w:color w:val="0070C0"/>
-                <w:sz w:val="18"/>
-                <w:szCs w:val="20"/>
-                <w:lang w:val="es-419" w:eastAsia="es-CL"/>
-              </w:rPr>
-              <w:t xml:space="preserve">, el manejo de roles y la diferencia entre los entornos de desarrollo y producción. Estas dificultades se abordaron mediante variables de entorno, configuración del servicio </w:t>
-            </w:r>
-            <w:proofErr w:type="spellStart"/>
-            <w:r>
-              <w:rPr>
-                <w:rFonts w:ascii="Calibri" w:hAnsi="Calibri" w:cs="Arial"/>
-                <w:i/>
-                <w:color w:val="0070C0"/>
-                <w:sz w:val="18"/>
-                <w:szCs w:val="20"/>
-                <w:lang w:val="es-419" w:eastAsia="es-CL"/>
-              </w:rPr>
-              <w:t>db</w:t>
-            </w:r>
-            <w:proofErr w:type="spellEnd"/>
-            <w:r>
-              <w:rPr>
-                <w:rFonts w:ascii="Calibri" w:hAnsi="Calibri" w:cs="Arial"/>
-                <w:i/>
-                <w:color w:val="0070C0"/>
-                <w:sz w:val="18"/>
-                <w:szCs w:val="20"/>
-                <w:lang w:val="es-419" w:eastAsia="es-CL"/>
-              </w:rPr>
-              <w:t>, documentación técnica, pruebas incrementales y separación de configuraciones Docker.</w:t>
-            </w:r>
-          </w:p>
-          <w:p>
-            <w:pPr>
-              <w:rPr>
-                <w:rFonts w:ascii="Calibri" w:hAnsi="Calibri" w:cs="Arial"/>
-                <w:i/>
-                <w:color w:val="0070C0"/>
-                <w:sz w:val="18"/>
-                <w:szCs w:val="20"/>
-                <w:lang w:val="es-419" w:eastAsia="es-CL"/>
-              </w:rPr>
-            </w:pPr>
-            <w:r>
-              <w:rPr>
-                <w:rFonts w:ascii="Calibri" w:hAnsi="Calibri" w:cs="Arial"/>
-                <w:i/>
-                <w:color w:val="0070C0"/>
-                <w:sz w:val="18"/>
-                <w:szCs w:val="20"/>
-                <w:lang w:val="es-419" w:eastAsia="es-CL"/>
-              </w:rPr>
-              <w:t xml:space="preserve">Como facilitadores se utilizaron Docker, </w:t>
-            </w:r>
-            <w:proofErr w:type="spellStart"/>
-            <w:r>
-              <w:rPr>
-                <w:rFonts w:ascii="Calibri" w:hAnsi="Calibri" w:cs="Arial"/>
-                <w:i/>
-                <w:color w:val="0070C0"/>
-                <w:sz w:val="18"/>
-                <w:szCs w:val="20"/>
-                <w:lang w:val="es-419" w:eastAsia="es-CL"/>
-              </w:rPr>
-              <w:t>FastAPI</w:t>
-            </w:r>
-            <w:proofErr w:type="spellEnd"/>
-            <w:r>
-              <w:rPr>
-                <w:rFonts w:ascii="Calibri" w:hAnsi="Calibri" w:cs="Arial"/>
-                <w:i/>
-                <w:color w:val="0070C0"/>
-                <w:sz w:val="18"/>
-                <w:szCs w:val="20"/>
-                <w:lang w:val="es-419" w:eastAsia="es-CL"/>
-              </w:rPr>
-              <w:t xml:space="preserve">, </w:t>
-            </w:r>
-            <w:proofErr w:type="spellStart"/>
-            <w:r>
-              <w:rPr>
-                <w:rFonts w:ascii="Calibri" w:hAnsi="Calibri" w:cs="Arial"/>
-                <w:i/>
-                <w:color w:val="0070C0"/>
-                <w:sz w:val="18"/>
-                <w:szCs w:val="20"/>
-                <w:lang w:val="es-419" w:eastAsia="es-CL"/>
-              </w:rPr>
-              <w:t>SQLAlchemy</w:t>
-            </w:r>
-            <w:proofErr w:type="spellEnd"/>
-            <w:r>
-              <w:rPr>
-                <w:rFonts w:ascii="Calibri" w:hAnsi="Calibri" w:cs="Arial"/>
-                <w:i/>
-                <w:color w:val="0070C0"/>
-                <w:sz w:val="18"/>
-                <w:szCs w:val="20"/>
-                <w:lang w:val="es-419" w:eastAsia="es-CL"/>
-              </w:rPr>
-              <w:t xml:space="preserve">, </w:t>
-            </w:r>
-            <w:proofErr w:type="spellStart"/>
-            <w:r>
-              <w:rPr>
-                <w:rFonts w:ascii="Calibri" w:hAnsi="Calibri" w:cs="Arial"/>
-                <w:i/>
-                <w:color w:val="0070C0"/>
-                <w:sz w:val="18"/>
-                <w:szCs w:val="20"/>
-                <w:lang w:val="es-419" w:eastAsia="es-CL"/>
-              </w:rPr>
-              <w:t>Pydantic</w:t>
-            </w:r>
-            <w:proofErr w:type="spellEnd"/>
-            <w:r>
-              <w:rPr>
-                <w:rFonts w:ascii="Calibri" w:hAnsi="Calibri" w:cs="Arial"/>
-                <w:i/>
-                <w:color w:val="0070C0"/>
-                <w:sz w:val="18"/>
-                <w:szCs w:val="20"/>
-                <w:lang w:val="es-419" w:eastAsia="es-CL"/>
-              </w:rPr>
-              <w:t xml:space="preserve">, </w:t>
-            </w:r>
-            <w:proofErr w:type="spellStart"/>
-            <w:r>
-              <w:rPr>
-                <w:rFonts w:ascii="Calibri" w:hAnsi="Calibri" w:cs="Arial"/>
-                <w:i/>
-                <w:color w:val="0070C0"/>
-                <w:sz w:val="18"/>
-                <w:szCs w:val="20"/>
-                <w:lang w:val="es-419" w:eastAsia="es-CL"/>
-              </w:rPr>
-              <w:t>Alembic</w:t>
-            </w:r>
-            <w:proofErr w:type="spellEnd"/>
-            <w:r>
-              <w:rPr>
-                <w:rFonts w:ascii="Calibri" w:hAnsi="Calibri" w:cs="Arial"/>
-                <w:i/>
-                <w:color w:val="0070C0"/>
-                <w:sz w:val="18"/>
-                <w:szCs w:val="20"/>
-                <w:lang w:val="es-419" w:eastAsia="es-CL"/>
-              </w:rPr>
-              <w:t xml:space="preserve">, </w:t>
-            </w:r>
-            <w:proofErr w:type="spellStart"/>
-            <w:r>
-              <w:rPr>
-                <w:rFonts w:ascii="Calibri" w:hAnsi="Calibri" w:cs="Arial"/>
-                <w:i/>
-                <w:color w:val="0070C0"/>
-                <w:sz w:val="18"/>
-                <w:szCs w:val="20"/>
-                <w:lang w:val="es-419" w:eastAsia="es-CL"/>
-              </w:rPr>
-              <w:t>React</w:t>
-            </w:r>
-            <w:proofErr w:type="spellEnd"/>
-            <w:r>
-              <w:rPr>
-                <w:rFonts w:ascii="Calibri" w:hAnsi="Calibri" w:cs="Arial"/>
-                <w:i/>
-                <w:color w:val="0070C0"/>
-                <w:sz w:val="18"/>
-                <w:szCs w:val="20"/>
-                <w:lang w:val="es-419" w:eastAsia="es-CL"/>
-              </w:rPr>
-              <w:t>, la documentación del proyecto y la organización mediante Scrum. Como ajuste principal se priorizó la autenticación, los usuarios y los roles, dejando los módulos de recepción, procesamiento, catálogos y auditoría completa para las siguientes etapas del proyecto.</w:t>
+              <w:t>Durante el desarrollo se analizó el sistema existente, se definieron usuarios y roles, se diseñó una arquitectura basada en React, FastAPI y SQL Server, y se implementó una API para autenticación y administración de usuarios. También se incorporaron JWT, bcrypt, Alembic, Docker, React Router y pruebas para validar los permisos.</w:t>
+            </w:r>
+          </w:p>
+          <w:p>
+            <w:pPr>
+              <w:rPr>
+                <w:rFonts w:ascii="Calibri" w:hAnsi="Calibri" w:cs="Arial"/>
+                <w:i/>
+                <w:color w:val="0070C0"/>
+                <w:sz w:val="18"/>
+                <w:szCs w:val="20"/>
+                <w:lang w:val="es-419" w:eastAsia="es-CL"/>
+              </w:rPr>
+            </w:pPr>
+            <w:r>
+              <w:rPr>
+                <w:rFonts w:ascii="Calibri" w:hAnsi="Calibri" w:cs="Arial"/>
+                <w:i/>
+                <w:color w:val="0070C0"/>
+                <w:sz w:val="18"/>
+                <w:szCs w:val="20"/>
+                <w:lang w:val="es-419" w:eastAsia="es-CL"/>
+              </w:rPr>
+              <w:t>Las principales dificultades fueron la integración de SQL Server con Docker, la configuración de Alembic, la comunicación entre frontend y backend, el manejo de roles y la diferencia entre los entornos de desarrollo y producción. Estas dificultades se abordaron mediante variables de entorno, configuración del servicio db, documentación técnica, pruebas incrementales y separación de configuraciones Docker.</w:t>
+            </w:r>
+          </w:p>
+          <w:p>
+            <w:pPr>
+              <w:rPr>
+                <w:rFonts w:ascii="Calibri" w:hAnsi="Calibri" w:cs="Arial"/>
+                <w:i/>
+                <w:color w:val="0070C0"/>
+                <w:sz w:val="18"/>
+                <w:szCs w:val="20"/>
+                <w:lang w:val="es-419" w:eastAsia="es-CL"/>
+              </w:rPr>
+            </w:pPr>
+            <w:r>
+              <w:rPr>
+                <w:rFonts w:ascii="Calibri" w:hAnsi="Calibri" w:cs="Arial"/>
+                <w:i/>
+                <w:color w:val="0070C0"/>
+                <w:sz w:val="18"/>
+                <w:szCs w:val="20"/>
+                <w:lang w:val="es-419" w:eastAsia="es-CL"/>
+              </w:rPr>
+              <w:t>Como facilitadores se utilizaron Docker, FastAPI, SQLAlchemy, Pydantic, Alembic, React, la documentación del proyecto y la organización mediante Scrum. Como ajuste principal se priorizó la autenticación, los usuarios y los roles, dejando los módulos de recepción, procesamiento, catálogos y auditoría completa para las siguientes etapas del proyecto.</w:t>
             </w:r>
           </w:p>
           <w:p>
@@ -2890,7 +1716,6 @@
               </w:rPr>
               <w:t xml:space="preserve">Entre las evidencias documentales se incluyen el </w:t>
             </w:r>
-            <w:proofErr w:type="spellStart"/>
             <w:r>
               <w:rPr>
                 <w:rFonts w:ascii="Calibri" w:hAnsi="Calibri" w:cs="Arial"/>
@@ -2903,9 +1728,20 @@
                 <w:szCs w:val="20"/>
                 <w:lang w:val="es-419" w:eastAsia="es-CL"/>
               </w:rPr>
-              <w:t>Product</w:t>
-            </w:r>
-            <w:proofErr w:type="spellEnd"/>
+              <w:t>Product Vision</w:t>
+            </w:r>
+            <w:r>
+              <w:rPr>
+                <w:rFonts w:ascii="Calibri" w:hAnsi="Calibri" w:cs="Arial"/>
+                <w:i/>
+                <w:iCs/>
+                <w:color w:val="0070C0"/>
+                <w:sz w:val="18"/>
+                <w:szCs w:val="20"/>
+                <w:lang w:val="es-419" w:eastAsia="es-CL"/>
+              </w:rPr>
+              <w:t xml:space="preserve">, el </w:t>
+            </w:r>
             <w:r>
               <w:rPr>
                 <w:rFonts w:ascii="Calibri" w:hAnsi="Calibri" w:cs="Arial"/>
@@ -2918,7 +1754,7 @@
                 <w:szCs w:val="20"/>
                 <w:lang w:val="es-419" w:eastAsia="es-CL"/>
               </w:rPr>
-              <w:t xml:space="preserve"> Vision</w:t>
+              <w:t>Product Backlog</w:t>
             </w:r>
             <w:r>
               <w:rPr>
@@ -2930,9 +1766,8 @@
                 <w:szCs w:val="20"/>
                 <w:lang w:val="es-419" w:eastAsia="es-CL"/>
               </w:rPr>
-              <w:t xml:space="preserve">, el </w:t>
-            </w:r>
-            <w:proofErr w:type="spellStart"/>
+              <w:t xml:space="preserve">, la </w:t>
+            </w:r>
             <w:r>
               <w:rPr>
                 <w:rFonts w:ascii="Calibri" w:hAnsi="Calibri" w:cs="Arial"/>
@@ -2945,9 +1780,20 @@
                 <w:szCs w:val="20"/>
                 <w:lang w:val="es-419" w:eastAsia="es-CL"/>
               </w:rPr>
-              <w:t>Product</w:t>
-            </w:r>
-            <w:proofErr w:type="spellEnd"/>
+              <w:t>Definition of Done</w:t>
+            </w:r>
+            <w:r>
+              <w:rPr>
+                <w:rFonts w:ascii="Calibri" w:hAnsi="Calibri" w:cs="Arial"/>
+                <w:i/>
+                <w:iCs/>
+                <w:color w:val="0070C0"/>
+                <w:sz w:val="18"/>
+                <w:szCs w:val="20"/>
+                <w:lang w:val="es-419" w:eastAsia="es-CL"/>
+              </w:rPr>
+              <w:t xml:space="preserve"> y el </w:t>
+            </w:r>
             <w:r>
               <w:rPr>
                 <w:rFonts w:ascii="Calibri" w:hAnsi="Calibri" w:cs="Arial"/>
@@ -2960,7 +1806,7 @@
                 <w:szCs w:val="20"/>
                 <w:lang w:val="es-419" w:eastAsia="es-CL"/>
               </w:rPr>
-              <w:t xml:space="preserve"> Backlog</w:t>
+              <w:t>Documento de Diseño</w:t>
             </w:r>
             <w:r>
               <w:rPr>
@@ -2972,14 +1818,21 @@
                 <w:szCs w:val="20"/>
                 <w:lang w:val="es-419" w:eastAsia="es-CL"/>
               </w:rPr>
-              <w:t xml:space="preserve">, la </w:t>
-            </w:r>
-            <w:proofErr w:type="spellStart"/>
-            <w:r>
-              <w:rPr>
-                <w:rFonts w:ascii="Calibri" w:hAnsi="Calibri" w:cs="Arial"/>
-                <w:b/>
-                <w:bCs/>
+              <w:t>. Estos documentos permiten comprobar la identificación del problema, la definición de los usuarios, la planificación de las funcionalidades, los criterios de finalización y las decisiones técnicas adoptadas durante el desarrollo.</w:t>
+            </w:r>
+          </w:p>
+          <w:p>
+            <w:pPr>
+              <w:pStyle w:val="Prrafodelista"/>
+              <w:numPr>
+                <w:ilvl w:val="0"/>
+                <w:numId w:val="1"/>
+              </w:numPr>
+              <w:spacing w:after="0"/>
+              <w:ind w:left="314" w:hanging="284"/>
+              <w:jc w:val="both"/>
+              <w:rPr>
+                <w:rFonts w:ascii="Calibri" w:hAnsi="Calibri" w:cs="Arial"/>
                 <w:i/>
                 <w:iCs/>
                 <w:color w:val="0070C0"/>
@@ -2987,14 +1840,10 @@
                 <w:szCs w:val="20"/>
                 <w:lang w:val="es-419" w:eastAsia="es-CL"/>
               </w:rPr>
-              <w:t>Definition</w:t>
-            </w:r>
-            <w:proofErr w:type="spellEnd"/>
-            <w:r>
-              <w:rPr>
-                <w:rFonts w:ascii="Calibri" w:hAnsi="Calibri" w:cs="Arial"/>
-                <w:b/>
-                <w:bCs/>
+            </w:pPr>
+            <w:r>
+              <w:rPr>
+                <w:rFonts w:ascii="Calibri" w:hAnsi="Calibri" w:cs="Arial"/>
                 <w:i/>
                 <w:iCs/>
                 <w:color w:val="0070C0"/>
@@ -3002,14 +1851,21 @@
                 <w:szCs w:val="20"/>
                 <w:lang w:val="es-419" w:eastAsia="es-CL"/>
               </w:rPr>
-              <w:t xml:space="preserve"> </w:t>
-            </w:r>
-            <w:proofErr w:type="spellStart"/>
-            <w:r>
-              <w:rPr>
-                <w:rFonts w:ascii="Calibri" w:hAnsi="Calibri" w:cs="Arial"/>
-                <w:b/>
-                <w:bCs/>
+              <w:t>Repositorio del sistema: https://github.com/Alejandroduoc/A2D_SM, con el código del backend y del frontend, las migraciones de la base de datos y la configuración de Docker.</w:t>
+            </w:r>
+          </w:p>
+          <w:p>
+            <w:pPr>
+              <w:pStyle w:val="Prrafodelista"/>
+              <w:numPr>
+                <w:ilvl w:val="0"/>
+                <w:numId w:val="1"/>
+              </w:numPr>
+              <w:spacing w:after="0"/>
+              <w:ind w:left="314" w:hanging="284"/>
+              <w:jc w:val="both"/>
+              <w:rPr>
+                <w:rFonts w:ascii="Calibri" w:hAnsi="Calibri" w:cs="Arial"/>
                 <w:i/>
                 <w:iCs/>
                 <w:color w:val="0070C0"/>
@@ -3017,14 +1873,10 @@
                 <w:szCs w:val="20"/>
                 <w:lang w:val="es-419" w:eastAsia="es-CL"/>
               </w:rPr>
-              <w:t>of</w:t>
-            </w:r>
-            <w:proofErr w:type="spellEnd"/>
-            <w:r>
-              <w:rPr>
-                <w:rFonts w:ascii="Calibri" w:hAnsi="Calibri" w:cs="Arial"/>
-                <w:b/>
-                <w:bCs/>
+            </w:pPr>
+            <w:r>
+              <w:rPr>
+                <w:rFonts w:ascii="Calibri" w:hAnsi="Calibri" w:cs="Arial"/>
                 <w:i/>
                 <w:iCs/>
                 <w:color w:val="0070C0"/>
@@ -3032,9 +1884,19 @@
                 <w:szCs w:val="20"/>
                 <w:lang w:val="es-419" w:eastAsia="es-CL"/>
               </w:rPr>
-              <w:t xml:space="preserve"> Done</w:t>
-            </w:r>
-            <w:r>
+              <w:t>Evidencias técnicas: actas de pruebas de E1 con 32 pruebas de aceptación aprobadas (15 pruebas HTTP y 17 complementarias) y 15 pruebas automáticas de las dependencias de autorización (sistema/backend/tests/probar_deps.py).</w:t>
+            </w:r>
+          </w:p>
+          <w:p>
+            <w:pPr>
+              <w:pStyle w:val="Prrafodelista"/>
+              <w:numPr>
+                <w:ilvl w:val="0"/>
+                <w:numId w:val="1"/>
+              </w:numPr>
+              <w:spacing w:after="0"/>
+              <w:ind w:left="314" w:hanging="284"/>
+              <w:jc w:val="both"/>
               <w:rPr>
                 <w:rFonts w:ascii="Calibri" w:hAnsi="Calibri" w:cs="Arial"/>
                 <w:i/>
@@ -3044,13 +1906,10 @@
                 <w:szCs w:val="20"/>
                 <w:lang w:val="es-419" w:eastAsia="es-CL"/>
               </w:rPr>
-              <w:t xml:space="preserve"> y el </w:t>
-            </w:r>
-            <w:r>
-              <w:rPr>
-                <w:rFonts w:ascii="Calibri" w:hAnsi="Calibri" w:cs="Arial"/>
-                <w:b/>
-                <w:bCs/>
+            </w:pPr>
+            <w:r>
+              <w:rPr>
+                <w:rFonts w:ascii="Calibri" w:hAnsi="Calibri" w:cs="Arial"/>
                 <w:i/>
                 <w:iCs/>
                 <w:color w:val="0070C0"/>
@@ -3058,19 +1917,7 @@
                 <w:szCs w:val="20"/>
                 <w:lang w:val="es-419" w:eastAsia="es-CL"/>
               </w:rPr>
-              <w:t>Documento de Diseño</w:t>
-            </w:r>
-            <w:r>
-              <w:rPr>
-                <w:rFonts w:ascii="Calibri" w:hAnsi="Calibri" w:cs="Arial"/>
-                <w:i/>
-                <w:iCs/>
-                <w:color w:val="0070C0"/>
-                <w:sz w:val="18"/>
-                <w:szCs w:val="20"/>
-                <w:lang w:val="es-419" w:eastAsia="es-CL"/>
-              </w:rPr>
-              <w:t>. Estos documentos permiten comprobar la identificación del problema, la definición de los usuarios, la planificación de las funcionalidades, los criterios de finalización y las decisiones técnicas adoptadas durante el desarrollo.</w:t>
+              <w:t>Evidencias visuales: video del inicio de sesión, capturas de la documentación de la API (/docs) y del frontend, y los diagramas de casos de uso, modelo E-R, clases, secuencia y componentes del Documento de Diseño.</w:t>
             </w:r>
           </w:p>
           <w:p>
@@ -3111,43 +1958,7 @@
                 <w:sz w:val="18"/>
                 <w:szCs w:val="18"/>
               </w:rPr>
-              <w:t>6</w:t>
-            </w:r>
-            <w:r>
-              <w:rPr>
-                <w:rFonts w:ascii="Calibri" w:hAnsi="Calibri"/>
-                <w:color w:val="1F3864" w:themeColor="accent1" w:themeShade="80"/>
-                <w:sz w:val="18"/>
-                <w:szCs w:val="18"/>
-              </w:rPr>
-              <w:t xml:space="preserve">. </w:t>
-            </w:r>
-            <w:r>
-              <w:rPr>
-                <w:rFonts w:ascii="Calibri" w:hAnsi="Calibri"/>
-                <w:color w:val="1F3864" w:themeColor="accent1" w:themeShade="80"/>
-                <w:sz w:val="18"/>
-                <w:szCs w:val="18"/>
-              </w:rPr>
-              <w:t xml:space="preserve">Intereses </w:t>
-            </w:r>
-            <w:r>
-              <w:rPr>
-                <w:rFonts w:ascii="Calibri" w:hAnsi="Calibri"/>
-                <w:color w:val="1F3864" w:themeColor="accent1" w:themeShade="80"/>
-                <w:sz w:val="18"/>
-                <w:szCs w:val="18"/>
-              </w:rPr>
-              <w:t>y proyecciones</w:t>
-            </w:r>
-            <w:r>
-              <w:rPr>
-                <w:rFonts w:ascii="Calibri" w:hAnsi="Calibri"/>
-                <w:color w:val="1F3864" w:themeColor="accent1" w:themeShade="80"/>
-                <w:sz w:val="18"/>
-                <w:szCs w:val="18"/>
-              </w:rPr>
-              <w:t xml:space="preserve"> profesionales</w:t>
+              <w:t>6. Intereses y proyecciones profesionales</w:t>
             </w:r>
           </w:p>
         </w:tc>
@@ -3201,31 +2012,7 @@
                 <w:szCs w:val="20"/>
                 <w:lang w:val="es-419" w:eastAsia="es-CL"/>
               </w:rPr>
-              <w:t xml:space="preserve">Durante el proyecto pude identificar un mayor interés por el área de aseguramiento de la calidad, especialmente por la validación de </w:t>
-            </w:r>
-            <w:proofErr w:type="spellStart"/>
-            <w:r>
-              <w:rPr>
-                <w:rFonts w:ascii="Calibri" w:hAnsi="Calibri" w:cs="Arial"/>
-                <w:i/>
-                <w:color w:val="0070C0"/>
-                <w:sz w:val="18"/>
-                <w:szCs w:val="20"/>
-                <w:lang w:val="es-419" w:eastAsia="es-CL"/>
-              </w:rPr>
-              <w:t>APIs</w:t>
-            </w:r>
-            <w:proofErr w:type="spellEnd"/>
-            <w:r>
-              <w:rPr>
-                <w:rFonts w:ascii="Calibri" w:hAnsi="Calibri" w:cs="Arial"/>
-                <w:i/>
-                <w:color w:val="0070C0"/>
-                <w:sz w:val="18"/>
-                <w:szCs w:val="20"/>
-                <w:lang w:val="es-419" w:eastAsia="es-CL"/>
-              </w:rPr>
-              <w:t>, la revisión de permisos y las pruebas relacionadas con autenticación y seguridad. La implementación de pruebas para tokens, usuarios activos, usuarios inexistentes y diferentes roles me permitió comprender que la calidad debe estar presente durante todo el ciclo de desarrollo y no solamente al final.</w:t>
+              <w:t>Durante el proyecto pude identificar un mayor interés por el área de aseguramiento de la calidad, especialmente por la validación de APIs, la revisión de permisos y las pruebas relacionadas con autenticación y seguridad. La implementación de pruebas para tokens, usuarios activos, usuarios inexistentes y diferentes roles me permitió comprender que la calidad debe estar presente durante todo el ciclo de desarrollo y no solamente al final.</w:t>
             </w:r>
           </w:p>
           <w:p>
@@ -3249,115 +2036,7 @@
                 <w:szCs w:val="20"/>
                 <w:lang w:val="es-419" w:eastAsia="es-CL"/>
               </w:rPr>
-              <w:t xml:space="preserve">Después de finalizar el proyecto, mis intereses profesionales se orientan hacia el área de QA, </w:t>
-            </w:r>
-            <w:proofErr w:type="spellStart"/>
-            <w:r>
-              <w:rPr>
-                <w:rFonts w:ascii="Calibri" w:hAnsi="Calibri" w:cs="Arial"/>
-                <w:i/>
-                <w:color w:val="0070C0"/>
-                <w:sz w:val="18"/>
-                <w:szCs w:val="20"/>
-                <w:lang w:val="es-419" w:eastAsia="es-CL"/>
-              </w:rPr>
-              <w:t>testing</w:t>
-            </w:r>
-            <w:proofErr w:type="spellEnd"/>
-            <w:r>
-              <w:rPr>
-                <w:rFonts w:ascii="Calibri" w:hAnsi="Calibri" w:cs="Arial"/>
-                <w:i/>
-                <w:color w:val="0070C0"/>
-                <w:sz w:val="18"/>
-                <w:szCs w:val="20"/>
-                <w:lang w:val="es-419" w:eastAsia="es-CL"/>
-              </w:rPr>
-              <w:t xml:space="preserve"> y seguridad de aplicaciones. Me gustaría continuar profundizando en pruebas </w:t>
-            </w:r>
-            <w:r>
-              <w:rPr>
-                <w:rFonts w:ascii="Calibri" w:hAnsi="Calibri" w:cs="Arial"/>
-                <w:i/>
-                <w:color w:val="0070C0"/>
-                <w:sz w:val="18"/>
-                <w:szCs w:val="20"/>
-                <w:lang w:val="es-419" w:eastAsia="es-CL"/>
-              </w:rPr>
-              <w:lastRenderedPageBreak/>
-              <w:t xml:space="preserve">automatizadas, pruebas de integración, pruebas de </w:t>
-            </w:r>
-            <w:proofErr w:type="spellStart"/>
-            <w:r>
-              <w:rPr>
-                <w:rFonts w:ascii="Calibri" w:hAnsi="Calibri" w:cs="Arial"/>
-                <w:i/>
-                <w:color w:val="0070C0"/>
-                <w:sz w:val="18"/>
-                <w:szCs w:val="20"/>
-                <w:lang w:val="es-419" w:eastAsia="es-CL"/>
-              </w:rPr>
-              <w:t>APIs</w:t>
-            </w:r>
-            <w:proofErr w:type="spellEnd"/>
-            <w:r>
-              <w:rPr>
-                <w:rFonts w:ascii="Calibri" w:hAnsi="Calibri" w:cs="Arial"/>
-                <w:i/>
-                <w:color w:val="0070C0"/>
-                <w:sz w:val="18"/>
-                <w:szCs w:val="20"/>
-                <w:lang w:val="es-419" w:eastAsia="es-CL"/>
-              </w:rPr>
-              <w:t xml:space="preserve">, análisis de vulnerabilidades y herramientas como </w:t>
-            </w:r>
-            <w:proofErr w:type="spellStart"/>
-            <w:r>
-              <w:rPr>
-                <w:rFonts w:ascii="Calibri" w:hAnsi="Calibri" w:cs="Arial"/>
-                <w:i/>
-                <w:color w:val="0070C0"/>
-                <w:sz w:val="18"/>
-                <w:szCs w:val="20"/>
-                <w:lang w:val="es-419" w:eastAsia="es-CL"/>
-              </w:rPr>
-              <w:t>Pytest</w:t>
-            </w:r>
-            <w:proofErr w:type="spellEnd"/>
-            <w:r>
-              <w:rPr>
-                <w:rFonts w:ascii="Calibri" w:hAnsi="Calibri" w:cs="Arial"/>
-                <w:i/>
-                <w:color w:val="0070C0"/>
-                <w:sz w:val="18"/>
-                <w:szCs w:val="20"/>
-                <w:lang w:val="es-419" w:eastAsia="es-CL"/>
-              </w:rPr>
-              <w:t xml:space="preserve">, Postman, SQL, Docker y GitHub </w:t>
-            </w:r>
-            <w:proofErr w:type="spellStart"/>
-            <w:r>
-              <w:rPr>
-                <w:rFonts w:ascii="Calibri" w:hAnsi="Calibri" w:cs="Arial"/>
-                <w:i/>
-                <w:color w:val="0070C0"/>
-                <w:sz w:val="18"/>
-                <w:szCs w:val="20"/>
-                <w:lang w:val="es-419" w:eastAsia="es-CL"/>
-              </w:rPr>
-              <w:t>Actions</w:t>
-            </w:r>
-            <w:proofErr w:type="spellEnd"/>
-            <w:r>
-              <w:rPr>
-                <w:rFonts w:ascii="Calibri" w:hAnsi="Calibri" w:cs="Arial"/>
-                <w:i/>
-                <w:color w:val="0070C0"/>
-                <w:sz w:val="18"/>
-                <w:szCs w:val="20"/>
-                <w:lang w:val="es-419" w:eastAsia="es-CL"/>
-              </w:rPr>
-              <w:t>.</w:t>
+              <w:t>Después de finalizar el proyecto, mis intereses profesionales se orientan hacia el área de QA, testing y seguridad de aplicaciones. Me gustaría continuar profundizando en pruebas automatizadas, pruebas de integración, pruebas de APIs, análisis de vulnerabilidades y herramientas como Pytest, Postman, SQL, Docker y GitHub Actions.</w:t>
             </w:r>
           </w:p>
           <w:p>
@@ -3381,55 +2060,7 @@
                 <w:szCs w:val="20"/>
                 <w:lang w:val="es-419" w:eastAsia="es-CL"/>
               </w:rPr>
-              <w:t xml:space="preserve">Laboralmente, me proyecto comenzando como QA Tester, analista de calidad o </w:t>
-            </w:r>
-            <w:proofErr w:type="spellStart"/>
-            <w:r>
-              <w:rPr>
-                <w:rFonts w:ascii="Calibri" w:hAnsi="Calibri" w:cs="Arial"/>
-                <w:i/>
-                <w:color w:val="0070C0"/>
-                <w:sz w:val="18"/>
-                <w:szCs w:val="20"/>
-                <w:lang w:val="es-419" w:eastAsia="es-CL"/>
-              </w:rPr>
-              <w:t>tester</w:t>
-            </w:r>
-            <w:proofErr w:type="spellEnd"/>
-            <w:r>
-              <w:rPr>
-                <w:rFonts w:ascii="Calibri" w:hAnsi="Calibri" w:cs="Arial"/>
-                <w:i/>
-                <w:color w:val="0070C0"/>
-                <w:sz w:val="18"/>
-                <w:szCs w:val="20"/>
-                <w:lang w:val="es-419" w:eastAsia="es-CL"/>
-              </w:rPr>
-              <w:t xml:space="preserve"> de </w:t>
-            </w:r>
-            <w:proofErr w:type="spellStart"/>
-            <w:r>
-              <w:rPr>
-                <w:rFonts w:ascii="Calibri" w:hAnsi="Calibri" w:cs="Arial"/>
-                <w:i/>
-                <w:color w:val="0070C0"/>
-                <w:sz w:val="18"/>
-                <w:szCs w:val="20"/>
-                <w:lang w:val="es-419" w:eastAsia="es-CL"/>
-              </w:rPr>
-              <w:t>APIs</w:t>
-            </w:r>
-            <w:proofErr w:type="spellEnd"/>
-            <w:r>
-              <w:rPr>
-                <w:rFonts w:ascii="Calibri" w:hAnsi="Calibri" w:cs="Arial"/>
-                <w:i/>
-                <w:color w:val="0070C0"/>
-                <w:sz w:val="18"/>
-                <w:szCs w:val="20"/>
-                <w:lang w:val="es-419" w:eastAsia="es-CL"/>
-              </w:rPr>
-              <w:t xml:space="preserve"> junior. Posteriormente, me gustaría especializarme en automatización de pruebas y seguridad de software, contribuyendo a que las aplicaciones sean más confiables, seguras y eficientes.</w:t>
+              <w:t>Laboralmente, me proyecto comenzando como QA Tester, analista de calidad o tester de APIs junior. Posteriormente, me gustaría especializarme en automatización de pruebas y seguridad de software, contribuyendo a que las aplicaciones sean más confiables, seguras y eficientes.</w:t>
             </w:r>
           </w:p>
           <w:p>
@@ -5233,6 +3864,7 @@
   <w:style w:type="character" w:default="1" w:styleId="Fuentedeprrafopredeter">
     <w:name w:val="Default Paragraph Font"/>
     <w:uiPriority w:val="1"/>
+    <w:semiHidden/>
     <w:unhideWhenUsed/>
   </w:style>
   <w:style w:type="table" w:default="1" w:styleId="Tablanormal">
@@ -5803,6 +4435,12 @@
 </file>
 
 <file path=customXml/item1.xml><?xml version="1.0" encoding="utf-8"?>
+<p:properties xmlns:p="http://schemas.microsoft.com/office/2006/metadata/properties" xmlns:xsi="http://www.w3.org/2001/XMLSchema-instance" xmlns:pc="http://schemas.microsoft.com/office/infopath/2007/PartnerControls">
+  <documentManagement/>
+</p:properties>
+</file>
+
+<file path=customXml/item2.xml><?xml version="1.0" encoding="utf-8"?>
 <ct:contentTypeSchema xmlns:ct="http://schemas.microsoft.com/office/2006/metadata/contentType" xmlns:ma="http://schemas.microsoft.com/office/2006/metadata/properties/metaAttributes" ct:_="" ma:_="" ma:contentTypeName="Documento" ma:contentTypeID="0x010100E96778489EE7714D8BD12CC105EB918B" ma:contentTypeVersion="2" ma:contentTypeDescription="Crear nuevo documento." ma:contentTypeScope="" ma:versionID="416c5c7ae9b5d54d83875cd3c65194e3">
   <xsd:schema xmlns:xsd="http://www.w3.org/2001/XMLSchema" xmlns:xs="http://www.w3.org/2001/XMLSchema" xmlns:p="http://schemas.microsoft.com/office/2006/metadata/properties" xmlns:ns2="126e8a1c-9ea9-435a-ac89-d06c80d62e30" targetNamespace="http://schemas.microsoft.com/office/2006/metadata/properties" ma:root="true" ma:fieldsID="70a237c842677bd850644f8595079f5e" ns2:_="">
     <xsd:import namespace="126e8a1c-9ea9-435a-ac89-d06c80d62e30"/>
@@ -5934,13 +4572,11 @@
 </ct:contentTypeSchema>
 </file>
 
-<file path=customXml/item2.xml><?xml version="1.0" encoding="utf-8"?>
-<p:properties xmlns:p="http://schemas.microsoft.com/office/2006/metadata/properties" xmlns:xsi="http://www.w3.org/2001/XMLSchema-instance" xmlns:pc="http://schemas.microsoft.com/office/infopath/2007/PartnerControls">
-  <documentManagement/>
-</p:properties>
+<file path=customXml/item3.xml><?xml version="1.0" encoding="utf-8"?>
+<b:Sources xmlns:b="http://schemas.openxmlformats.org/officeDocument/2006/bibliography" xmlns="http://schemas.openxmlformats.org/officeDocument/2006/bibliography" SelectedStyle="\APASixthEditionOfficeOnline.xsl" StyleName="APA" Version="6"/>
 </file>
 
-<file path=customXml/item3.xml><?xml version="1.0" encoding="utf-8"?>
+<file path=customXml/item4.xml><?xml version="1.0" encoding="utf-8"?>
 <?mso-contentType ?>
 <FormTemplates xmlns="http://schemas.microsoft.com/sharepoint/v3/contenttype/forms">
   <Display>DocumentLibraryForm</Display>
@@ -5949,11 +4585,16 @@
 </FormTemplates>
 </file>
 
-<file path=customXml/item4.xml><?xml version="1.0" encoding="utf-8"?>
-<b:Sources xmlns:b="http://schemas.openxmlformats.org/officeDocument/2006/bibliography" xmlns="http://schemas.openxmlformats.org/officeDocument/2006/bibliography" SelectedStyle="\APASixthEditionOfficeOnline.xsl" StyleName="APA" Version="6"/>
+<file path=customXml/itemProps1.xml><?xml version="1.0" encoding="utf-8"?>
+<ds:datastoreItem xmlns:ds="http://schemas.openxmlformats.org/officeDocument/2006/customXml" ds:itemID="{372B79FC-6971-4544-98C5-83069028712A}">
+  <ds:schemaRefs>
+    <ds:schemaRef ds:uri="http://schemas.microsoft.com/office/2006/metadata/properties"/>
+    <ds:schemaRef ds:uri="http://schemas.microsoft.com/office/infopath/2007/PartnerControls"/>
+  </ds:schemaRefs>
+</ds:datastoreItem>
 </file>
 
-<file path=customXml/itemProps1.xml><?xml version="1.0" encoding="utf-8"?>
+<file path=customXml/itemProps2.xml><?xml version="1.0" encoding="utf-8"?>
 <ds:datastoreItem xmlns:ds="http://schemas.openxmlformats.org/officeDocument/2006/customXml" ds:itemID="{1A4E63CB-0BBC-477D-B96D-0B1E89CFECED}">
   <ds:schemaRefs>
     <ds:schemaRef ds:uri="http://schemas.microsoft.com/office/2006/metadata/contentType"/>
@@ -5971,27 +4612,18 @@
 </ds:datastoreItem>
 </file>
 
-<file path=customXml/itemProps2.xml><?xml version="1.0" encoding="utf-8"?>
-<ds:datastoreItem xmlns:ds="http://schemas.openxmlformats.org/officeDocument/2006/customXml" ds:itemID="{372B79FC-6971-4544-98C5-83069028712A}">
+<file path=customXml/itemProps3.xml><?xml version="1.0" encoding="utf-8"?>
+<ds:datastoreItem xmlns:ds="http://schemas.openxmlformats.org/officeDocument/2006/customXml" ds:itemID="{BDCED711-E314-4C22-B587-D275DD8897EC}">
   <ds:schemaRefs>
-    <ds:schemaRef ds:uri="http://schemas.microsoft.com/office/2006/metadata/properties"/>
-    <ds:schemaRef ds:uri="http://schemas.microsoft.com/office/infopath/2007/PartnerControls"/>
+    <ds:schemaRef ds:uri="http://schemas.openxmlformats.org/officeDocument/2006/bibliography"/>
   </ds:schemaRefs>
 </ds:datastoreItem>
 </file>
 
-<file path=customXml/itemProps3.xml><?xml version="1.0" encoding="utf-8"?>
+<file path=customXml/itemProps4.xml><?xml version="1.0" encoding="utf-8"?>
 <ds:datastoreItem xmlns:ds="http://schemas.openxmlformats.org/officeDocument/2006/customXml" ds:itemID="{DB26575A-B7B3-4412-B642-D3B0845180CC}">
   <ds:schemaRefs>
     <ds:schemaRef ds:uri="http://schemas.microsoft.com/sharepoint/v3/contenttype/forms"/>
   </ds:schemaRefs>
 </ds:datastoreItem>
-</file>
-
-<file path=customXml/itemProps4.xml><?xml version="1.0" encoding="utf-8"?>
-<ds:datastoreItem xmlns:ds="http://schemas.openxmlformats.org/officeDocument/2006/customXml" ds:itemID="{BDCED711-E314-4C22-B587-D275DD8897EC}">
-  <ds:schemaRefs>
-    <ds:schemaRef ds:uri="http://schemas.openxmlformats.org/officeDocument/2006/bibliography"/>
-  </ds:schemaRefs>
-</ds:datastoreItem>
 </file>
--- a/Fase 2/Evidencias Grupales/2.6_GuiaEstudiante_Fase 2_Informe Final Proyecto APT.docx
+++ b/Fase 2/Evidencias Grupales/2.6_GuiaEstudiante_Fase 2_Informe Final Proyecto APT.docx
@@ -1147,19 +1147,7 @@
                 <w:szCs w:val="20"/>
                 <w:lang w:val="es-419" w:eastAsia="es-CL"/>
               </w:rPr>
-              <w:t xml:space="preserve">, organizando el trabajo en sprints y priorizando las funcionalidades mediante un Product Backlog. Esta metodología permitió dividir el proyecto en entregas parciales, revisar periódicamente los </w:t>
-            </w:r>
-            <w:r>
-              <w:rPr>
-                <w:rFonts w:ascii="Calibri" w:hAnsi="Calibri" w:cs="Arial"/>
-                <w:i/>
-                <w:color w:val="0070C0"/>
-                <w:sz w:val="18"/>
-                <w:szCs w:val="20"/>
-                <w:lang w:val="es-419" w:eastAsia="es-CL"/>
-              </w:rPr>
-              <w:lastRenderedPageBreak/>
-              <w:t>avances y realizar ajustes de acuerdo con las necesidades identificadas durante el desarrollo.</w:t>
+              <w:t>, organizando el trabajo en sprints y priorizando las funcionalidades mediante un Product Backlog. Esta metodología permitió dividir el proyecto en entregas parciales, revisar periódicamente los avances y realizar ajustes de acuerdo con las necesidades identificadas durante el desarrollo.</w:t>
             </w:r>
           </w:p>
           <w:p>
@@ -1205,7 +1193,7 @@
                 <w:szCs w:val="20"/>
                 <w:lang w:val="es-419" w:eastAsia="es-CL"/>
               </w:rPr>
-              <w:t>La metodología Scrum se complementó con prácticas de desarrollo de software como:</w:t>
+              <w:t>La metodología Scrum (Schwaber y Sutherland, 2020) se complementó con prácticas de desarrollo de software como:</w:t>
             </w:r>
           </w:p>
           <w:p>
@@ -1286,6 +1274,7 @@
                 <w:szCs w:val="20"/>
                 <w:lang w:val="es-419" w:eastAsia="es-CL"/>
               </w:rPr>
+              <w:lastRenderedPageBreak/>
               <w:t>Elaboración de Product Vision.</w:t>
             </w:r>
           </w:p>
@@ -1545,7 +1534,7 @@
                 <w:szCs w:val="20"/>
                 <w:lang w:val="es-419" w:eastAsia="es-CL"/>
               </w:rPr>
-              <w:t>Durante el desarrollo se analizó el sistema existente, se definieron usuarios y roles, se diseñó una arquitectura basada en React, FastAPI y SQL Server, y se implementó una API para autenticación y administración de usuarios. También se incorporaron JWT, bcrypt, Alembic, Docker, React Router y pruebas para validar los permisos.</w:t>
+              <w:t>Durante el desarrollo se analizó el sistema existente, se definieron usuarios y roles, se diseñó una arquitectura basada en React (Meta Open Source, s. f.), FastAPI (Ramírez, s. f.) y SQL Server (Microsoft, s. f.), y se implementó una API para autenticación y administración de usuarios. También se incorporaron JWT, bcrypt, Alembic, Docker, React Router y pruebas para validar los permisos.</w:t>
             </w:r>
           </w:p>
           <w:p>
@@ -1591,7 +1580,7 @@
                 <w:szCs w:val="20"/>
                 <w:lang w:val="es-419" w:eastAsia="es-CL"/>
               </w:rPr>
-              <w:t>Como facilitadores se utilizaron Docker, FastAPI, SQLAlchemy, Pydantic, Alembic, React, la documentación del proyecto y la organización mediante Scrum. Como ajuste principal se priorizó la autenticación, los usuarios y los roles, dejando los módulos de recepción, procesamiento, catálogos y auditoría completa para las siguientes etapas del proyecto.</w:t>
+              <w:t>Como facilitadores se utilizaron Docker (Docker Inc., s. f.), FastAPI, SQLAlchemy (SQLAlchemy, s. f.), Pydantic (Pydantic, s. f.), Alembic (Alembic, s. f.), React, la documentación del proyecto y la organización mediante Scrum. Como ajuste principal se priorizó la autenticación, los usuarios y los roles, dejando los módulos de recepción, procesamiento, catálogos y auditoría completa para las siguientes etapas del proyecto.</w:t>
             </w:r>
           </w:p>
           <w:p>
@@ -1884,7 +1873,7 @@
                 <w:szCs w:val="20"/>
                 <w:lang w:val="es-419" w:eastAsia="es-CL"/>
               </w:rPr>
-              <w:t>Evidencias técnicas: actas de pruebas de E1 con 32 pruebas de aceptación aprobadas (15 pruebas HTTP y 17 complementarias) y 15 pruebas automáticas de las dependencias de autorización (sistema/backend/tests/probar_deps.py).</w:t>
+              <w:t>Evidencias técnicas: actas de pruebas de E1 con 32 pruebas de aceptación aprobadas (15 pruebas HTTP y 17 complementarias) y 14 pruebas automáticas de las dependencias de autorización (sistema/backend/tests/probar_deps.py).</w:t>
             </w:r>
           </w:p>
           <w:p>
@@ -1958,6 +1947,7 @@
                 <w:sz w:val="18"/>
                 <w:szCs w:val="18"/>
               </w:rPr>
+              <w:lastRenderedPageBreak/>
               <w:t>6. Intereses y proyecciones profesionales</w:t>
             </w:r>
           </w:p>
@@ -2124,6 +2114,278 @@
       </w:pPr>
     </w:p>
     <w:p/>
+    <w:p>
+      <w:pPr>
+        <w:spacing w:before="360" w:after="120"/>
+      </w:pPr>
+      <w:r>
+        <w:rPr>
+          <w:rFonts w:cstheme="minorHAnsi"/>
+          <w:b/>
+          <w:bCs/>
+          <w:sz w:val="28"/>
+          <w:szCs w:val="28"/>
+          <w:lang w:eastAsia="es-CL"/>
+        </w:rPr>
+        <w:t>Referencias</w:t>
+      </w:r>
+    </w:p>
+    <w:p>
+      <w:pPr>
+        <w:spacing w:after="120"/>
+        <w:ind w:left="720" w:hanging="720"/>
+        <w:rPr>
+          <w:lang w:eastAsia="es-CL"/>
+        </w:rPr>
+      </w:pPr>
+      <w:r>
+        <w:rPr>
+          <w:rFonts w:cstheme="minorHAnsi"/>
+          <w:lang w:eastAsia="es-CL"/>
+        </w:rPr>
+        <w:t xml:space="preserve">Alembic. (s. f.). </w:t>
+      </w:r>
+      <w:r>
+        <w:rPr>
+          <w:rFonts w:cstheme="minorHAnsi"/>
+          <w:i/>
+          <w:iCs/>
+          <w:lang w:eastAsia="es-CL"/>
+        </w:rPr>
+        <w:t>Alembic documentation</w:t>
+      </w:r>
+      <w:r>
+        <w:rPr>
+          <w:rFonts w:cstheme="minorHAnsi"/>
+          <w:lang w:eastAsia="es-CL"/>
+        </w:rPr>
+        <w:t>. https://alembic.sqlalchemy.org/</w:t>
+      </w:r>
+    </w:p>
+    <w:p>
+      <w:pPr>
+        <w:spacing w:after="120"/>
+        <w:ind w:left="720" w:hanging="720"/>
+        <w:rPr>
+          <w:lang w:eastAsia="es-CL"/>
+        </w:rPr>
+      </w:pPr>
+      <w:r>
+        <w:rPr>
+          <w:rFonts w:cstheme="minorHAnsi"/>
+          <w:lang w:eastAsia="es-CL"/>
+        </w:rPr>
+        <w:t xml:space="preserve">Docker Inc. (s. f.). </w:t>
+      </w:r>
+      <w:r>
+        <w:rPr>
+          <w:rFonts w:cstheme="minorHAnsi"/>
+          <w:i/>
+          <w:iCs/>
+          <w:lang w:eastAsia="es-CL"/>
+        </w:rPr>
+        <w:t>Docker Compose</w:t>
+      </w:r>
+      <w:r>
+        <w:rPr>
+          <w:rFonts w:cstheme="minorHAnsi"/>
+          <w:lang w:eastAsia="es-CL"/>
+        </w:rPr>
+        <w:t>. Docker Docs. https://docs.docker.com/compose/</w:t>
+      </w:r>
+    </w:p>
+    <w:p>
+      <w:pPr>
+        <w:spacing w:after="120"/>
+        <w:ind w:left="720" w:hanging="720"/>
+        <w:rPr>
+          <w:lang w:eastAsia="es-CL"/>
+        </w:rPr>
+      </w:pPr>
+      <w:r>
+        <w:rPr>
+          <w:rFonts w:cstheme="minorHAnsi"/>
+          <w:lang w:eastAsia="es-CL"/>
+        </w:rPr>
+        <w:t xml:space="preserve">Meta Open Source. (s. f.). </w:t>
+      </w:r>
+      <w:r>
+        <w:rPr>
+          <w:rFonts w:cstheme="minorHAnsi"/>
+          <w:i/>
+          <w:iCs/>
+          <w:lang w:eastAsia="es-CL"/>
+        </w:rPr>
+        <w:t>React</w:t>
+      </w:r>
+      <w:r>
+        <w:rPr>
+          <w:rFonts w:cstheme="minorHAnsi"/>
+          <w:lang w:eastAsia="es-CL"/>
+        </w:rPr>
+        <w:t>. https://react.dev/</w:t>
+      </w:r>
+    </w:p>
+    <w:p>
+      <w:pPr>
+        <w:spacing w:after="120"/>
+        <w:ind w:left="720" w:hanging="720"/>
+        <w:rPr>
+          <w:lang w:eastAsia="es-CL"/>
+        </w:rPr>
+      </w:pPr>
+      <w:r>
+        <w:rPr>
+          <w:rFonts w:cstheme="minorHAnsi"/>
+          <w:lang w:eastAsia="es-CL"/>
+        </w:rPr>
+        <w:t xml:space="preserve">Microsoft. (s. f.). </w:t>
+      </w:r>
+      <w:r>
+        <w:rPr>
+          <w:rFonts w:cstheme="minorHAnsi"/>
+          <w:i/>
+          <w:iCs/>
+          <w:lang w:eastAsia="es-CL"/>
+        </w:rPr>
+        <w:t>Documentación técnica de SQL Server</w:t>
+      </w:r>
+      <w:r>
+        <w:rPr>
+          <w:rFonts w:cstheme="minorHAnsi"/>
+          <w:lang w:eastAsia="es-CL"/>
+        </w:rPr>
+        <w:t>. Microsoft Learn. https://learn.microsoft.com/es-es/sql/sql-server/</w:t>
+      </w:r>
+    </w:p>
+    <w:p>
+      <w:pPr>
+        <w:spacing w:after="120"/>
+        <w:ind w:left="720" w:hanging="720"/>
+        <w:rPr>
+          <w:lang w:eastAsia="es-CL"/>
+        </w:rPr>
+      </w:pPr>
+      <w:r>
+        <w:rPr>
+          <w:rFonts w:cstheme="minorHAnsi"/>
+          <w:lang w:eastAsia="es-CL"/>
+        </w:rPr>
+        <w:t xml:space="preserve">Pydantic. (s. f.). </w:t>
+      </w:r>
+      <w:r>
+        <w:rPr>
+          <w:rFonts w:cstheme="minorHAnsi"/>
+          <w:i/>
+          <w:iCs/>
+          <w:lang w:eastAsia="es-CL"/>
+        </w:rPr>
+        <w:t>Pydantic documentation</w:t>
+      </w:r>
+      <w:r>
+        <w:rPr>
+          <w:rFonts w:cstheme="minorHAnsi"/>
+          <w:lang w:eastAsia="es-CL"/>
+        </w:rPr>
+        <w:t>. https://docs.pydantic.dev/</w:t>
+      </w:r>
+    </w:p>
+    <w:p>
+      <w:pPr>
+        <w:spacing w:after="120"/>
+        <w:ind w:left="720" w:hanging="720"/>
+        <w:rPr>
+          <w:lang w:eastAsia="es-CL"/>
+        </w:rPr>
+      </w:pPr>
+      <w:r>
+        <w:rPr>
+          <w:rFonts w:cstheme="minorHAnsi"/>
+          <w:lang w:eastAsia="es-CL"/>
+        </w:rPr>
+        <w:t xml:space="preserve">Ramírez, S. (s. f.). </w:t>
+      </w:r>
+      <w:r>
+        <w:rPr>
+          <w:rFonts w:cstheme="minorHAnsi"/>
+          <w:i/>
+          <w:iCs/>
+          <w:lang w:eastAsia="es-CL"/>
+        </w:rPr>
+        <w:t>FastAPI</w:t>
+      </w:r>
+      <w:r>
+        <w:rPr>
+          <w:rFonts w:cstheme="minorHAnsi"/>
+          <w:lang w:eastAsia="es-CL"/>
+        </w:rPr>
+        <w:t>. https://fastapi.tiangolo.com/</w:t>
+      </w:r>
+    </w:p>
+    <w:p>
+      <w:pPr>
+        <w:spacing w:after="120"/>
+        <w:ind w:left="720" w:hanging="720"/>
+        <w:rPr>
+          <w:lang w:eastAsia="es-CL"/>
+        </w:rPr>
+      </w:pPr>
+      <w:r>
+        <w:rPr>
+          <w:rFonts w:cstheme="minorHAnsi"/>
+          <w:lang w:eastAsia="es-CL"/>
+        </w:rPr>
+        <w:t xml:space="preserve">Schwaber, K. y Sutherland, J. (2020). </w:t>
+      </w:r>
+      <w:r>
+        <w:rPr>
+          <w:rFonts w:cstheme="minorHAnsi"/>
+          <w:i/>
+          <w:iCs/>
+          <w:lang w:eastAsia="es-CL"/>
+        </w:rPr>
+        <w:t>La Guía Scrum</w:t>
+      </w:r>
+      <w:r>
+        <w:rPr>
+          <w:rFonts w:cstheme="minorHAnsi"/>
+          <w:lang w:eastAsia="es-CL"/>
+        </w:rPr>
+        <w:t>. https://scrumguides.org/</w:t>
+      </w:r>
+    </w:p>
+    <w:p>
+      <w:pPr>
+        <w:spacing w:after="120"/>
+        <w:ind w:left="720" w:hanging="720"/>
+        <w:rPr>
+          <w:lang w:eastAsia="es-CL"/>
+        </w:rPr>
+      </w:pPr>
+      <w:r>
+        <w:rPr>
+          <w:rFonts w:cstheme="minorHAnsi"/>
+          <w:lang w:eastAsia="es-CL"/>
+        </w:rPr>
+        <w:t xml:space="preserve">SQLAlchemy. (s. f.). </w:t>
+      </w:r>
+      <w:r>
+        <w:rPr>
+          <w:rFonts w:cstheme="minorHAnsi"/>
+          <w:i/>
+          <w:iCs/>
+          <w:lang w:eastAsia="es-CL"/>
+        </w:rPr>
+        <w:t>SQLAlchemy 2.0 documentation</w:t>
+      </w:r>
+      <w:r>
+        <w:rPr>
+          <w:rFonts w:cstheme="minorHAnsi"/>
+          <w:lang w:eastAsia="es-CL"/>
+        </w:rPr>
+        <w:t>. https://docs.sqlalchemy.org/en/20/</w:t>
+      </w:r>
+    </w:p>
     <w:sectPr>
       <w:headerReference w:type="default" r:id="rId11"/>
       <w:pgSz w:w="11906" w:h="16838"/>
@@ -4435,9 +4697,7 @@
 </file>
 
 <file path=customXml/item1.xml><?xml version="1.0" encoding="utf-8"?>
-<p:properties xmlns:p="http://schemas.microsoft.com/office/2006/metadata/properties" xmlns:xsi="http://www.w3.org/2001/XMLSchema-instance" xmlns:pc="http://schemas.microsoft.com/office/infopath/2007/PartnerControls">
-  <documentManagement/>
-</p:properties>
+<b:Sources xmlns:b="http://schemas.openxmlformats.org/officeDocument/2006/bibliography" xmlns="http://schemas.openxmlformats.org/officeDocument/2006/bibliography" SelectedStyle="\APASixthEditionOfficeOnline.xsl" StyleName="APA" Version="6"/>
 </file>
 
 <file path=customXml/item2.xml><?xml version="1.0" encoding="utf-8"?>
@@ -4573,7 +4833,9 @@
 </file>
 
 <file path=customXml/item3.xml><?xml version="1.0" encoding="utf-8"?>
-<b:Sources xmlns:b="http://schemas.openxmlformats.org/officeDocument/2006/bibliography" xmlns="http://schemas.openxmlformats.org/officeDocument/2006/bibliography" SelectedStyle="\APASixthEditionOfficeOnline.xsl" StyleName="APA" Version="6"/>
+<p:properties xmlns:p="http://schemas.microsoft.com/office/2006/metadata/properties" xmlns:xsi="http://www.w3.org/2001/XMLSchema-instance" xmlns:pc="http://schemas.microsoft.com/office/infopath/2007/PartnerControls">
+  <documentManagement/>
+</p:properties>
 </file>
 
 <file path=customXml/item4.xml><?xml version="1.0" encoding="utf-8"?>
@@ -4586,10 +4848,9 @@
 </file>
 
 <file path=customXml/itemProps1.xml><?xml version="1.0" encoding="utf-8"?>
-<ds:datastoreItem xmlns:ds="http://schemas.openxmlformats.org/officeDocument/2006/customXml" ds:itemID="{372B79FC-6971-4544-98C5-83069028712A}">
+<ds:datastoreItem xmlns:ds="http://schemas.openxmlformats.org/officeDocument/2006/customXml" ds:itemID="{BDCED711-E314-4C22-B587-D275DD8897EC}">
   <ds:schemaRefs>
-    <ds:schemaRef ds:uri="http://schemas.microsoft.com/office/2006/metadata/properties"/>
-    <ds:schemaRef ds:uri="http://schemas.microsoft.com/office/infopath/2007/PartnerControls"/>
+    <ds:schemaRef ds:uri="http://schemas.openxmlformats.org/officeDocument/2006/bibliography"/>
   </ds:schemaRefs>
 </ds:datastoreItem>
 </file>
@@ -4613,9 +4874,10 @@
 </file>
 
 <file path=customXml/itemProps3.xml><?xml version="1.0" encoding="utf-8"?>
-<ds:datastoreItem xmlns:ds="http://schemas.openxmlformats.org/officeDocument/2006/customXml" ds:itemID="{BDCED711-E314-4C22-B587-D275DD8897EC}">
+<ds:datastoreItem xmlns:ds="http://schemas.openxmlformats.org/officeDocument/2006/customXml" ds:itemID="{372B79FC-6971-4544-98C5-83069028712A}">
   <ds:schemaRefs>
-    <ds:schemaRef ds:uri="http://schemas.openxmlformats.org/officeDocument/2006/bibliography"/>
+    <ds:schemaRef ds:uri="http://schemas.microsoft.com/office/2006/metadata/properties"/>
+    <ds:schemaRef ds:uri="http://schemas.microsoft.com/office/infopath/2007/PartnerControls"/>
   </ds:schemaRefs>
 </ds:datastoreItem>
 </file>
